--- a/CPD_2/Рекурсия.docx
+++ b/CPD_2/Рекурсия.docx
@@ -1617,8 +1617,6 @@
         </w:rPr>
         <w:t xml:space="preserve"> дающее сумму b или пока не будут исчерпаны все варианты.</w:t>
       </w:r>
-      <w:bookmarkStart w:id="0" w:name="_GoBack"/>
-      <w:bookmarkEnd w:id="0"/>
     </w:p>
     <w:p>
       <w:pPr>
@@ -1644,6 +1642,7 @@
           <w:rFonts w:ascii="Times New Roman" w:hAnsi="Times New Roman"/>
           <w:sz w:val="28"/>
           <w:szCs w:val="28"/>
+          <w:lang w:val="en-US"/>
         </w:rPr>
       </w:pPr>
       <w:r>
@@ -1662,6 +1661,32 @@
           <w:szCs w:val="28"/>
         </w:rPr>
         <w:t>Рекурсия</w:t>
+      </w:r>
+      <w:r>
+        <w:rPr>
+          <w:rFonts w:ascii="Times New Roman" w:hAnsi="Times New Roman"/>
+          <w:sz w:val="28"/>
+          <w:szCs w:val="28"/>
+          <w:lang w:val="en-US"/>
+        </w:rPr>
+        <w:t xml:space="preserve"> </w:t>
+      </w:r>
+      <w:r>
+        <w:rPr>
+          <w:rFonts w:ascii="Times New Roman" w:hAnsi="Times New Roman"/>
+          <w:sz w:val="28"/>
+          <w:szCs w:val="28"/>
+        </w:rPr>
+        <w:t xml:space="preserve">на </w:t>
+      </w:r>
+      <w:r>
+        <w:rPr>
+          <w:rFonts w:ascii="Times New Roman" w:hAnsi="Times New Roman"/>
+          <w:sz w:val="28"/>
+          <w:szCs w:val="28"/>
+          <w:lang w:val="en-US"/>
+        </w:rPr>
+        <w:t>Python</w:t>
       </w:r>
     </w:p>
     <w:p>
@@ -1788,19 +1813,19 @@
         <w:shd w:val="clear" w:color="auto" w:fill="FFFFFF"/>
         <w:spacing w:after="0" w:line="285" w:lineRule="atLeast"/>
         <w:rPr>
-          <w:rFonts w:ascii="Consolas" w:hAnsi="Consolas"/>
-          <w:color w:val="000000"/>
-          <w:sz w:val="21"/>
-          <w:szCs w:val="21"/>
-          <w:lang w:val="en-US" w:eastAsia="ru-RU"/>
-        </w:rPr>
-      </w:pPr>
-      <w:r>
-        <w:rPr>
-          <w:rFonts w:ascii="Consolas" w:hAnsi="Consolas"/>
-          <w:color w:val="000000"/>
-          <w:sz w:val="21"/>
-          <w:szCs w:val="21"/>
+          <w:rFonts w:ascii="Courier New" w:hAnsi="Courier New" w:cs="Courier New"/>
+          <w:color w:val="000000"/>
+          <w:sz w:val="24"/>
+          <w:szCs w:val="24"/>
+          <w:lang w:val="en-US" w:eastAsia="ru-RU"/>
+        </w:rPr>
+      </w:pPr>
+      <w:r>
+        <w:rPr>
+          <w:rFonts w:ascii="Courier New" w:hAnsi="Courier New" w:cs="Courier New"/>
+          <w:color w:val="000000"/>
+          <w:sz w:val="24"/>
+          <w:szCs w:val="24"/>
           <w:lang w:val="en-US" w:eastAsia="ru-RU"/>
         </w:rPr>
         <w:t xml:space="preserve">  </w:t>
@@ -1808,10 +1833,10 @@
       <w:proofErr w:type="gramStart"/>
       <w:r>
         <w:rPr>
-          <w:rFonts w:ascii="Consolas" w:hAnsi="Consolas"/>
+          <w:rFonts w:ascii="Courier New" w:hAnsi="Courier New" w:cs="Courier New"/>
           <w:color w:val="0000FF"/>
-          <w:sz w:val="21"/>
-          <w:szCs w:val="21"/>
+          <w:sz w:val="24"/>
+          <w:szCs w:val="24"/>
           <w:lang w:val="en-US" w:eastAsia="ru-RU"/>
         </w:rPr>
         <w:t>global</w:t>
@@ -1819,20 +1844,20 @@
       <w:proofErr w:type="gramEnd"/>
       <w:r>
         <w:rPr>
-          <w:rFonts w:ascii="Consolas" w:hAnsi="Consolas"/>
-          <w:color w:val="000000"/>
-          <w:sz w:val="21"/>
-          <w:szCs w:val="21"/>
+          <w:rFonts w:ascii="Courier New" w:hAnsi="Courier New" w:cs="Courier New"/>
+          <w:color w:val="000000"/>
+          <w:sz w:val="24"/>
+          <w:szCs w:val="24"/>
           <w:lang w:val="en-US" w:eastAsia="ru-RU"/>
         </w:rPr>
         <w:t xml:space="preserve"> </w:t>
       </w:r>
       <w:r>
         <w:rPr>
-          <w:rFonts w:ascii="Consolas" w:hAnsi="Consolas"/>
-          <w:color w:val="001080"/>
-          <w:sz w:val="21"/>
-          <w:szCs w:val="21"/>
+          <w:rFonts w:ascii="Courier New" w:hAnsi="Courier New" w:cs="Courier New"/>
+          <w:color w:val="001080"/>
+          <w:sz w:val="24"/>
+          <w:szCs w:val="24"/>
           <w:lang w:val="en-US" w:eastAsia="ru-RU"/>
         </w:rPr>
         <w:t>k</w:t>
@@ -1843,19 +1868,19 @@
         <w:shd w:val="clear" w:color="auto" w:fill="FFFFFF"/>
         <w:spacing w:after="0" w:line="285" w:lineRule="atLeast"/>
         <w:rPr>
-          <w:rFonts w:ascii="Consolas" w:hAnsi="Consolas"/>
-          <w:color w:val="000000"/>
-          <w:sz w:val="21"/>
-          <w:szCs w:val="21"/>
-          <w:lang w:val="en-US" w:eastAsia="ru-RU"/>
-        </w:rPr>
-      </w:pPr>
-      <w:r>
-        <w:rPr>
-          <w:rFonts w:ascii="Consolas" w:hAnsi="Consolas"/>
-          <w:color w:val="000000"/>
-          <w:sz w:val="21"/>
-          <w:szCs w:val="21"/>
+          <w:rFonts w:ascii="Courier New" w:hAnsi="Courier New" w:cs="Courier New"/>
+          <w:color w:val="000000"/>
+          <w:sz w:val="24"/>
+          <w:szCs w:val="24"/>
+          <w:lang w:val="en-US" w:eastAsia="ru-RU"/>
+        </w:rPr>
+      </w:pPr>
+      <w:r>
+        <w:rPr>
+          <w:rFonts w:ascii="Courier New" w:hAnsi="Courier New" w:cs="Courier New"/>
+          <w:color w:val="000000"/>
+          <w:sz w:val="24"/>
+          <w:szCs w:val="24"/>
           <w:lang w:val="en-US" w:eastAsia="ru-RU"/>
         </w:rPr>
         <w:t xml:space="preserve">  </w:t>
@@ -1863,10 +1888,10 @@
       <w:proofErr w:type="gramStart"/>
       <w:r>
         <w:rPr>
-          <w:rFonts w:ascii="Consolas" w:hAnsi="Consolas"/>
+          <w:rFonts w:ascii="Courier New" w:hAnsi="Courier New" w:cs="Courier New"/>
           <w:color w:val="0000FF"/>
-          <w:sz w:val="21"/>
-          <w:szCs w:val="21"/>
+          <w:sz w:val="24"/>
+          <w:szCs w:val="24"/>
           <w:lang w:val="en-US" w:eastAsia="ru-RU"/>
         </w:rPr>
         <w:t>global</w:t>
@@ -1874,20 +1899,20 @@
       <w:proofErr w:type="gramEnd"/>
       <w:r>
         <w:rPr>
-          <w:rFonts w:ascii="Consolas" w:hAnsi="Consolas"/>
-          <w:color w:val="000000"/>
-          <w:sz w:val="21"/>
-          <w:szCs w:val="21"/>
+          <w:rFonts w:ascii="Courier New" w:hAnsi="Courier New" w:cs="Courier New"/>
+          <w:color w:val="000000"/>
+          <w:sz w:val="24"/>
+          <w:szCs w:val="24"/>
           <w:lang w:val="en-US" w:eastAsia="ru-RU"/>
         </w:rPr>
         <w:t xml:space="preserve"> </w:t>
       </w:r>
       <w:r>
         <w:rPr>
-          <w:rFonts w:ascii="Consolas" w:hAnsi="Consolas"/>
-          <w:color w:val="001080"/>
-          <w:sz w:val="21"/>
-          <w:szCs w:val="21"/>
+          <w:rFonts w:ascii="Courier New" w:hAnsi="Courier New" w:cs="Courier New"/>
+          <w:color w:val="001080"/>
+          <w:sz w:val="24"/>
+          <w:szCs w:val="24"/>
           <w:lang w:val="en-US" w:eastAsia="ru-RU"/>
         </w:rPr>
         <w:t>l</w:t>
@@ -1898,19 +1923,19 @@
         <w:shd w:val="clear" w:color="auto" w:fill="FFFFFF"/>
         <w:spacing w:after="0" w:line="285" w:lineRule="atLeast"/>
         <w:rPr>
-          <w:rFonts w:ascii="Consolas" w:hAnsi="Consolas"/>
-          <w:color w:val="000000"/>
-          <w:sz w:val="21"/>
-          <w:szCs w:val="21"/>
-          <w:lang w:val="en-US" w:eastAsia="ru-RU"/>
-        </w:rPr>
-      </w:pPr>
-      <w:r>
-        <w:rPr>
-          <w:rFonts w:ascii="Consolas" w:hAnsi="Consolas"/>
-          <w:color w:val="000000"/>
-          <w:sz w:val="21"/>
-          <w:szCs w:val="21"/>
+          <w:rFonts w:ascii="Courier New" w:hAnsi="Courier New" w:cs="Courier New"/>
+          <w:color w:val="000000"/>
+          <w:sz w:val="24"/>
+          <w:szCs w:val="24"/>
+          <w:lang w:val="en-US" w:eastAsia="ru-RU"/>
+        </w:rPr>
+      </w:pPr>
+      <w:r>
+        <w:rPr>
+          <w:rFonts w:ascii="Courier New" w:hAnsi="Courier New" w:cs="Courier New"/>
+          <w:color w:val="000000"/>
+          <w:sz w:val="24"/>
+          <w:szCs w:val="24"/>
           <w:lang w:val="en-US" w:eastAsia="ru-RU"/>
         </w:rPr>
         <w:t xml:space="preserve">  </w:t>
@@ -1918,10 +1943,10 @@
       <w:proofErr w:type="gramStart"/>
       <w:r>
         <w:rPr>
-          <w:rFonts w:ascii="Consolas" w:hAnsi="Consolas"/>
+          <w:rFonts w:ascii="Courier New" w:hAnsi="Courier New" w:cs="Courier New"/>
           <w:color w:val="AF00DB"/>
-          <w:sz w:val="21"/>
-          <w:szCs w:val="21"/>
+          <w:sz w:val="24"/>
+          <w:szCs w:val="24"/>
           <w:lang w:val="en-US" w:eastAsia="ru-RU"/>
         </w:rPr>
         <w:t>if</w:t>
@@ -1929,50 +1954,50 @@
       <w:proofErr w:type="gramEnd"/>
       <w:r>
         <w:rPr>
-          <w:rFonts w:ascii="Consolas" w:hAnsi="Consolas"/>
-          <w:color w:val="000000"/>
-          <w:sz w:val="21"/>
-          <w:szCs w:val="21"/>
+          <w:rFonts w:ascii="Courier New" w:hAnsi="Courier New" w:cs="Courier New"/>
+          <w:color w:val="000000"/>
+          <w:sz w:val="24"/>
+          <w:szCs w:val="24"/>
           <w:lang w:val="en-US" w:eastAsia="ru-RU"/>
         </w:rPr>
         <w:t xml:space="preserve"> </w:t>
       </w:r>
       <w:r>
         <w:rPr>
-          <w:rFonts w:ascii="Consolas" w:hAnsi="Consolas"/>
-          <w:color w:val="001080"/>
-          <w:sz w:val="21"/>
-          <w:szCs w:val="21"/>
+          <w:rFonts w:ascii="Courier New" w:hAnsi="Courier New" w:cs="Courier New"/>
+          <w:color w:val="001080"/>
+          <w:sz w:val="24"/>
+          <w:szCs w:val="24"/>
           <w:lang w:val="en-US" w:eastAsia="ru-RU"/>
         </w:rPr>
         <w:t>k</w:t>
       </w:r>
       <w:r>
         <w:rPr>
-          <w:rFonts w:ascii="Consolas" w:hAnsi="Consolas"/>
-          <w:color w:val="000000"/>
-          <w:sz w:val="21"/>
-          <w:szCs w:val="21"/>
+          <w:rFonts w:ascii="Courier New" w:hAnsi="Courier New" w:cs="Courier New"/>
+          <w:color w:val="000000"/>
+          <w:sz w:val="24"/>
+          <w:szCs w:val="24"/>
           <w:lang w:val="en-US" w:eastAsia="ru-RU"/>
         </w:rPr>
         <w:t>!=</w:t>
       </w:r>
       <w:r>
         <w:rPr>
-          <w:rFonts w:ascii="Consolas" w:hAnsi="Consolas"/>
+          <w:rFonts w:ascii="Courier New" w:hAnsi="Courier New" w:cs="Courier New"/>
           <w:color w:val="A31515"/>
-          <w:sz w:val="21"/>
-          <w:szCs w:val="21"/>
+          <w:sz w:val="24"/>
+          <w:szCs w:val="24"/>
           <w:lang w:val="en-US" w:eastAsia="ru-RU"/>
         </w:rPr>
         <w:t>''</w:t>
       </w:r>
       <w:r>
         <w:rPr>
-          <w:rFonts w:ascii="Consolas" w:hAnsi="Consolas"/>
-          <w:color w:val="000000"/>
-          <w:sz w:val="21"/>
-          <w:szCs w:val="21"/>
+          <w:rFonts w:ascii="Courier New" w:hAnsi="Courier New" w:cs="Courier New"/>
+          <w:color w:val="000000"/>
+          <w:sz w:val="24"/>
+          <w:szCs w:val="24"/>
           <w:lang w:val="en-US" w:eastAsia="ru-RU"/>
         </w:rPr>
         <w:t>:</w:t>
@@ -1983,19 +2008,19 @@
         <w:shd w:val="clear" w:color="auto" w:fill="FFFFFF"/>
         <w:spacing w:after="0" w:line="285" w:lineRule="atLeast"/>
         <w:rPr>
-          <w:rFonts w:ascii="Consolas" w:hAnsi="Consolas"/>
-          <w:color w:val="000000"/>
-          <w:sz w:val="21"/>
-          <w:szCs w:val="21"/>
-          <w:lang w:val="en-US" w:eastAsia="ru-RU"/>
-        </w:rPr>
-      </w:pPr>
-      <w:r>
-        <w:rPr>
-          <w:rFonts w:ascii="Consolas" w:hAnsi="Consolas"/>
-          <w:color w:val="000000"/>
-          <w:sz w:val="21"/>
-          <w:szCs w:val="21"/>
+          <w:rFonts w:ascii="Courier New" w:hAnsi="Courier New" w:cs="Courier New"/>
+          <w:color w:val="000000"/>
+          <w:sz w:val="24"/>
+          <w:szCs w:val="24"/>
+          <w:lang w:val="en-US" w:eastAsia="ru-RU"/>
+        </w:rPr>
+      </w:pPr>
+      <w:r>
+        <w:rPr>
+          <w:rFonts w:ascii="Courier New" w:hAnsi="Courier New" w:cs="Courier New"/>
+          <w:color w:val="000000"/>
+          <w:sz w:val="24"/>
+          <w:szCs w:val="24"/>
           <w:lang w:val="en-US" w:eastAsia="ru-RU"/>
         </w:rPr>
         <w:t xml:space="preserve">    </w:t>
@@ -2003,10 +2028,10 @@
       <w:proofErr w:type="gramStart"/>
       <w:r>
         <w:rPr>
-          <w:rFonts w:ascii="Consolas" w:hAnsi="Consolas"/>
+          <w:rFonts w:ascii="Courier New" w:hAnsi="Courier New" w:cs="Courier New"/>
           <w:color w:val="AF00DB"/>
-          <w:sz w:val="21"/>
-          <w:szCs w:val="21"/>
+          <w:sz w:val="24"/>
+          <w:szCs w:val="24"/>
           <w:lang w:val="en-US" w:eastAsia="ru-RU"/>
         </w:rPr>
         <w:t>return</w:t>
@@ -2014,20 +2039,20 @@
       <w:proofErr w:type="gramEnd"/>
       <w:r>
         <w:rPr>
-          <w:rFonts w:ascii="Consolas" w:hAnsi="Consolas"/>
-          <w:color w:val="000000"/>
-          <w:sz w:val="21"/>
-          <w:szCs w:val="21"/>
+          <w:rFonts w:ascii="Courier New" w:hAnsi="Courier New" w:cs="Courier New"/>
+          <w:color w:val="000000"/>
+          <w:sz w:val="24"/>
+          <w:szCs w:val="24"/>
           <w:lang w:val="en-US" w:eastAsia="ru-RU"/>
         </w:rPr>
         <w:t xml:space="preserve"> </w:t>
       </w:r>
       <w:r>
         <w:rPr>
-          <w:rFonts w:ascii="Consolas" w:hAnsi="Consolas"/>
+          <w:rFonts w:ascii="Courier New" w:hAnsi="Courier New" w:cs="Courier New"/>
           <w:color w:val="098658"/>
-          <w:sz w:val="21"/>
-          <w:szCs w:val="21"/>
+          <w:sz w:val="24"/>
+          <w:szCs w:val="24"/>
           <w:lang w:val="en-US" w:eastAsia="ru-RU"/>
         </w:rPr>
         <w:t>0</w:t>
@@ -2038,19 +2063,19 @@
         <w:shd w:val="clear" w:color="auto" w:fill="FFFFFF"/>
         <w:spacing w:after="0" w:line="285" w:lineRule="atLeast"/>
         <w:rPr>
-          <w:rFonts w:ascii="Consolas" w:hAnsi="Consolas"/>
-          <w:color w:val="000000"/>
-          <w:sz w:val="21"/>
-          <w:szCs w:val="21"/>
-          <w:lang w:val="en-US" w:eastAsia="ru-RU"/>
-        </w:rPr>
-      </w:pPr>
-      <w:r>
-        <w:rPr>
-          <w:rFonts w:ascii="Consolas" w:hAnsi="Consolas"/>
-          <w:color w:val="000000"/>
-          <w:sz w:val="21"/>
-          <w:szCs w:val="21"/>
+          <w:rFonts w:ascii="Courier New" w:hAnsi="Courier New" w:cs="Courier New"/>
+          <w:color w:val="000000"/>
+          <w:sz w:val="24"/>
+          <w:szCs w:val="24"/>
+          <w:lang w:val="en-US" w:eastAsia="ru-RU"/>
+        </w:rPr>
+      </w:pPr>
+      <w:r>
+        <w:rPr>
+          <w:rFonts w:ascii="Courier New" w:hAnsi="Courier New" w:cs="Courier New"/>
+          <w:color w:val="000000"/>
+          <w:sz w:val="24"/>
+          <w:szCs w:val="24"/>
           <w:lang w:val="en-US" w:eastAsia="ru-RU"/>
         </w:rPr>
         <w:t xml:space="preserve">  </w:t>
@@ -2058,10 +2083,10 @@
       <w:proofErr w:type="gramStart"/>
       <w:r>
         <w:rPr>
-          <w:rFonts w:ascii="Consolas" w:hAnsi="Consolas"/>
+          <w:rFonts w:ascii="Courier New" w:hAnsi="Courier New" w:cs="Courier New"/>
           <w:color w:val="AF00DB"/>
-          <w:sz w:val="21"/>
-          <w:szCs w:val="21"/>
+          <w:sz w:val="24"/>
+          <w:szCs w:val="24"/>
           <w:lang w:val="en-US" w:eastAsia="ru-RU"/>
         </w:rPr>
         <w:t>if</w:t>
@@ -2069,10 +2094,10 @@
       <w:proofErr w:type="gramEnd"/>
       <w:r>
         <w:rPr>
-          <w:rFonts w:ascii="Consolas" w:hAnsi="Consolas"/>
-          <w:color w:val="000000"/>
-          <w:sz w:val="21"/>
-          <w:szCs w:val="21"/>
+          <w:rFonts w:ascii="Courier New" w:hAnsi="Courier New" w:cs="Courier New"/>
+          <w:color w:val="000000"/>
+          <w:sz w:val="24"/>
+          <w:szCs w:val="24"/>
           <w:lang w:val="en-US" w:eastAsia="ru-RU"/>
         </w:rPr>
         <w:t xml:space="preserve"> </w:t>
@@ -2080,10 +2105,10 @@
       <w:proofErr w:type="spellStart"/>
       <w:r>
         <w:rPr>
-          <w:rFonts w:ascii="Consolas" w:hAnsi="Consolas"/>
-          <w:color w:val="001080"/>
-          <w:sz w:val="21"/>
-          <w:szCs w:val="21"/>
+          <w:rFonts w:ascii="Courier New" w:hAnsi="Courier New" w:cs="Courier New"/>
+          <w:color w:val="001080"/>
+          <w:sz w:val="24"/>
+          <w:szCs w:val="24"/>
           <w:lang w:val="en-US" w:eastAsia="ru-RU"/>
         </w:rPr>
         <w:t>ch</w:t>
@@ -2091,10 +2116,10 @@
       <w:proofErr w:type="spellEnd"/>
       <w:r>
         <w:rPr>
-          <w:rFonts w:ascii="Consolas" w:hAnsi="Consolas"/>
-          <w:color w:val="000000"/>
-          <w:sz w:val="21"/>
-          <w:szCs w:val="21"/>
+          <w:rFonts w:ascii="Courier New" w:hAnsi="Courier New" w:cs="Courier New"/>
+          <w:color w:val="000000"/>
+          <w:sz w:val="24"/>
+          <w:szCs w:val="24"/>
           <w:lang w:val="en-US" w:eastAsia="ru-RU"/>
         </w:rPr>
         <w:t>==</w:t>
@@ -2102,10 +2127,10 @@
       <w:proofErr w:type="spellStart"/>
       <w:r>
         <w:rPr>
-          <w:rFonts w:ascii="Consolas" w:hAnsi="Consolas"/>
+          <w:rFonts w:ascii="Courier New" w:hAnsi="Courier New" w:cs="Courier New"/>
           <w:color w:val="795E26"/>
-          <w:sz w:val="21"/>
-          <w:szCs w:val="21"/>
+          <w:sz w:val="24"/>
+          <w:szCs w:val="24"/>
           <w:lang w:val="en-US" w:eastAsia="ru-RU"/>
         </w:rPr>
         <w:t>len</w:t>
@@ -2113,33 +2138,6116 @@
       <w:proofErr w:type="spellEnd"/>
       <w:r>
         <w:rPr>
-          <w:rFonts w:ascii="Consolas" w:hAnsi="Consolas"/>
-          <w:color w:val="000000"/>
-          <w:sz w:val="21"/>
-          <w:szCs w:val="21"/>
+          <w:rFonts w:ascii="Courier New" w:hAnsi="Courier New" w:cs="Courier New"/>
+          <w:color w:val="000000"/>
+          <w:sz w:val="24"/>
+          <w:szCs w:val="24"/>
           <w:lang w:val="en-US" w:eastAsia="ru-RU"/>
         </w:rPr>
         <w:t>(</w:t>
       </w:r>
       <w:r>
         <w:rPr>
-          <w:rFonts w:ascii="Consolas" w:hAnsi="Consolas"/>
-          <w:color w:val="001080"/>
-          <w:sz w:val="21"/>
-          <w:szCs w:val="21"/>
+          <w:rFonts w:ascii="Courier New" w:hAnsi="Courier New" w:cs="Courier New"/>
+          <w:color w:val="001080"/>
+          <w:sz w:val="24"/>
+          <w:szCs w:val="24"/>
           <w:lang w:val="en-US" w:eastAsia="ru-RU"/>
         </w:rPr>
         <w:t>l</w:t>
       </w:r>
       <w:r>
         <w:rPr>
-          <w:rFonts w:ascii="Consolas" w:hAnsi="Consolas"/>
-          <w:color w:val="000000"/>
-          <w:sz w:val="21"/>
-          <w:szCs w:val="21"/>
+          <w:rFonts w:ascii="Courier New" w:hAnsi="Courier New" w:cs="Courier New"/>
+          <w:color w:val="000000"/>
+          <w:sz w:val="24"/>
+          <w:szCs w:val="24"/>
           <w:lang w:val="en-US" w:eastAsia="ru-RU"/>
         </w:rPr>
         <w:t>):</w:t>
+      </w:r>
+    </w:p>
+    <w:p>
+      <w:pPr>
+        <w:shd w:val="clear" w:color="auto" w:fill="FFFFFF"/>
+        <w:spacing w:after="0" w:line="285" w:lineRule="atLeast"/>
+        <w:rPr>
+          <w:rFonts w:ascii="Courier New" w:hAnsi="Courier New" w:cs="Courier New"/>
+          <w:color w:val="000000"/>
+          <w:sz w:val="24"/>
+          <w:szCs w:val="24"/>
+          <w:lang w:eastAsia="ru-RU"/>
+        </w:rPr>
+      </w:pPr>
+      <w:r>
+        <w:rPr>
+          <w:rFonts w:ascii="Courier New" w:hAnsi="Courier New" w:cs="Courier New"/>
+          <w:color w:val="000000"/>
+          <w:sz w:val="24"/>
+          <w:szCs w:val="24"/>
+          <w:lang w:val="en-US" w:eastAsia="ru-RU"/>
+        </w:rPr>
+        <w:t xml:space="preserve">    </w:t>
+      </w:r>
+      <w:proofErr w:type="spellStart"/>
+      <w:r>
+        <w:rPr>
+          <w:rFonts w:ascii="Courier New" w:hAnsi="Courier New" w:cs="Courier New"/>
+          <w:color w:val="AF00DB"/>
+          <w:sz w:val="24"/>
+          <w:szCs w:val="24"/>
+          <w:lang w:eastAsia="ru-RU"/>
+        </w:rPr>
+        <w:t>if</w:t>
+      </w:r>
+      <w:proofErr w:type="spellEnd"/>
+      <w:r>
+        <w:rPr>
+          <w:rFonts w:ascii="Courier New" w:hAnsi="Courier New" w:cs="Courier New"/>
+          <w:color w:val="000000"/>
+          <w:sz w:val="24"/>
+          <w:szCs w:val="24"/>
+          <w:lang w:eastAsia="ru-RU"/>
+        </w:rPr>
+        <w:t xml:space="preserve"> </w:t>
+      </w:r>
+      <w:r>
+        <w:rPr>
+          <w:rFonts w:ascii="Courier New" w:hAnsi="Courier New" w:cs="Courier New"/>
+          <w:color w:val="001080"/>
+          <w:sz w:val="24"/>
+          <w:szCs w:val="24"/>
+          <w:lang w:eastAsia="ru-RU"/>
+        </w:rPr>
+        <w:t>s</w:t>
+      </w:r>
+      <w:r>
+        <w:rPr>
+          <w:rFonts w:ascii="Courier New" w:hAnsi="Courier New" w:cs="Courier New"/>
+          <w:color w:val="000000"/>
+          <w:sz w:val="24"/>
+          <w:szCs w:val="24"/>
+          <w:lang w:eastAsia="ru-RU"/>
+        </w:rPr>
+        <w:t>==</w:t>
+      </w:r>
+      <w:r>
+        <w:rPr>
+          <w:rFonts w:ascii="Courier New" w:hAnsi="Courier New" w:cs="Courier New"/>
+          <w:color w:val="001080"/>
+          <w:sz w:val="24"/>
+          <w:szCs w:val="24"/>
+          <w:lang w:eastAsia="ru-RU"/>
+        </w:rPr>
+        <w:t>b</w:t>
+      </w:r>
+      <w:r>
+        <w:rPr>
+          <w:rFonts w:ascii="Courier New" w:hAnsi="Courier New" w:cs="Courier New"/>
+          <w:color w:val="000000"/>
+          <w:sz w:val="24"/>
+          <w:szCs w:val="24"/>
+          <w:lang w:eastAsia="ru-RU"/>
+        </w:rPr>
+        <w:t>:</w:t>
+      </w:r>
+    </w:p>
+    <w:p>
+      <w:pPr>
+        <w:shd w:val="clear" w:color="auto" w:fill="FFFFFF"/>
+        <w:spacing w:after="0" w:line="285" w:lineRule="atLeast"/>
+        <w:rPr>
+          <w:rFonts w:ascii="Courier New" w:hAnsi="Courier New" w:cs="Courier New"/>
+          <w:color w:val="000000"/>
+          <w:sz w:val="24"/>
+          <w:szCs w:val="24"/>
+          <w:lang w:eastAsia="ru-RU"/>
+        </w:rPr>
+      </w:pPr>
+      <w:r>
+        <w:rPr>
+          <w:rFonts w:ascii="Courier New" w:hAnsi="Courier New" w:cs="Courier New"/>
+          <w:color w:val="000000"/>
+          <w:sz w:val="24"/>
+          <w:szCs w:val="24"/>
+          <w:lang w:eastAsia="ru-RU"/>
+        </w:rPr>
+        <w:t xml:space="preserve">      </w:t>
+      </w:r>
+      <w:r>
+        <w:rPr>
+          <w:rFonts w:ascii="Courier New" w:hAnsi="Courier New" w:cs="Courier New"/>
+          <w:color w:val="001080"/>
+          <w:sz w:val="24"/>
+          <w:szCs w:val="24"/>
+          <w:lang w:eastAsia="ru-RU"/>
+        </w:rPr>
+        <w:t>k</w:t>
+      </w:r>
+      <w:r>
+        <w:rPr>
+          <w:rFonts w:ascii="Courier New" w:hAnsi="Courier New" w:cs="Courier New"/>
+          <w:color w:val="000000"/>
+          <w:sz w:val="24"/>
+          <w:szCs w:val="24"/>
+          <w:lang w:eastAsia="ru-RU"/>
+        </w:rPr>
+        <w:t>=</w:t>
+      </w:r>
+      <w:proofErr w:type="spellStart"/>
+      <w:r>
+        <w:rPr>
+          <w:rFonts w:ascii="Courier New" w:hAnsi="Courier New" w:cs="Courier New"/>
+          <w:color w:val="001080"/>
+          <w:sz w:val="24"/>
+          <w:szCs w:val="24"/>
+          <w:lang w:eastAsia="ru-RU"/>
+        </w:rPr>
+        <w:t>st</w:t>
+      </w:r>
+      <w:proofErr w:type="spellEnd"/>
+    </w:p>
+    <w:p>
+      <w:pPr>
+        <w:shd w:val="clear" w:color="auto" w:fill="FFFFFF"/>
+        <w:spacing w:after="0" w:line="285" w:lineRule="atLeast"/>
+        <w:rPr>
+          <w:rFonts w:ascii="Courier New" w:hAnsi="Courier New" w:cs="Courier New"/>
+          <w:color w:val="000000"/>
+          <w:sz w:val="24"/>
+          <w:szCs w:val="24"/>
+          <w:lang w:val="en-US" w:eastAsia="ru-RU"/>
+        </w:rPr>
+      </w:pPr>
+      <w:r>
+        <w:rPr>
+          <w:rFonts w:ascii="Courier New" w:hAnsi="Courier New" w:cs="Courier New"/>
+          <w:color w:val="000000"/>
+          <w:sz w:val="24"/>
+          <w:szCs w:val="24"/>
+          <w:lang w:val="en-US" w:eastAsia="ru-RU"/>
+        </w:rPr>
+        <w:t xml:space="preserve">    </w:t>
+      </w:r>
+      <w:proofErr w:type="gramStart"/>
+      <w:r>
+        <w:rPr>
+          <w:rFonts w:ascii="Courier New" w:hAnsi="Courier New" w:cs="Courier New"/>
+          <w:color w:val="AF00DB"/>
+          <w:sz w:val="24"/>
+          <w:szCs w:val="24"/>
+          <w:lang w:val="en-US" w:eastAsia="ru-RU"/>
+        </w:rPr>
+        <w:t>return</w:t>
+      </w:r>
+      <w:proofErr w:type="gramEnd"/>
+      <w:r>
+        <w:rPr>
+          <w:rFonts w:ascii="Courier New" w:hAnsi="Courier New" w:cs="Courier New"/>
+          <w:color w:val="000000"/>
+          <w:sz w:val="24"/>
+          <w:szCs w:val="24"/>
+          <w:lang w:val="en-US" w:eastAsia="ru-RU"/>
+        </w:rPr>
+        <w:t xml:space="preserve"> </w:t>
+      </w:r>
+      <w:r>
+        <w:rPr>
+          <w:rFonts w:ascii="Courier New" w:hAnsi="Courier New" w:cs="Courier New"/>
+          <w:color w:val="098658"/>
+          <w:sz w:val="24"/>
+          <w:szCs w:val="24"/>
+          <w:lang w:val="en-US" w:eastAsia="ru-RU"/>
+        </w:rPr>
+        <w:t>0</w:t>
+      </w:r>
+    </w:p>
+    <w:p>
+      <w:pPr>
+        <w:shd w:val="clear" w:color="auto" w:fill="FFFFFF"/>
+        <w:spacing w:after="0" w:line="285" w:lineRule="atLeast"/>
+        <w:rPr>
+          <w:rFonts w:ascii="Courier New" w:hAnsi="Courier New" w:cs="Courier New"/>
+          <w:color w:val="000000"/>
+          <w:sz w:val="24"/>
+          <w:szCs w:val="24"/>
+          <w:lang w:val="en-US" w:eastAsia="ru-RU"/>
+        </w:rPr>
+      </w:pPr>
+      <w:r>
+        <w:rPr>
+          <w:rFonts w:ascii="Courier New" w:hAnsi="Courier New" w:cs="Courier New"/>
+          <w:color w:val="000000"/>
+          <w:sz w:val="24"/>
+          <w:szCs w:val="24"/>
+          <w:lang w:val="en-US" w:eastAsia="ru-RU"/>
+        </w:rPr>
+        <w:t xml:space="preserve">  </w:t>
+      </w:r>
+      <w:proofErr w:type="gramStart"/>
+      <w:r>
+        <w:rPr>
+          <w:rFonts w:ascii="Courier New" w:hAnsi="Courier New" w:cs="Courier New"/>
+          <w:color w:val="795E26"/>
+          <w:sz w:val="24"/>
+          <w:szCs w:val="24"/>
+          <w:lang w:val="en-US" w:eastAsia="ru-RU"/>
+        </w:rPr>
+        <w:t>rec</w:t>
+      </w:r>
+      <w:r>
+        <w:rPr>
+          <w:rFonts w:ascii="Courier New" w:hAnsi="Courier New" w:cs="Courier New"/>
+          <w:color w:val="000000"/>
+          <w:sz w:val="24"/>
+          <w:szCs w:val="24"/>
+          <w:lang w:val="en-US" w:eastAsia="ru-RU"/>
+        </w:rPr>
+        <w:t>(</w:t>
+      </w:r>
+      <w:proofErr w:type="gramEnd"/>
+      <w:r>
+        <w:rPr>
+          <w:rFonts w:ascii="Courier New" w:hAnsi="Courier New" w:cs="Courier New"/>
+          <w:color w:val="001080"/>
+          <w:sz w:val="24"/>
+          <w:szCs w:val="24"/>
+          <w:lang w:val="en-US" w:eastAsia="ru-RU"/>
+        </w:rPr>
+        <w:t>ch</w:t>
+      </w:r>
+      <w:r>
+        <w:rPr>
+          <w:rFonts w:ascii="Courier New" w:hAnsi="Courier New" w:cs="Courier New"/>
+          <w:color w:val="000000"/>
+          <w:sz w:val="24"/>
+          <w:szCs w:val="24"/>
+          <w:lang w:val="en-US" w:eastAsia="ru-RU"/>
+        </w:rPr>
+        <w:t>+</w:t>
+      </w:r>
+      <w:r>
+        <w:rPr>
+          <w:rFonts w:ascii="Courier New" w:hAnsi="Courier New" w:cs="Courier New"/>
+          <w:color w:val="098658"/>
+          <w:sz w:val="24"/>
+          <w:szCs w:val="24"/>
+          <w:lang w:val="en-US" w:eastAsia="ru-RU"/>
+        </w:rPr>
+        <w:t>1</w:t>
+      </w:r>
+      <w:r>
+        <w:rPr>
+          <w:rFonts w:ascii="Courier New" w:hAnsi="Courier New" w:cs="Courier New"/>
+          <w:color w:val="000000"/>
+          <w:sz w:val="24"/>
+          <w:szCs w:val="24"/>
+          <w:lang w:val="en-US" w:eastAsia="ru-RU"/>
+        </w:rPr>
+        <w:t>,</w:t>
+      </w:r>
+      <w:r>
+        <w:rPr>
+          <w:rFonts w:ascii="Courier New" w:hAnsi="Courier New" w:cs="Courier New"/>
+          <w:color w:val="001080"/>
+          <w:sz w:val="24"/>
+          <w:szCs w:val="24"/>
+          <w:lang w:val="en-US" w:eastAsia="ru-RU"/>
+        </w:rPr>
+        <w:t>s</w:t>
+      </w:r>
+      <w:r>
+        <w:rPr>
+          <w:rFonts w:ascii="Courier New" w:hAnsi="Courier New" w:cs="Courier New"/>
+          <w:color w:val="000000"/>
+          <w:sz w:val="24"/>
+          <w:szCs w:val="24"/>
+          <w:lang w:val="en-US" w:eastAsia="ru-RU"/>
+        </w:rPr>
+        <w:t>+</w:t>
+      </w:r>
+      <w:r>
+        <w:rPr>
+          <w:rFonts w:ascii="Courier New" w:hAnsi="Courier New" w:cs="Courier New"/>
+          <w:color w:val="001080"/>
+          <w:sz w:val="24"/>
+          <w:szCs w:val="24"/>
+          <w:lang w:val="en-US" w:eastAsia="ru-RU"/>
+        </w:rPr>
+        <w:t>l</w:t>
+      </w:r>
+      <w:r>
+        <w:rPr>
+          <w:rFonts w:ascii="Courier New" w:hAnsi="Courier New" w:cs="Courier New"/>
+          <w:color w:val="000000"/>
+          <w:sz w:val="24"/>
+          <w:szCs w:val="24"/>
+          <w:lang w:val="en-US" w:eastAsia="ru-RU"/>
+        </w:rPr>
+        <w:t>[</w:t>
+      </w:r>
+      <w:proofErr w:type="spellStart"/>
+      <w:r>
+        <w:rPr>
+          <w:rFonts w:ascii="Courier New" w:hAnsi="Courier New" w:cs="Courier New"/>
+          <w:color w:val="001080"/>
+          <w:sz w:val="24"/>
+          <w:szCs w:val="24"/>
+          <w:lang w:val="en-US" w:eastAsia="ru-RU"/>
+        </w:rPr>
+        <w:t>ch</w:t>
+      </w:r>
+      <w:proofErr w:type="spellEnd"/>
+      <w:r>
+        <w:rPr>
+          <w:rFonts w:ascii="Courier New" w:hAnsi="Courier New" w:cs="Courier New"/>
+          <w:color w:val="000000"/>
+          <w:sz w:val="24"/>
+          <w:szCs w:val="24"/>
+          <w:lang w:val="en-US" w:eastAsia="ru-RU"/>
+        </w:rPr>
+        <w:t>],</w:t>
+      </w:r>
+      <w:proofErr w:type="spellStart"/>
+      <w:r>
+        <w:rPr>
+          <w:rFonts w:ascii="Courier New" w:hAnsi="Courier New" w:cs="Courier New"/>
+          <w:color w:val="001080"/>
+          <w:sz w:val="24"/>
+          <w:szCs w:val="24"/>
+          <w:lang w:val="en-US" w:eastAsia="ru-RU"/>
+        </w:rPr>
+        <w:t>st</w:t>
+      </w:r>
+      <w:proofErr w:type="spellEnd"/>
+      <w:r>
+        <w:rPr>
+          <w:rFonts w:ascii="Courier New" w:hAnsi="Courier New" w:cs="Courier New"/>
+          <w:color w:val="000000"/>
+          <w:sz w:val="24"/>
+          <w:szCs w:val="24"/>
+          <w:lang w:val="en-US" w:eastAsia="ru-RU"/>
+        </w:rPr>
+        <w:t>+</w:t>
+      </w:r>
+      <w:r>
+        <w:rPr>
+          <w:rFonts w:ascii="Courier New" w:hAnsi="Courier New" w:cs="Courier New"/>
+          <w:color w:val="A31515"/>
+          <w:sz w:val="24"/>
+          <w:szCs w:val="24"/>
+          <w:lang w:val="en-US" w:eastAsia="ru-RU"/>
+        </w:rPr>
+        <w:t>'+'</w:t>
+      </w:r>
+      <w:r>
+        <w:rPr>
+          <w:rFonts w:ascii="Courier New" w:hAnsi="Courier New" w:cs="Courier New"/>
+          <w:color w:val="000000"/>
+          <w:sz w:val="24"/>
+          <w:szCs w:val="24"/>
+          <w:lang w:val="en-US" w:eastAsia="ru-RU"/>
+        </w:rPr>
+        <w:t>+</w:t>
+      </w:r>
+      <w:proofErr w:type="spellStart"/>
+      <w:r>
+        <w:rPr>
+          <w:rFonts w:ascii="Courier New" w:hAnsi="Courier New" w:cs="Courier New"/>
+          <w:color w:val="267F99"/>
+          <w:sz w:val="24"/>
+          <w:szCs w:val="24"/>
+          <w:lang w:val="en-US" w:eastAsia="ru-RU"/>
+        </w:rPr>
+        <w:t>str</w:t>
+      </w:r>
+      <w:proofErr w:type="spellEnd"/>
+      <w:r>
+        <w:rPr>
+          <w:rFonts w:ascii="Courier New" w:hAnsi="Courier New" w:cs="Courier New"/>
+          <w:color w:val="000000"/>
+          <w:sz w:val="24"/>
+          <w:szCs w:val="24"/>
+          <w:lang w:val="en-US" w:eastAsia="ru-RU"/>
+        </w:rPr>
+        <w:t>(</w:t>
+      </w:r>
+      <w:r>
+        <w:rPr>
+          <w:rFonts w:ascii="Courier New" w:hAnsi="Courier New" w:cs="Courier New"/>
+          <w:color w:val="001080"/>
+          <w:sz w:val="24"/>
+          <w:szCs w:val="24"/>
+          <w:lang w:val="en-US" w:eastAsia="ru-RU"/>
+        </w:rPr>
+        <w:t>l</w:t>
+      </w:r>
+      <w:r>
+        <w:rPr>
+          <w:rFonts w:ascii="Courier New" w:hAnsi="Courier New" w:cs="Courier New"/>
+          <w:color w:val="000000"/>
+          <w:sz w:val="24"/>
+          <w:szCs w:val="24"/>
+          <w:lang w:val="en-US" w:eastAsia="ru-RU"/>
+        </w:rPr>
+        <w:t>[</w:t>
+      </w:r>
+      <w:proofErr w:type="spellStart"/>
+      <w:r>
+        <w:rPr>
+          <w:rFonts w:ascii="Courier New" w:hAnsi="Courier New" w:cs="Courier New"/>
+          <w:color w:val="001080"/>
+          <w:sz w:val="24"/>
+          <w:szCs w:val="24"/>
+          <w:lang w:val="en-US" w:eastAsia="ru-RU"/>
+        </w:rPr>
+        <w:t>ch</w:t>
+      </w:r>
+      <w:proofErr w:type="spellEnd"/>
+      <w:r>
+        <w:rPr>
+          <w:rFonts w:ascii="Courier New" w:hAnsi="Courier New" w:cs="Courier New"/>
+          <w:color w:val="000000"/>
+          <w:sz w:val="24"/>
+          <w:szCs w:val="24"/>
+          <w:lang w:val="en-US" w:eastAsia="ru-RU"/>
+        </w:rPr>
+        <w:t>]))</w:t>
+      </w:r>
+    </w:p>
+    <w:p>
+      <w:pPr>
+        <w:shd w:val="clear" w:color="auto" w:fill="FFFFFF"/>
+        <w:spacing w:after="0" w:line="285" w:lineRule="atLeast"/>
+        <w:rPr>
+          <w:rFonts w:ascii="Courier New" w:hAnsi="Courier New" w:cs="Courier New"/>
+          <w:color w:val="000000"/>
+          <w:sz w:val="24"/>
+          <w:szCs w:val="24"/>
+          <w:lang w:val="en-US" w:eastAsia="ru-RU"/>
+        </w:rPr>
+      </w:pPr>
+      <w:r>
+        <w:rPr>
+          <w:rFonts w:ascii="Courier New" w:hAnsi="Courier New" w:cs="Courier New"/>
+          <w:color w:val="000000"/>
+          <w:sz w:val="24"/>
+          <w:szCs w:val="24"/>
+          <w:lang w:val="en-US" w:eastAsia="ru-RU"/>
+        </w:rPr>
+        <w:t xml:space="preserve">  </w:t>
+      </w:r>
+      <w:proofErr w:type="gramStart"/>
+      <w:r>
+        <w:rPr>
+          <w:rFonts w:ascii="Courier New" w:hAnsi="Courier New" w:cs="Courier New"/>
+          <w:color w:val="795E26"/>
+          <w:sz w:val="24"/>
+          <w:szCs w:val="24"/>
+          <w:lang w:val="en-US" w:eastAsia="ru-RU"/>
+        </w:rPr>
+        <w:t>rec</w:t>
+      </w:r>
+      <w:r>
+        <w:rPr>
+          <w:rFonts w:ascii="Courier New" w:hAnsi="Courier New" w:cs="Courier New"/>
+          <w:color w:val="000000"/>
+          <w:sz w:val="24"/>
+          <w:szCs w:val="24"/>
+          <w:lang w:val="en-US" w:eastAsia="ru-RU"/>
+        </w:rPr>
+        <w:t>(</w:t>
+      </w:r>
+      <w:proofErr w:type="gramEnd"/>
+      <w:r>
+        <w:rPr>
+          <w:rFonts w:ascii="Courier New" w:hAnsi="Courier New" w:cs="Courier New"/>
+          <w:color w:val="001080"/>
+          <w:sz w:val="24"/>
+          <w:szCs w:val="24"/>
+          <w:lang w:val="en-US" w:eastAsia="ru-RU"/>
+        </w:rPr>
+        <w:t>ch</w:t>
+      </w:r>
+      <w:r>
+        <w:rPr>
+          <w:rFonts w:ascii="Courier New" w:hAnsi="Courier New" w:cs="Courier New"/>
+          <w:color w:val="000000"/>
+          <w:sz w:val="24"/>
+          <w:szCs w:val="24"/>
+          <w:lang w:val="en-US" w:eastAsia="ru-RU"/>
+        </w:rPr>
+        <w:t>+</w:t>
+      </w:r>
+      <w:r>
+        <w:rPr>
+          <w:rFonts w:ascii="Courier New" w:hAnsi="Courier New" w:cs="Courier New"/>
+          <w:color w:val="098658"/>
+          <w:sz w:val="24"/>
+          <w:szCs w:val="24"/>
+          <w:lang w:val="en-US" w:eastAsia="ru-RU"/>
+        </w:rPr>
+        <w:t>1</w:t>
+      </w:r>
+      <w:r>
+        <w:rPr>
+          <w:rFonts w:ascii="Courier New" w:hAnsi="Courier New" w:cs="Courier New"/>
+          <w:color w:val="000000"/>
+          <w:sz w:val="24"/>
+          <w:szCs w:val="24"/>
+          <w:lang w:val="en-US" w:eastAsia="ru-RU"/>
+        </w:rPr>
+        <w:t>,</w:t>
+      </w:r>
+      <w:r>
+        <w:rPr>
+          <w:rFonts w:ascii="Courier New" w:hAnsi="Courier New" w:cs="Courier New"/>
+          <w:color w:val="001080"/>
+          <w:sz w:val="24"/>
+          <w:szCs w:val="24"/>
+          <w:lang w:val="en-US" w:eastAsia="ru-RU"/>
+        </w:rPr>
+        <w:t>s</w:t>
+      </w:r>
+      <w:r>
+        <w:rPr>
+          <w:rFonts w:ascii="Courier New" w:hAnsi="Courier New" w:cs="Courier New"/>
+          <w:color w:val="000000"/>
+          <w:sz w:val="24"/>
+          <w:szCs w:val="24"/>
+          <w:lang w:val="en-US" w:eastAsia="ru-RU"/>
+        </w:rPr>
+        <w:t>-</w:t>
+      </w:r>
+      <w:r>
+        <w:rPr>
+          <w:rFonts w:ascii="Courier New" w:hAnsi="Courier New" w:cs="Courier New"/>
+          <w:color w:val="001080"/>
+          <w:sz w:val="24"/>
+          <w:szCs w:val="24"/>
+          <w:lang w:val="en-US" w:eastAsia="ru-RU"/>
+        </w:rPr>
+        <w:t>l</w:t>
+      </w:r>
+      <w:r>
+        <w:rPr>
+          <w:rFonts w:ascii="Courier New" w:hAnsi="Courier New" w:cs="Courier New"/>
+          <w:color w:val="000000"/>
+          <w:sz w:val="24"/>
+          <w:szCs w:val="24"/>
+          <w:lang w:val="en-US" w:eastAsia="ru-RU"/>
+        </w:rPr>
+        <w:t>[</w:t>
+      </w:r>
+      <w:proofErr w:type="spellStart"/>
+      <w:r>
+        <w:rPr>
+          <w:rFonts w:ascii="Courier New" w:hAnsi="Courier New" w:cs="Courier New"/>
+          <w:color w:val="001080"/>
+          <w:sz w:val="24"/>
+          <w:szCs w:val="24"/>
+          <w:lang w:val="en-US" w:eastAsia="ru-RU"/>
+        </w:rPr>
+        <w:t>ch</w:t>
+      </w:r>
+      <w:proofErr w:type="spellEnd"/>
+      <w:r>
+        <w:rPr>
+          <w:rFonts w:ascii="Courier New" w:hAnsi="Courier New" w:cs="Courier New"/>
+          <w:color w:val="000000"/>
+          <w:sz w:val="24"/>
+          <w:szCs w:val="24"/>
+          <w:lang w:val="en-US" w:eastAsia="ru-RU"/>
+        </w:rPr>
+        <w:t>],</w:t>
+      </w:r>
+      <w:proofErr w:type="spellStart"/>
+      <w:r>
+        <w:rPr>
+          <w:rFonts w:ascii="Courier New" w:hAnsi="Courier New" w:cs="Courier New"/>
+          <w:color w:val="001080"/>
+          <w:sz w:val="24"/>
+          <w:szCs w:val="24"/>
+          <w:lang w:val="en-US" w:eastAsia="ru-RU"/>
+        </w:rPr>
+        <w:t>st</w:t>
+      </w:r>
+      <w:proofErr w:type="spellEnd"/>
+      <w:r>
+        <w:rPr>
+          <w:rFonts w:ascii="Courier New" w:hAnsi="Courier New" w:cs="Courier New"/>
+          <w:color w:val="000000"/>
+          <w:sz w:val="24"/>
+          <w:szCs w:val="24"/>
+          <w:lang w:val="en-US" w:eastAsia="ru-RU"/>
+        </w:rPr>
+        <w:t>+</w:t>
+      </w:r>
+      <w:r>
+        <w:rPr>
+          <w:rFonts w:ascii="Courier New" w:hAnsi="Courier New" w:cs="Courier New"/>
+          <w:color w:val="A31515"/>
+          <w:sz w:val="24"/>
+          <w:szCs w:val="24"/>
+          <w:lang w:val="en-US" w:eastAsia="ru-RU"/>
+        </w:rPr>
+        <w:t>'-'</w:t>
+      </w:r>
+      <w:r>
+        <w:rPr>
+          <w:rFonts w:ascii="Courier New" w:hAnsi="Courier New" w:cs="Courier New"/>
+          <w:color w:val="000000"/>
+          <w:sz w:val="24"/>
+          <w:szCs w:val="24"/>
+          <w:lang w:val="en-US" w:eastAsia="ru-RU"/>
+        </w:rPr>
+        <w:t>+</w:t>
+      </w:r>
+      <w:proofErr w:type="spellStart"/>
+      <w:r>
+        <w:rPr>
+          <w:rFonts w:ascii="Courier New" w:hAnsi="Courier New" w:cs="Courier New"/>
+          <w:color w:val="267F99"/>
+          <w:sz w:val="24"/>
+          <w:szCs w:val="24"/>
+          <w:lang w:val="en-US" w:eastAsia="ru-RU"/>
+        </w:rPr>
+        <w:t>str</w:t>
+      </w:r>
+      <w:proofErr w:type="spellEnd"/>
+      <w:r>
+        <w:rPr>
+          <w:rFonts w:ascii="Courier New" w:hAnsi="Courier New" w:cs="Courier New"/>
+          <w:color w:val="000000"/>
+          <w:sz w:val="24"/>
+          <w:szCs w:val="24"/>
+          <w:lang w:val="en-US" w:eastAsia="ru-RU"/>
+        </w:rPr>
+        <w:t>(</w:t>
+      </w:r>
+      <w:r>
+        <w:rPr>
+          <w:rFonts w:ascii="Courier New" w:hAnsi="Courier New" w:cs="Courier New"/>
+          <w:color w:val="001080"/>
+          <w:sz w:val="24"/>
+          <w:szCs w:val="24"/>
+          <w:lang w:val="en-US" w:eastAsia="ru-RU"/>
+        </w:rPr>
+        <w:t>l</w:t>
+      </w:r>
+      <w:r>
+        <w:rPr>
+          <w:rFonts w:ascii="Courier New" w:hAnsi="Courier New" w:cs="Courier New"/>
+          <w:color w:val="000000"/>
+          <w:sz w:val="24"/>
+          <w:szCs w:val="24"/>
+          <w:lang w:val="en-US" w:eastAsia="ru-RU"/>
+        </w:rPr>
+        <w:t>[</w:t>
+      </w:r>
+      <w:proofErr w:type="spellStart"/>
+      <w:r>
+        <w:rPr>
+          <w:rFonts w:ascii="Courier New" w:hAnsi="Courier New" w:cs="Courier New"/>
+          <w:color w:val="001080"/>
+          <w:sz w:val="24"/>
+          <w:szCs w:val="24"/>
+          <w:lang w:val="en-US" w:eastAsia="ru-RU"/>
+        </w:rPr>
+        <w:t>ch</w:t>
+      </w:r>
+      <w:proofErr w:type="spellEnd"/>
+      <w:r>
+        <w:rPr>
+          <w:rFonts w:ascii="Courier New" w:hAnsi="Courier New" w:cs="Courier New"/>
+          <w:color w:val="000000"/>
+          <w:sz w:val="24"/>
+          <w:szCs w:val="24"/>
+          <w:lang w:val="en-US" w:eastAsia="ru-RU"/>
+        </w:rPr>
+        <w:t>]))  </w:t>
+      </w:r>
+    </w:p>
+    <w:p>
+      <w:pPr>
+        <w:shd w:val="clear" w:color="auto" w:fill="FFFFFF"/>
+        <w:spacing w:after="0" w:line="285" w:lineRule="atLeast"/>
+        <w:rPr>
+          <w:rFonts w:ascii="Courier New" w:hAnsi="Courier New" w:cs="Courier New"/>
+          <w:color w:val="000000"/>
+          <w:sz w:val="24"/>
+          <w:szCs w:val="24"/>
+          <w:lang w:val="en-US" w:eastAsia="ru-RU"/>
+        </w:rPr>
+      </w:pPr>
+    </w:p>
+    <w:p>
+      <w:pPr>
+        <w:shd w:val="clear" w:color="auto" w:fill="FFFFFF"/>
+        <w:spacing w:after="0" w:line="285" w:lineRule="atLeast"/>
+        <w:rPr>
+          <w:rFonts w:ascii="Courier New" w:hAnsi="Courier New" w:cs="Courier New"/>
+          <w:color w:val="000000"/>
+          <w:sz w:val="24"/>
+          <w:szCs w:val="24"/>
+          <w:lang w:val="en-US" w:eastAsia="ru-RU"/>
+        </w:rPr>
+      </w:pPr>
+      <w:proofErr w:type="gramStart"/>
+      <w:r>
+        <w:rPr>
+          <w:rFonts w:ascii="Courier New" w:hAnsi="Courier New" w:cs="Courier New"/>
+          <w:color w:val="001080"/>
+          <w:sz w:val="24"/>
+          <w:szCs w:val="24"/>
+          <w:lang w:val="en-US" w:eastAsia="ru-RU"/>
+        </w:rPr>
+        <w:t>data</w:t>
+      </w:r>
+      <w:proofErr w:type="gramEnd"/>
+      <w:r>
+        <w:rPr>
+          <w:rFonts w:ascii="Courier New" w:hAnsi="Courier New" w:cs="Courier New"/>
+          <w:color w:val="000000"/>
+          <w:sz w:val="24"/>
+          <w:szCs w:val="24"/>
+          <w:lang w:val="en-US" w:eastAsia="ru-RU"/>
+        </w:rPr>
+        <w:t xml:space="preserve"> = </w:t>
+      </w:r>
+      <w:r>
+        <w:rPr>
+          <w:rFonts w:ascii="Courier New" w:hAnsi="Courier New" w:cs="Courier New"/>
+          <w:color w:val="267F99"/>
+          <w:sz w:val="24"/>
+          <w:szCs w:val="24"/>
+          <w:lang w:val="en-US" w:eastAsia="ru-RU"/>
+        </w:rPr>
+        <w:t>list</w:t>
+      </w:r>
+      <w:r>
+        <w:rPr>
+          <w:rFonts w:ascii="Courier New" w:hAnsi="Courier New" w:cs="Courier New"/>
+          <w:color w:val="000000"/>
+          <w:sz w:val="24"/>
+          <w:szCs w:val="24"/>
+          <w:lang w:val="en-US" w:eastAsia="ru-RU"/>
+        </w:rPr>
+        <w:t>(</w:t>
+      </w:r>
+      <w:r>
+        <w:rPr>
+          <w:rFonts w:ascii="Courier New" w:hAnsi="Courier New" w:cs="Courier New"/>
+          <w:color w:val="267F99"/>
+          <w:sz w:val="24"/>
+          <w:szCs w:val="24"/>
+          <w:lang w:val="en-US" w:eastAsia="ru-RU"/>
+        </w:rPr>
+        <w:t>map</w:t>
+      </w:r>
+      <w:r>
+        <w:rPr>
+          <w:rFonts w:ascii="Courier New" w:hAnsi="Courier New" w:cs="Courier New"/>
+          <w:color w:val="000000"/>
+          <w:sz w:val="24"/>
+          <w:szCs w:val="24"/>
+          <w:lang w:val="en-US" w:eastAsia="ru-RU"/>
+        </w:rPr>
+        <w:t>(</w:t>
+      </w:r>
+      <w:proofErr w:type="spellStart"/>
+      <w:r>
+        <w:rPr>
+          <w:rFonts w:ascii="Courier New" w:hAnsi="Courier New" w:cs="Courier New"/>
+          <w:color w:val="267F99"/>
+          <w:sz w:val="24"/>
+          <w:szCs w:val="24"/>
+          <w:lang w:val="en-US" w:eastAsia="ru-RU"/>
+        </w:rPr>
+        <w:t>int</w:t>
+      </w:r>
+      <w:r>
+        <w:rPr>
+          <w:rFonts w:ascii="Courier New" w:hAnsi="Courier New" w:cs="Courier New"/>
+          <w:color w:val="000000"/>
+          <w:sz w:val="24"/>
+          <w:szCs w:val="24"/>
+          <w:lang w:val="en-US" w:eastAsia="ru-RU"/>
+        </w:rPr>
+        <w:t>,</w:t>
+      </w:r>
+      <w:r>
+        <w:rPr>
+          <w:rFonts w:ascii="Courier New" w:hAnsi="Courier New" w:cs="Courier New"/>
+          <w:color w:val="795E26"/>
+          <w:sz w:val="24"/>
+          <w:szCs w:val="24"/>
+          <w:lang w:val="en-US" w:eastAsia="ru-RU"/>
+        </w:rPr>
+        <w:t>input</w:t>
+      </w:r>
+      <w:proofErr w:type="spellEnd"/>
+      <w:r>
+        <w:rPr>
+          <w:rFonts w:ascii="Courier New" w:hAnsi="Courier New" w:cs="Courier New"/>
+          <w:color w:val="000000"/>
+          <w:sz w:val="24"/>
+          <w:szCs w:val="24"/>
+          <w:lang w:val="en-US" w:eastAsia="ru-RU"/>
+        </w:rPr>
+        <w:t>().</w:t>
+      </w:r>
+      <w:r>
+        <w:rPr>
+          <w:rFonts w:ascii="Courier New" w:hAnsi="Courier New" w:cs="Courier New"/>
+          <w:color w:val="795E26"/>
+          <w:sz w:val="24"/>
+          <w:szCs w:val="24"/>
+          <w:lang w:val="en-US" w:eastAsia="ru-RU"/>
+        </w:rPr>
+        <w:t>split</w:t>
+      </w:r>
+      <w:r>
+        <w:rPr>
+          <w:rFonts w:ascii="Courier New" w:hAnsi="Courier New" w:cs="Courier New"/>
+          <w:color w:val="000000"/>
+          <w:sz w:val="24"/>
+          <w:szCs w:val="24"/>
+          <w:lang w:val="en-US" w:eastAsia="ru-RU"/>
+        </w:rPr>
+        <w:t>()))</w:t>
+      </w:r>
+    </w:p>
+    <w:p>
+      <w:pPr>
+        <w:shd w:val="clear" w:color="auto" w:fill="FFFFFF"/>
+        <w:spacing w:after="0" w:line="285" w:lineRule="atLeast"/>
+        <w:rPr>
+          <w:rFonts w:ascii="Courier New" w:hAnsi="Courier New" w:cs="Courier New"/>
+          <w:color w:val="000000"/>
+          <w:sz w:val="24"/>
+          <w:szCs w:val="24"/>
+          <w:lang w:val="en-US" w:eastAsia="ru-RU"/>
+        </w:rPr>
+      </w:pPr>
+      <w:r>
+        <w:rPr>
+          <w:rFonts w:ascii="Courier New" w:hAnsi="Courier New" w:cs="Courier New"/>
+          <w:color w:val="001080"/>
+          <w:sz w:val="24"/>
+          <w:szCs w:val="24"/>
+          <w:lang w:val="en-US" w:eastAsia="ru-RU"/>
+        </w:rPr>
+        <w:t>k</w:t>
+      </w:r>
+      <w:r>
+        <w:rPr>
+          <w:rFonts w:ascii="Courier New" w:hAnsi="Courier New" w:cs="Courier New"/>
+          <w:color w:val="000000"/>
+          <w:sz w:val="24"/>
+          <w:szCs w:val="24"/>
+          <w:lang w:val="en-US" w:eastAsia="ru-RU"/>
+        </w:rPr>
+        <w:t>=</w:t>
+      </w:r>
+      <w:r>
+        <w:rPr>
+          <w:rFonts w:ascii="Courier New" w:hAnsi="Courier New" w:cs="Courier New"/>
+          <w:color w:val="A31515"/>
+          <w:sz w:val="24"/>
+          <w:szCs w:val="24"/>
+          <w:lang w:val="en-US" w:eastAsia="ru-RU"/>
+        </w:rPr>
+        <w:t>''</w:t>
+      </w:r>
+    </w:p>
+    <w:p>
+      <w:pPr>
+        <w:shd w:val="clear" w:color="auto" w:fill="FFFFFF"/>
+        <w:spacing w:after="0" w:line="285" w:lineRule="atLeast"/>
+        <w:rPr>
+          <w:rFonts w:ascii="Courier New" w:hAnsi="Courier New" w:cs="Courier New"/>
+          <w:color w:val="000000"/>
+          <w:sz w:val="24"/>
+          <w:szCs w:val="24"/>
+          <w:lang w:val="en-US" w:eastAsia="ru-RU"/>
+        </w:rPr>
+      </w:pPr>
+      <w:r>
+        <w:rPr>
+          <w:rFonts w:ascii="Courier New" w:hAnsi="Courier New" w:cs="Courier New"/>
+          <w:color w:val="001080"/>
+          <w:sz w:val="24"/>
+          <w:szCs w:val="24"/>
+          <w:lang w:val="en-US" w:eastAsia="ru-RU"/>
+        </w:rPr>
+        <w:t>l</w:t>
+      </w:r>
+      <w:r>
+        <w:rPr>
+          <w:rFonts w:ascii="Courier New" w:hAnsi="Courier New" w:cs="Courier New"/>
+          <w:color w:val="000000"/>
+          <w:sz w:val="24"/>
+          <w:szCs w:val="24"/>
+          <w:lang w:val="en-US" w:eastAsia="ru-RU"/>
+        </w:rPr>
+        <w:t>=</w:t>
+      </w:r>
+      <w:proofErr w:type="gramStart"/>
+      <w:r>
+        <w:rPr>
+          <w:rFonts w:ascii="Courier New" w:hAnsi="Courier New" w:cs="Courier New"/>
+          <w:color w:val="001080"/>
+          <w:sz w:val="24"/>
+          <w:szCs w:val="24"/>
+          <w:lang w:val="en-US" w:eastAsia="ru-RU"/>
+        </w:rPr>
+        <w:t>data</w:t>
+      </w:r>
+      <w:r>
+        <w:rPr>
+          <w:rFonts w:ascii="Courier New" w:hAnsi="Courier New" w:cs="Courier New"/>
+          <w:color w:val="000000"/>
+          <w:sz w:val="24"/>
+          <w:szCs w:val="24"/>
+          <w:lang w:val="en-US" w:eastAsia="ru-RU"/>
+        </w:rPr>
+        <w:t>[</w:t>
+      </w:r>
+      <w:proofErr w:type="gramEnd"/>
+      <w:r>
+        <w:rPr>
+          <w:rFonts w:ascii="Courier New" w:hAnsi="Courier New" w:cs="Courier New"/>
+          <w:color w:val="098658"/>
+          <w:sz w:val="24"/>
+          <w:szCs w:val="24"/>
+          <w:lang w:val="en-US" w:eastAsia="ru-RU"/>
+        </w:rPr>
+        <w:t>1</w:t>
+      </w:r>
+      <w:r>
+        <w:rPr>
+          <w:rFonts w:ascii="Courier New" w:hAnsi="Courier New" w:cs="Courier New"/>
+          <w:color w:val="000000"/>
+          <w:sz w:val="24"/>
+          <w:szCs w:val="24"/>
+          <w:lang w:val="en-US" w:eastAsia="ru-RU"/>
+        </w:rPr>
+        <w:t>:-</w:t>
+      </w:r>
+      <w:r>
+        <w:rPr>
+          <w:rFonts w:ascii="Courier New" w:hAnsi="Courier New" w:cs="Courier New"/>
+          <w:color w:val="098658"/>
+          <w:sz w:val="24"/>
+          <w:szCs w:val="24"/>
+          <w:lang w:val="en-US" w:eastAsia="ru-RU"/>
+        </w:rPr>
+        <w:t>1</w:t>
+      </w:r>
+      <w:r>
+        <w:rPr>
+          <w:rFonts w:ascii="Courier New" w:hAnsi="Courier New" w:cs="Courier New"/>
+          <w:color w:val="000000"/>
+          <w:sz w:val="24"/>
+          <w:szCs w:val="24"/>
+          <w:lang w:val="en-US" w:eastAsia="ru-RU"/>
+        </w:rPr>
+        <w:t>]</w:t>
+      </w:r>
+    </w:p>
+    <w:p>
+      <w:pPr>
+        <w:shd w:val="clear" w:color="auto" w:fill="FFFFFF"/>
+        <w:spacing w:after="0" w:line="285" w:lineRule="atLeast"/>
+        <w:rPr>
+          <w:rFonts w:ascii="Courier New" w:hAnsi="Courier New" w:cs="Courier New"/>
+          <w:color w:val="000000"/>
+          <w:sz w:val="24"/>
+          <w:szCs w:val="24"/>
+          <w:lang w:val="en-US" w:eastAsia="ru-RU"/>
+        </w:rPr>
+      </w:pPr>
+      <w:r>
+        <w:rPr>
+          <w:rFonts w:ascii="Courier New" w:hAnsi="Courier New" w:cs="Courier New"/>
+          <w:color w:val="001080"/>
+          <w:sz w:val="24"/>
+          <w:szCs w:val="24"/>
+          <w:lang w:val="en-US" w:eastAsia="ru-RU"/>
+        </w:rPr>
+        <w:t>b</w:t>
+      </w:r>
+      <w:r>
+        <w:rPr>
+          <w:rFonts w:ascii="Courier New" w:hAnsi="Courier New" w:cs="Courier New"/>
+          <w:color w:val="000000"/>
+          <w:sz w:val="24"/>
+          <w:szCs w:val="24"/>
+          <w:lang w:val="en-US" w:eastAsia="ru-RU"/>
+        </w:rPr>
+        <w:t xml:space="preserve"> = </w:t>
+      </w:r>
+      <w:proofErr w:type="gramStart"/>
+      <w:r>
+        <w:rPr>
+          <w:rFonts w:ascii="Courier New" w:hAnsi="Courier New" w:cs="Courier New"/>
+          <w:color w:val="001080"/>
+          <w:sz w:val="24"/>
+          <w:szCs w:val="24"/>
+          <w:lang w:val="en-US" w:eastAsia="ru-RU"/>
+        </w:rPr>
+        <w:t>data</w:t>
+      </w:r>
+      <w:r>
+        <w:rPr>
+          <w:rFonts w:ascii="Courier New" w:hAnsi="Courier New" w:cs="Courier New"/>
+          <w:color w:val="000000"/>
+          <w:sz w:val="24"/>
+          <w:szCs w:val="24"/>
+          <w:lang w:val="en-US" w:eastAsia="ru-RU"/>
+        </w:rPr>
+        <w:t>[</w:t>
+      </w:r>
+      <w:proofErr w:type="gramEnd"/>
+      <w:r>
+        <w:rPr>
+          <w:rFonts w:ascii="Courier New" w:hAnsi="Courier New" w:cs="Courier New"/>
+          <w:color w:val="000000"/>
+          <w:sz w:val="24"/>
+          <w:szCs w:val="24"/>
+          <w:lang w:val="en-US" w:eastAsia="ru-RU"/>
+        </w:rPr>
+        <w:t>-</w:t>
+      </w:r>
+      <w:r>
+        <w:rPr>
+          <w:rFonts w:ascii="Courier New" w:hAnsi="Courier New" w:cs="Courier New"/>
+          <w:color w:val="098658"/>
+          <w:sz w:val="24"/>
+          <w:szCs w:val="24"/>
+          <w:lang w:val="en-US" w:eastAsia="ru-RU"/>
+        </w:rPr>
+        <w:t>1</w:t>
+      </w:r>
+      <w:r>
+        <w:rPr>
+          <w:rFonts w:ascii="Courier New" w:hAnsi="Courier New" w:cs="Courier New"/>
+          <w:color w:val="000000"/>
+          <w:sz w:val="24"/>
+          <w:szCs w:val="24"/>
+          <w:lang w:val="en-US" w:eastAsia="ru-RU"/>
+        </w:rPr>
+        <w:t>]</w:t>
+      </w:r>
+    </w:p>
+    <w:p>
+      <w:pPr>
+        <w:shd w:val="clear" w:color="auto" w:fill="FFFFFF"/>
+        <w:spacing w:after="0" w:line="285" w:lineRule="atLeast"/>
+        <w:rPr>
+          <w:rFonts w:ascii="Courier New" w:hAnsi="Courier New" w:cs="Courier New"/>
+          <w:color w:val="000000"/>
+          <w:sz w:val="24"/>
+          <w:szCs w:val="24"/>
+          <w:lang w:val="en-US" w:eastAsia="ru-RU"/>
+        </w:rPr>
+      </w:pPr>
+      <w:proofErr w:type="gramStart"/>
+      <w:r>
+        <w:rPr>
+          <w:rFonts w:ascii="Courier New" w:hAnsi="Courier New" w:cs="Courier New"/>
+          <w:color w:val="795E26"/>
+          <w:sz w:val="24"/>
+          <w:szCs w:val="24"/>
+          <w:lang w:val="en-US" w:eastAsia="ru-RU"/>
+        </w:rPr>
+        <w:t>rec</w:t>
+      </w:r>
+      <w:r>
+        <w:rPr>
+          <w:rFonts w:ascii="Courier New" w:hAnsi="Courier New" w:cs="Courier New"/>
+          <w:color w:val="000000"/>
+          <w:sz w:val="24"/>
+          <w:szCs w:val="24"/>
+          <w:lang w:val="en-US" w:eastAsia="ru-RU"/>
+        </w:rPr>
+        <w:t>(</w:t>
+      </w:r>
+      <w:proofErr w:type="gramEnd"/>
+      <w:r>
+        <w:rPr>
+          <w:rFonts w:ascii="Courier New" w:hAnsi="Courier New" w:cs="Courier New"/>
+          <w:color w:val="098658"/>
+          <w:sz w:val="24"/>
+          <w:szCs w:val="24"/>
+          <w:lang w:val="en-US" w:eastAsia="ru-RU"/>
+        </w:rPr>
+        <w:t>1</w:t>
+      </w:r>
+      <w:r>
+        <w:rPr>
+          <w:rFonts w:ascii="Courier New" w:hAnsi="Courier New" w:cs="Courier New"/>
+          <w:color w:val="000000"/>
+          <w:sz w:val="24"/>
+          <w:szCs w:val="24"/>
+          <w:lang w:val="en-US" w:eastAsia="ru-RU"/>
+        </w:rPr>
+        <w:t>,</w:t>
+      </w:r>
+      <w:r>
+        <w:rPr>
+          <w:rFonts w:ascii="Courier New" w:hAnsi="Courier New" w:cs="Courier New"/>
+          <w:color w:val="001080"/>
+          <w:sz w:val="24"/>
+          <w:szCs w:val="24"/>
+          <w:lang w:val="en-US" w:eastAsia="ru-RU"/>
+        </w:rPr>
+        <w:t>l</w:t>
+      </w:r>
+      <w:r>
+        <w:rPr>
+          <w:rFonts w:ascii="Courier New" w:hAnsi="Courier New" w:cs="Courier New"/>
+          <w:color w:val="000000"/>
+          <w:sz w:val="24"/>
+          <w:szCs w:val="24"/>
+          <w:lang w:val="en-US" w:eastAsia="ru-RU"/>
+        </w:rPr>
+        <w:t>[</w:t>
+      </w:r>
+      <w:r>
+        <w:rPr>
+          <w:rFonts w:ascii="Courier New" w:hAnsi="Courier New" w:cs="Courier New"/>
+          <w:color w:val="098658"/>
+          <w:sz w:val="24"/>
+          <w:szCs w:val="24"/>
+          <w:lang w:val="en-US" w:eastAsia="ru-RU"/>
+        </w:rPr>
+        <w:t>0</w:t>
+      </w:r>
+      <w:r>
+        <w:rPr>
+          <w:rFonts w:ascii="Courier New" w:hAnsi="Courier New" w:cs="Courier New"/>
+          <w:color w:val="000000"/>
+          <w:sz w:val="24"/>
+          <w:szCs w:val="24"/>
+          <w:lang w:val="en-US" w:eastAsia="ru-RU"/>
+        </w:rPr>
+        <w:t>],</w:t>
+      </w:r>
+      <w:proofErr w:type="spellStart"/>
+      <w:r>
+        <w:rPr>
+          <w:rFonts w:ascii="Courier New" w:hAnsi="Courier New" w:cs="Courier New"/>
+          <w:color w:val="267F99"/>
+          <w:sz w:val="24"/>
+          <w:szCs w:val="24"/>
+          <w:lang w:val="en-US" w:eastAsia="ru-RU"/>
+        </w:rPr>
+        <w:t>str</w:t>
+      </w:r>
+      <w:proofErr w:type="spellEnd"/>
+      <w:r>
+        <w:rPr>
+          <w:rFonts w:ascii="Courier New" w:hAnsi="Courier New" w:cs="Courier New"/>
+          <w:color w:val="000000"/>
+          <w:sz w:val="24"/>
+          <w:szCs w:val="24"/>
+          <w:lang w:val="en-US" w:eastAsia="ru-RU"/>
+        </w:rPr>
+        <w:t>(</w:t>
+      </w:r>
+      <w:r>
+        <w:rPr>
+          <w:rFonts w:ascii="Courier New" w:hAnsi="Courier New" w:cs="Courier New"/>
+          <w:color w:val="001080"/>
+          <w:sz w:val="24"/>
+          <w:szCs w:val="24"/>
+          <w:lang w:val="en-US" w:eastAsia="ru-RU"/>
+        </w:rPr>
+        <w:t>l</w:t>
+      </w:r>
+      <w:r>
+        <w:rPr>
+          <w:rFonts w:ascii="Courier New" w:hAnsi="Courier New" w:cs="Courier New"/>
+          <w:color w:val="000000"/>
+          <w:sz w:val="24"/>
+          <w:szCs w:val="24"/>
+          <w:lang w:val="en-US" w:eastAsia="ru-RU"/>
+        </w:rPr>
+        <w:t>[</w:t>
+      </w:r>
+      <w:r>
+        <w:rPr>
+          <w:rFonts w:ascii="Courier New" w:hAnsi="Courier New" w:cs="Courier New"/>
+          <w:color w:val="098658"/>
+          <w:sz w:val="24"/>
+          <w:szCs w:val="24"/>
+          <w:lang w:val="en-US" w:eastAsia="ru-RU"/>
+        </w:rPr>
+        <w:t>0</w:t>
+      </w:r>
+      <w:r>
+        <w:rPr>
+          <w:rFonts w:ascii="Courier New" w:hAnsi="Courier New" w:cs="Courier New"/>
+          <w:color w:val="000000"/>
+          <w:sz w:val="24"/>
+          <w:szCs w:val="24"/>
+          <w:lang w:val="en-US" w:eastAsia="ru-RU"/>
+        </w:rPr>
+        <w:t>]))</w:t>
+      </w:r>
+    </w:p>
+    <w:p>
+      <w:pPr>
+        <w:shd w:val="clear" w:color="auto" w:fill="FFFFFF"/>
+        <w:spacing w:after="0" w:line="285" w:lineRule="atLeast"/>
+        <w:rPr>
+          <w:rFonts w:ascii="Courier New" w:hAnsi="Courier New" w:cs="Courier New"/>
+          <w:color w:val="000000"/>
+          <w:sz w:val="24"/>
+          <w:szCs w:val="24"/>
+          <w:lang w:val="en-US" w:eastAsia="ru-RU"/>
+        </w:rPr>
+      </w:pPr>
+      <w:proofErr w:type="gramStart"/>
+      <w:r>
+        <w:rPr>
+          <w:rFonts w:ascii="Courier New" w:hAnsi="Courier New" w:cs="Courier New"/>
+          <w:color w:val="AF00DB"/>
+          <w:sz w:val="24"/>
+          <w:szCs w:val="24"/>
+          <w:lang w:val="en-US" w:eastAsia="ru-RU"/>
+        </w:rPr>
+        <w:t>if</w:t>
+      </w:r>
+      <w:proofErr w:type="gramEnd"/>
+      <w:r>
+        <w:rPr>
+          <w:rFonts w:ascii="Courier New" w:hAnsi="Courier New" w:cs="Courier New"/>
+          <w:color w:val="000000"/>
+          <w:sz w:val="24"/>
+          <w:szCs w:val="24"/>
+          <w:lang w:val="en-US" w:eastAsia="ru-RU"/>
+        </w:rPr>
+        <w:t xml:space="preserve"> </w:t>
+      </w:r>
+      <w:r>
+        <w:rPr>
+          <w:rFonts w:ascii="Courier New" w:hAnsi="Courier New" w:cs="Courier New"/>
+          <w:color w:val="001080"/>
+          <w:sz w:val="24"/>
+          <w:szCs w:val="24"/>
+          <w:lang w:val="en-US" w:eastAsia="ru-RU"/>
+        </w:rPr>
+        <w:t>k</w:t>
+      </w:r>
+      <w:r>
+        <w:rPr>
+          <w:rFonts w:ascii="Courier New" w:hAnsi="Courier New" w:cs="Courier New"/>
+          <w:color w:val="000000"/>
+          <w:sz w:val="24"/>
+          <w:szCs w:val="24"/>
+          <w:lang w:val="en-US" w:eastAsia="ru-RU"/>
+        </w:rPr>
+        <w:t>==</w:t>
+      </w:r>
+      <w:r>
+        <w:rPr>
+          <w:rFonts w:ascii="Courier New" w:hAnsi="Courier New" w:cs="Courier New"/>
+          <w:color w:val="A31515"/>
+          <w:sz w:val="24"/>
+          <w:szCs w:val="24"/>
+          <w:lang w:val="en-US" w:eastAsia="ru-RU"/>
+        </w:rPr>
+        <w:t>''</w:t>
+      </w:r>
+      <w:r>
+        <w:rPr>
+          <w:rFonts w:ascii="Courier New" w:hAnsi="Courier New" w:cs="Courier New"/>
+          <w:color w:val="000000"/>
+          <w:sz w:val="24"/>
+          <w:szCs w:val="24"/>
+          <w:lang w:val="en-US" w:eastAsia="ru-RU"/>
+        </w:rPr>
+        <w:t>:</w:t>
+      </w:r>
+    </w:p>
+    <w:p>
+      <w:pPr>
+        <w:shd w:val="clear" w:color="auto" w:fill="FFFFFF"/>
+        <w:spacing w:after="0" w:line="285" w:lineRule="atLeast"/>
+        <w:rPr>
+          <w:rFonts w:ascii="Courier New" w:hAnsi="Courier New" w:cs="Courier New"/>
+          <w:color w:val="000000"/>
+          <w:sz w:val="24"/>
+          <w:szCs w:val="24"/>
+          <w:lang w:val="en-US" w:eastAsia="ru-RU"/>
+        </w:rPr>
+      </w:pPr>
+      <w:r>
+        <w:rPr>
+          <w:rFonts w:ascii="Courier New" w:hAnsi="Courier New" w:cs="Courier New"/>
+          <w:color w:val="000000"/>
+          <w:sz w:val="24"/>
+          <w:szCs w:val="24"/>
+          <w:lang w:val="en-US" w:eastAsia="ru-RU"/>
+        </w:rPr>
+        <w:t xml:space="preserve">  </w:t>
+      </w:r>
+      <w:proofErr w:type="gramStart"/>
+      <w:r>
+        <w:rPr>
+          <w:rFonts w:ascii="Courier New" w:hAnsi="Courier New" w:cs="Courier New"/>
+          <w:color w:val="795E26"/>
+          <w:sz w:val="24"/>
+          <w:szCs w:val="24"/>
+          <w:lang w:val="en-US" w:eastAsia="ru-RU"/>
+        </w:rPr>
+        <w:t>print</w:t>
+      </w:r>
+      <w:r>
+        <w:rPr>
+          <w:rFonts w:ascii="Courier New" w:hAnsi="Courier New" w:cs="Courier New"/>
+          <w:color w:val="000000"/>
+          <w:sz w:val="24"/>
+          <w:szCs w:val="24"/>
+          <w:lang w:val="en-US" w:eastAsia="ru-RU"/>
+        </w:rPr>
+        <w:t>(</w:t>
+      </w:r>
+      <w:proofErr w:type="gramEnd"/>
+      <w:r>
+        <w:rPr>
+          <w:rFonts w:ascii="Courier New" w:hAnsi="Courier New" w:cs="Courier New"/>
+          <w:color w:val="A31515"/>
+          <w:sz w:val="24"/>
+          <w:szCs w:val="24"/>
+          <w:lang w:val="en-US" w:eastAsia="ru-RU"/>
+        </w:rPr>
+        <w:t>'No solution'</w:t>
+      </w:r>
+      <w:r>
+        <w:rPr>
+          <w:rFonts w:ascii="Courier New" w:hAnsi="Courier New" w:cs="Courier New"/>
+          <w:color w:val="000000"/>
+          <w:sz w:val="24"/>
+          <w:szCs w:val="24"/>
+          <w:lang w:val="en-US" w:eastAsia="ru-RU"/>
+        </w:rPr>
+        <w:t>)</w:t>
+      </w:r>
+    </w:p>
+    <w:p>
+      <w:pPr>
+        <w:shd w:val="clear" w:color="auto" w:fill="FFFFFF"/>
+        <w:spacing w:after="0" w:line="285" w:lineRule="atLeast"/>
+        <w:rPr>
+          <w:rFonts w:ascii="Courier New" w:hAnsi="Courier New" w:cs="Courier New"/>
+          <w:color w:val="000000"/>
+          <w:sz w:val="24"/>
+          <w:szCs w:val="24"/>
+          <w:lang w:val="en-US" w:eastAsia="ru-RU"/>
+        </w:rPr>
+      </w:pPr>
+      <w:proofErr w:type="gramStart"/>
+      <w:r>
+        <w:rPr>
+          <w:rFonts w:ascii="Courier New" w:hAnsi="Courier New" w:cs="Courier New"/>
+          <w:color w:val="AF00DB"/>
+          <w:sz w:val="24"/>
+          <w:szCs w:val="24"/>
+          <w:lang w:val="en-US" w:eastAsia="ru-RU"/>
+        </w:rPr>
+        <w:t>else</w:t>
+      </w:r>
+      <w:proofErr w:type="gramEnd"/>
+      <w:r>
+        <w:rPr>
+          <w:rFonts w:ascii="Courier New" w:hAnsi="Courier New" w:cs="Courier New"/>
+          <w:color w:val="000000"/>
+          <w:sz w:val="24"/>
+          <w:szCs w:val="24"/>
+          <w:lang w:val="en-US" w:eastAsia="ru-RU"/>
+        </w:rPr>
+        <w:t>:</w:t>
+      </w:r>
+    </w:p>
+    <w:p>
+      <w:pPr>
+        <w:shd w:val="clear" w:color="auto" w:fill="FFFFFF"/>
+        <w:spacing w:after="0" w:line="360" w:lineRule="auto"/>
+        <w:rPr>
+          <w:rFonts w:ascii="Courier New" w:hAnsi="Courier New" w:cs="Courier New"/>
+          <w:color w:val="000000"/>
+          <w:sz w:val="24"/>
+          <w:szCs w:val="24"/>
+          <w:lang w:val="en-US" w:eastAsia="ru-RU"/>
+        </w:rPr>
+      </w:pPr>
+      <w:r>
+        <w:rPr>
+          <w:rFonts w:ascii="Courier New" w:hAnsi="Courier New" w:cs="Courier New"/>
+          <w:color w:val="000000"/>
+          <w:sz w:val="24"/>
+          <w:szCs w:val="24"/>
+          <w:lang w:val="en-US" w:eastAsia="ru-RU"/>
+        </w:rPr>
+        <w:t xml:space="preserve">  </w:t>
+      </w:r>
+      <w:proofErr w:type="gramStart"/>
+      <w:r>
+        <w:rPr>
+          <w:rFonts w:ascii="Courier New" w:hAnsi="Courier New" w:cs="Courier New"/>
+          <w:color w:val="795E26"/>
+          <w:sz w:val="24"/>
+          <w:szCs w:val="24"/>
+          <w:lang w:val="en-US" w:eastAsia="ru-RU"/>
+        </w:rPr>
+        <w:t>print</w:t>
+      </w:r>
+      <w:r>
+        <w:rPr>
+          <w:rFonts w:ascii="Courier New" w:hAnsi="Courier New" w:cs="Courier New"/>
+          <w:color w:val="000000"/>
+          <w:sz w:val="24"/>
+          <w:szCs w:val="24"/>
+          <w:lang w:val="en-US" w:eastAsia="ru-RU"/>
+        </w:rPr>
+        <w:t>(</w:t>
+      </w:r>
+      <w:proofErr w:type="gramEnd"/>
+      <w:r>
+        <w:rPr>
+          <w:rFonts w:ascii="Courier New" w:hAnsi="Courier New" w:cs="Courier New"/>
+          <w:color w:val="001080"/>
+          <w:sz w:val="24"/>
+          <w:szCs w:val="24"/>
+          <w:lang w:val="en-US" w:eastAsia="ru-RU"/>
+        </w:rPr>
+        <w:t>k</w:t>
+      </w:r>
+      <w:r>
+        <w:rPr>
+          <w:rFonts w:ascii="Courier New" w:hAnsi="Courier New" w:cs="Courier New"/>
+          <w:color w:val="000000"/>
+          <w:sz w:val="24"/>
+          <w:szCs w:val="24"/>
+          <w:lang w:val="en-US" w:eastAsia="ru-RU"/>
+        </w:rPr>
+        <w:t>+</w:t>
+      </w:r>
+      <w:r>
+        <w:rPr>
+          <w:rFonts w:ascii="Courier New" w:hAnsi="Courier New" w:cs="Courier New"/>
+          <w:color w:val="A31515"/>
+          <w:sz w:val="24"/>
+          <w:szCs w:val="24"/>
+          <w:lang w:val="en-US" w:eastAsia="ru-RU"/>
+        </w:rPr>
+        <w:t>'='</w:t>
+      </w:r>
+      <w:r>
+        <w:rPr>
+          <w:rFonts w:ascii="Courier New" w:hAnsi="Courier New" w:cs="Courier New"/>
+          <w:color w:val="000000"/>
+          <w:sz w:val="24"/>
+          <w:szCs w:val="24"/>
+          <w:lang w:val="en-US" w:eastAsia="ru-RU"/>
+        </w:rPr>
+        <w:t>+</w:t>
+      </w:r>
+      <w:proofErr w:type="spellStart"/>
+      <w:r>
+        <w:rPr>
+          <w:rFonts w:ascii="Courier New" w:hAnsi="Courier New" w:cs="Courier New"/>
+          <w:color w:val="267F99"/>
+          <w:sz w:val="24"/>
+          <w:szCs w:val="24"/>
+          <w:lang w:val="en-US" w:eastAsia="ru-RU"/>
+        </w:rPr>
+        <w:t>str</w:t>
+      </w:r>
+      <w:proofErr w:type="spellEnd"/>
+      <w:r>
+        <w:rPr>
+          <w:rFonts w:ascii="Courier New" w:hAnsi="Courier New" w:cs="Courier New"/>
+          <w:color w:val="000000"/>
+          <w:sz w:val="24"/>
+          <w:szCs w:val="24"/>
+          <w:lang w:val="en-US" w:eastAsia="ru-RU"/>
+        </w:rPr>
+        <w:t>(</w:t>
+      </w:r>
+      <w:r>
+        <w:rPr>
+          <w:rFonts w:ascii="Courier New" w:hAnsi="Courier New" w:cs="Courier New"/>
+          <w:color w:val="001080"/>
+          <w:sz w:val="24"/>
+          <w:szCs w:val="24"/>
+          <w:lang w:val="en-US" w:eastAsia="ru-RU"/>
+        </w:rPr>
+        <w:t>b</w:t>
+      </w:r>
+      <w:r>
+        <w:rPr>
+          <w:rFonts w:ascii="Courier New" w:hAnsi="Courier New" w:cs="Courier New"/>
+          <w:color w:val="000000"/>
+          <w:sz w:val="24"/>
+          <w:szCs w:val="24"/>
+          <w:lang w:val="en-US" w:eastAsia="ru-RU"/>
+        </w:rPr>
+        <w:t>))</w:t>
+      </w:r>
+    </w:p>
+    <w:p>
+      <w:pPr>
+        <w:shd w:val="clear" w:color="auto" w:fill="FFFFFF"/>
+        <w:spacing w:after="0" w:line="360" w:lineRule="auto"/>
+        <w:rPr>
+          <w:rFonts w:ascii="Times New Roman" w:hAnsi="Times New Roman"/>
+          <w:color w:val="000000"/>
+          <w:sz w:val="28"/>
+          <w:szCs w:val="28"/>
+          <w:lang w:eastAsia="ru-RU"/>
+        </w:rPr>
+      </w:pPr>
+      <w:r>
+        <w:rPr>
+          <w:rFonts w:ascii="Times New Roman" w:hAnsi="Times New Roman"/>
+          <w:color w:val="000000"/>
+          <w:sz w:val="28"/>
+          <w:szCs w:val="28"/>
+          <w:lang w:eastAsia="ru-RU"/>
+        </w:rPr>
+        <w:t xml:space="preserve">Листинг 2 – Рекурсия на </w:t>
+      </w:r>
+      <w:r>
+        <w:rPr>
+          <w:rFonts w:ascii="Times New Roman" w:hAnsi="Times New Roman"/>
+          <w:color w:val="000000"/>
+          <w:sz w:val="28"/>
+          <w:szCs w:val="28"/>
+          <w:lang w:val="en-US" w:eastAsia="ru-RU"/>
+        </w:rPr>
+        <w:t>Rust</w:t>
+      </w:r>
+    </w:p>
+    <w:p>
+      <w:pPr>
+        <w:shd w:val="clear" w:color="auto" w:fill="FFFFFF"/>
+        <w:spacing w:after="0" w:line="285" w:lineRule="atLeast"/>
+        <w:rPr>
+          <w:rFonts w:ascii="Courier New" w:hAnsi="Courier New" w:cs="Courier New"/>
+          <w:color w:val="000000"/>
+          <w:sz w:val="24"/>
+          <w:szCs w:val="24"/>
+          <w:lang w:eastAsia="ru-RU"/>
+        </w:rPr>
+      </w:pPr>
+      <w:proofErr w:type="spellStart"/>
+      <w:r>
+        <w:rPr>
+          <w:rFonts w:ascii="Courier New" w:hAnsi="Courier New" w:cs="Courier New"/>
+          <w:color w:val="0000FF"/>
+          <w:sz w:val="24"/>
+          <w:szCs w:val="24"/>
+          <w:lang w:eastAsia="ru-RU"/>
+        </w:rPr>
+        <w:t>use</w:t>
+      </w:r>
+      <w:proofErr w:type="spellEnd"/>
+      <w:r>
+        <w:rPr>
+          <w:rFonts w:ascii="Courier New" w:hAnsi="Courier New" w:cs="Courier New"/>
+          <w:color w:val="000000"/>
+          <w:sz w:val="24"/>
+          <w:szCs w:val="24"/>
+          <w:lang w:eastAsia="ru-RU"/>
+        </w:rPr>
+        <w:t xml:space="preserve"> </w:t>
+      </w:r>
+      <w:proofErr w:type="spellStart"/>
+      <w:proofErr w:type="gramStart"/>
+      <w:r>
+        <w:rPr>
+          <w:rFonts w:ascii="Courier New" w:hAnsi="Courier New" w:cs="Courier New"/>
+          <w:color w:val="267F99"/>
+          <w:sz w:val="24"/>
+          <w:szCs w:val="24"/>
+          <w:lang w:eastAsia="ru-RU"/>
+        </w:rPr>
+        <w:t>std</w:t>
+      </w:r>
+      <w:proofErr w:type="spellEnd"/>
+      <w:r>
+        <w:rPr>
+          <w:rFonts w:ascii="Courier New" w:hAnsi="Courier New" w:cs="Courier New"/>
+          <w:color w:val="000000"/>
+          <w:sz w:val="24"/>
+          <w:szCs w:val="24"/>
+          <w:lang w:eastAsia="ru-RU"/>
+        </w:rPr>
+        <w:t>::</w:t>
+      </w:r>
+      <w:proofErr w:type="spellStart"/>
+      <w:proofErr w:type="gramEnd"/>
+      <w:r>
+        <w:rPr>
+          <w:rFonts w:ascii="Courier New" w:hAnsi="Courier New" w:cs="Courier New"/>
+          <w:color w:val="000000"/>
+          <w:sz w:val="24"/>
+          <w:szCs w:val="24"/>
+          <w:lang w:eastAsia="ru-RU"/>
+        </w:rPr>
+        <w:t>env</w:t>
+      </w:r>
+      <w:proofErr w:type="spellEnd"/>
+      <w:r>
+        <w:rPr>
+          <w:rFonts w:ascii="Courier New" w:hAnsi="Courier New" w:cs="Courier New"/>
+          <w:color w:val="000000"/>
+          <w:sz w:val="24"/>
+          <w:szCs w:val="24"/>
+          <w:lang w:eastAsia="ru-RU"/>
+        </w:rPr>
+        <w:t>;</w:t>
+      </w:r>
+    </w:p>
+    <w:p>
+      <w:pPr>
+        <w:shd w:val="clear" w:color="auto" w:fill="FFFFFF"/>
+        <w:spacing w:after="0" w:line="285" w:lineRule="atLeast"/>
+        <w:rPr>
+          <w:rFonts w:ascii="Courier New" w:hAnsi="Courier New" w:cs="Courier New"/>
+          <w:color w:val="000000"/>
+          <w:sz w:val="24"/>
+          <w:szCs w:val="24"/>
+          <w:lang w:val="en-US" w:eastAsia="ru-RU"/>
+        </w:rPr>
+      </w:pPr>
+      <w:proofErr w:type="gramStart"/>
+      <w:r>
+        <w:rPr>
+          <w:rFonts w:ascii="Courier New" w:hAnsi="Courier New" w:cs="Courier New"/>
+          <w:color w:val="0000FF"/>
+          <w:sz w:val="24"/>
+          <w:szCs w:val="24"/>
+          <w:lang w:val="en-US" w:eastAsia="ru-RU"/>
+        </w:rPr>
+        <w:t>use</w:t>
+      </w:r>
+      <w:proofErr w:type="gramEnd"/>
+      <w:r>
+        <w:rPr>
+          <w:rFonts w:ascii="Courier New" w:hAnsi="Courier New" w:cs="Courier New"/>
+          <w:color w:val="000000"/>
+          <w:sz w:val="24"/>
+          <w:szCs w:val="24"/>
+          <w:lang w:val="en-US" w:eastAsia="ru-RU"/>
+        </w:rPr>
+        <w:t xml:space="preserve"> </w:t>
+      </w:r>
+      <w:proofErr w:type="spellStart"/>
+      <w:r>
+        <w:rPr>
+          <w:rFonts w:ascii="Courier New" w:hAnsi="Courier New" w:cs="Courier New"/>
+          <w:color w:val="267F99"/>
+          <w:sz w:val="24"/>
+          <w:szCs w:val="24"/>
+          <w:lang w:val="en-US" w:eastAsia="ru-RU"/>
+        </w:rPr>
+        <w:t>std</w:t>
+      </w:r>
+      <w:proofErr w:type="spellEnd"/>
+      <w:r>
+        <w:rPr>
+          <w:rFonts w:ascii="Courier New" w:hAnsi="Courier New" w:cs="Courier New"/>
+          <w:color w:val="000000"/>
+          <w:sz w:val="24"/>
+          <w:szCs w:val="24"/>
+          <w:lang w:val="en-US" w:eastAsia="ru-RU"/>
+        </w:rPr>
+        <w:t>::</w:t>
+      </w:r>
+      <w:r>
+        <w:rPr>
+          <w:rFonts w:ascii="Courier New" w:hAnsi="Courier New" w:cs="Courier New"/>
+          <w:color w:val="267F99"/>
+          <w:sz w:val="24"/>
+          <w:szCs w:val="24"/>
+          <w:lang w:val="en-US" w:eastAsia="ru-RU"/>
+        </w:rPr>
+        <w:t>fs</w:t>
+      </w:r>
+      <w:r>
+        <w:rPr>
+          <w:rFonts w:ascii="Courier New" w:hAnsi="Courier New" w:cs="Courier New"/>
+          <w:color w:val="000000"/>
+          <w:sz w:val="24"/>
+          <w:szCs w:val="24"/>
+          <w:lang w:val="en-US" w:eastAsia="ru-RU"/>
+        </w:rPr>
+        <w:t>::</w:t>
+      </w:r>
+      <w:r>
+        <w:rPr>
+          <w:rFonts w:ascii="Courier New" w:hAnsi="Courier New" w:cs="Courier New"/>
+          <w:color w:val="267F99"/>
+          <w:sz w:val="24"/>
+          <w:szCs w:val="24"/>
+          <w:lang w:val="en-US" w:eastAsia="ru-RU"/>
+        </w:rPr>
+        <w:t>File</w:t>
+      </w:r>
+      <w:r>
+        <w:rPr>
+          <w:rFonts w:ascii="Courier New" w:hAnsi="Courier New" w:cs="Courier New"/>
+          <w:color w:val="000000"/>
+          <w:sz w:val="24"/>
+          <w:szCs w:val="24"/>
+          <w:lang w:val="en-US" w:eastAsia="ru-RU"/>
+        </w:rPr>
+        <w:t>;</w:t>
+      </w:r>
+      <w:bookmarkStart w:id="0" w:name="_GoBack"/>
+      <w:bookmarkEnd w:id="0"/>
+    </w:p>
+    <w:p>
+      <w:pPr>
+        <w:shd w:val="clear" w:color="auto" w:fill="FFFFFF"/>
+        <w:spacing w:after="0" w:line="285" w:lineRule="atLeast"/>
+        <w:rPr>
+          <w:rFonts w:ascii="Courier New" w:hAnsi="Courier New" w:cs="Courier New"/>
+          <w:color w:val="000000"/>
+          <w:sz w:val="24"/>
+          <w:szCs w:val="24"/>
+          <w:lang w:val="en-US" w:eastAsia="ru-RU"/>
+        </w:rPr>
+      </w:pPr>
+      <w:proofErr w:type="gramStart"/>
+      <w:r>
+        <w:rPr>
+          <w:rFonts w:ascii="Courier New" w:hAnsi="Courier New" w:cs="Courier New"/>
+          <w:color w:val="0000FF"/>
+          <w:sz w:val="24"/>
+          <w:szCs w:val="24"/>
+          <w:lang w:val="en-US" w:eastAsia="ru-RU"/>
+        </w:rPr>
+        <w:t>use</w:t>
+      </w:r>
+      <w:proofErr w:type="gramEnd"/>
+      <w:r>
+        <w:rPr>
+          <w:rFonts w:ascii="Courier New" w:hAnsi="Courier New" w:cs="Courier New"/>
+          <w:color w:val="000000"/>
+          <w:sz w:val="24"/>
+          <w:szCs w:val="24"/>
+          <w:lang w:val="en-US" w:eastAsia="ru-RU"/>
+        </w:rPr>
+        <w:t xml:space="preserve"> </w:t>
+      </w:r>
+      <w:proofErr w:type="spellStart"/>
+      <w:r>
+        <w:rPr>
+          <w:rFonts w:ascii="Courier New" w:hAnsi="Courier New" w:cs="Courier New"/>
+          <w:color w:val="267F99"/>
+          <w:sz w:val="24"/>
+          <w:szCs w:val="24"/>
+          <w:lang w:val="en-US" w:eastAsia="ru-RU"/>
+        </w:rPr>
+        <w:t>std</w:t>
+      </w:r>
+      <w:proofErr w:type="spellEnd"/>
+      <w:r>
+        <w:rPr>
+          <w:rFonts w:ascii="Courier New" w:hAnsi="Courier New" w:cs="Courier New"/>
+          <w:color w:val="000000"/>
+          <w:sz w:val="24"/>
+          <w:szCs w:val="24"/>
+          <w:lang w:val="en-US" w:eastAsia="ru-RU"/>
+        </w:rPr>
+        <w:t>::</w:t>
+      </w:r>
+      <w:proofErr w:type="spellStart"/>
+      <w:r>
+        <w:rPr>
+          <w:rFonts w:ascii="Courier New" w:hAnsi="Courier New" w:cs="Courier New"/>
+          <w:color w:val="267F99"/>
+          <w:sz w:val="24"/>
+          <w:szCs w:val="24"/>
+          <w:lang w:val="en-US" w:eastAsia="ru-RU"/>
+        </w:rPr>
+        <w:t>io</w:t>
+      </w:r>
+      <w:proofErr w:type="spellEnd"/>
+      <w:r>
+        <w:rPr>
+          <w:rFonts w:ascii="Courier New" w:hAnsi="Courier New" w:cs="Courier New"/>
+          <w:color w:val="000000"/>
+          <w:sz w:val="24"/>
+          <w:szCs w:val="24"/>
+          <w:lang w:val="en-US" w:eastAsia="ru-RU"/>
+        </w:rPr>
+        <w:t>::{</w:t>
+      </w:r>
+      <w:r>
+        <w:rPr>
+          <w:rFonts w:ascii="Courier New" w:hAnsi="Courier New" w:cs="Courier New"/>
+          <w:color w:val="0000FF"/>
+          <w:sz w:val="24"/>
+          <w:szCs w:val="24"/>
+          <w:lang w:val="en-US" w:eastAsia="ru-RU"/>
+        </w:rPr>
+        <w:t>self</w:t>
+      </w:r>
+      <w:r>
+        <w:rPr>
+          <w:rFonts w:ascii="Courier New" w:hAnsi="Courier New" w:cs="Courier New"/>
+          <w:color w:val="000000"/>
+          <w:sz w:val="24"/>
+          <w:szCs w:val="24"/>
+          <w:lang w:val="en-US" w:eastAsia="ru-RU"/>
+        </w:rPr>
+        <w:t xml:space="preserve">, </w:t>
+      </w:r>
+      <w:proofErr w:type="spellStart"/>
+      <w:r>
+        <w:rPr>
+          <w:rFonts w:ascii="Courier New" w:hAnsi="Courier New" w:cs="Courier New"/>
+          <w:color w:val="267F99"/>
+          <w:sz w:val="24"/>
+          <w:szCs w:val="24"/>
+          <w:lang w:val="en-US" w:eastAsia="ru-RU"/>
+        </w:rPr>
+        <w:t>BufRead</w:t>
+      </w:r>
+      <w:proofErr w:type="spellEnd"/>
+      <w:r>
+        <w:rPr>
+          <w:rFonts w:ascii="Courier New" w:hAnsi="Courier New" w:cs="Courier New"/>
+          <w:color w:val="000000"/>
+          <w:sz w:val="24"/>
+          <w:szCs w:val="24"/>
+          <w:lang w:val="en-US" w:eastAsia="ru-RU"/>
+        </w:rPr>
+        <w:t>};</w:t>
+      </w:r>
+    </w:p>
+    <w:p>
+      <w:pPr>
+        <w:shd w:val="clear" w:color="auto" w:fill="FFFFFF"/>
+        <w:spacing w:after="0" w:line="285" w:lineRule="atLeast"/>
+        <w:rPr>
+          <w:rFonts w:ascii="Courier New" w:hAnsi="Courier New" w:cs="Courier New"/>
+          <w:color w:val="000000"/>
+          <w:sz w:val="24"/>
+          <w:szCs w:val="24"/>
+          <w:lang w:val="en-US" w:eastAsia="ru-RU"/>
+        </w:rPr>
+      </w:pPr>
+    </w:p>
+    <w:p>
+      <w:pPr>
+        <w:shd w:val="clear" w:color="auto" w:fill="FFFFFF"/>
+        <w:spacing w:after="0" w:line="285" w:lineRule="atLeast"/>
+        <w:rPr>
+          <w:rFonts w:ascii="Courier New" w:hAnsi="Courier New" w:cs="Courier New"/>
+          <w:color w:val="000000"/>
+          <w:sz w:val="24"/>
+          <w:szCs w:val="24"/>
+          <w:lang w:val="en-US" w:eastAsia="ru-RU"/>
+        </w:rPr>
+      </w:pPr>
+      <w:proofErr w:type="spellStart"/>
+      <w:proofErr w:type="gramStart"/>
+      <w:r>
+        <w:rPr>
+          <w:rFonts w:ascii="Courier New" w:hAnsi="Courier New" w:cs="Courier New"/>
+          <w:color w:val="0000FF"/>
+          <w:sz w:val="24"/>
+          <w:szCs w:val="24"/>
+          <w:lang w:val="en-US" w:eastAsia="ru-RU"/>
+        </w:rPr>
+        <w:t>fn</w:t>
+      </w:r>
+      <w:proofErr w:type="spellEnd"/>
+      <w:proofErr w:type="gramEnd"/>
+      <w:r>
+        <w:rPr>
+          <w:rFonts w:ascii="Courier New" w:hAnsi="Courier New" w:cs="Courier New"/>
+          <w:color w:val="000000"/>
+          <w:sz w:val="24"/>
+          <w:szCs w:val="24"/>
+          <w:lang w:val="en-US" w:eastAsia="ru-RU"/>
+        </w:rPr>
+        <w:t xml:space="preserve"> </w:t>
+      </w:r>
+      <w:r>
+        <w:rPr>
+          <w:rFonts w:ascii="Courier New" w:hAnsi="Courier New" w:cs="Courier New"/>
+          <w:color w:val="795E26"/>
+          <w:sz w:val="24"/>
+          <w:szCs w:val="24"/>
+          <w:lang w:val="en-US" w:eastAsia="ru-RU"/>
+        </w:rPr>
+        <w:t>rec</w:t>
+      </w:r>
+      <w:r>
+        <w:rPr>
+          <w:rFonts w:ascii="Courier New" w:hAnsi="Courier New" w:cs="Courier New"/>
+          <w:color w:val="000000"/>
+          <w:sz w:val="24"/>
+          <w:szCs w:val="24"/>
+          <w:lang w:val="en-US" w:eastAsia="ru-RU"/>
+        </w:rPr>
+        <w:t>(</w:t>
+      </w:r>
+      <w:proofErr w:type="spellStart"/>
+      <w:r>
+        <w:rPr>
+          <w:rFonts w:ascii="Courier New" w:hAnsi="Courier New" w:cs="Courier New"/>
+          <w:color w:val="001080"/>
+          <w:sz w:val="24"/>
+          <w:szCs w:val="24"/>
+          <w:lang w:val="en-US" w:eastAsia="ru-RU"/>
+        </w:rPr>
+        <w:t>ch</w:t>
+      </w:r>
+      <w:proofErr w:type="spellEnd"/>
+      <w:r>
+        <w:rPr>
+          <w:rFonts w:ascii="Courier New" w:hAnsi="Courier New" w:cs="Courier New"/>
+          <w:color w:val="000000"/>
+          <w:sz w:val="24"/>
+          <w:szCs w:val="24"/>
+          <w:lang w:val="en-US" w:eastAsia="ru-RU"/>
+        </w:rPr>
+        <w:t xml:space="preserve">: </w:t>
+      </w:r>
+      <w:proofErr w:type="spellStart"/>
+      <w:r>
+        <w:rPr>
+          <w:rFonts w:ascii="Courier New" w:hAnsi="Courier New" w:cs="Courier New"/>
+          <w:color w:val="267F99"/>
+          <w:sz w:val="24"/>
+          <w:szCs w:val="24"/>
+          <w:lang w:val="en-US" w:eastAsia="ru-RU"/>
+        </w:rPr>
+        <w:t>usize</w:t>
+      </w:r>
+      <w:proofErr w:type="spellEnd"/>
+      <w:r>
+        <w:rPr>
+          <w:rFonts w:ascii="Courier New" w:hAnsi="Courier New" w:cs="Courier New"/>
+          <w:color w:val="000000"/>
+          <w:sz w:val="24"/>
+          <w:szCs w:val="24"/>
+          <w:lang w:val="en-US" w:eastAsia="ru-RU"/>
+        </w:rPr>
+        <w:t xml:space="preserve">, </w:t>
+      </w:r>
+      <w:r>
+        <w:rPr>
+          <w:rFonts w:ascii="Courier New" w:hAnsi="Courier New" w:cs="Courier New"/>
+          <w:color w:val="001080"/>
+          <w:sz w:val="24"/>
+          <w:szCs w:val="24"/>
+          <w:lang w:val="en-US" w:eastAsia="ru-RU"/>
+        </w:rPr>
+        <w:t>s</w:t>
+      </w:r>
+      <w:r>
+        <w:rPr>
+          <w:rFonts w:ascii="Courier New" w:hAnsi="Courier New" w:cs="Courier New"/>
+          <w:color w:val="000000"/>
+          <w:sz w:val="24"/>
+          <w:szCs w:val="24"/>
+          <w:lang w:val="en-US" w:eastAsia="ru-RU"/>
+        </w:rPr>
+        <w:t xml:space="preserve">: </w:t>
+      </w:r>
+      <w:r>
+        <w:rPr>
+          <w:rFonts w:ascii="Courier New" w:hAnsi="Courier New" w:cs="Courier New"/>
+          <w:color w:val="267F99"/>
+          <w:sz w:val="24"/>
+          <w:szCs w:val="24"/>
+          <w:lang w:val="en-US" w:eastAsia="ru-RU"/>
+        </w:rPr>
+        <w:t>i64</w:t>
+      </w:r>
+      <w:r>
+        <w:rPr>
+          <w:rFonts w:ascii="Courier New" w:hAnsi="Courier New" w:cs="Courier New"/>
+          <w:color w:val="000000"/>
+          <w:sz w:val="24"/>
+          <w:szCs w:val="24"/>
+          <w:lang w:val="en-US" w:eastAsia="ru-RU"/>
+        </w:rPr>
+        <w:t xml:space="preserve">, </w:t>
+      </w:r>
+      <w:proofErr w:type="spellStart"/>
+      <w:r>
+        <w:rPr>
+          <w:rFonts w:ascii="Courier New" w:hAnsi="Courier New" w:cs="Courier New"/>
+          <w:color w:val="001080"/>
+          <w:sz w:val="24"/>
+          <w:szCs w:val="24"/>
+          <w:lang w:val="en-US" w:eastAsia="ru-RU"/>
+        </w:rPr>
+        <w:t>st</w:t>
+      </w:r>
+      <w:proofErr w:type="spellEnd"/>
+      <w:r>
+        <w:rPr>
+          <w:rFonts w:ascii="Courier New" w:hAnsi="Courier New" w:cs="Courier New"/>
+          <w:color w:val="000000"/>
+          <w:sz w:val="24"/>
+          <w:szCs w:val="24"/>
+          <w:lang w:val="en-US" w:eastAsia="ru-RU"/>
+        </w:rPr>
+        <w:t xml:space="preserve">: </w:t>
+      </w:r>
+      <w:r>
+        <w:rPr>
+          <w:rFonts w:ascii="Courier New" w:hAnsi="Courier New" w:cs="Courier New"/>
+          <w:color w:val="267F99"/>
+          <w:sz w:val="24"/>
+          <w:szCs w:val="24"/>
+          <w:lang w:val="en-US" w:eastAsia="ru-RU"/>
+        </w:rPr>
+        <w:t>String</w:t>
+      </w:r>
+      <w:r>
+        <w:rPr>
+          <w:rFonts w:ascii="Courier New" w:hAnsi="Courier New" w:cs="Courier New"/>
+          <w:color w:val="000000"/>
+          <w:sz w:val="24"/>
+          <w:szCs w:val="24"/>
+          <w:lang w:val="en-US" w:eastAsia="ru-RU"/>
+        </w:rPr>
+        <w:t xml:space="preserve">, </w:t>
+      </w:r>
+      <w:r>
+        <w:rPr>
+          <w:rFonts w:ascii="Courier New" w:hAnsi="Courier New" w:cs="Courier New"/>
+          <w:color w:val="001080"/>
+          <w:sz w:val="24"/>
+          <w:szCs w:val="24"/>
+          <w:lang w:val="en-US" w:eastAsia="ru-RU"/>
+        </w:rPr>
+        <w:t>l</w:t>
+      </w:r>
+      <w:r>
+        <w:rPr>
+          <w:rFonts w:ascii="Courier New" w:hAnsi="Courier New" w:cs="Courier New"/>
+          <w:color w:val="000000"/>
+          <w:sz w:val="24"/>
+          <w:szCs w:val="24"/>
+          <w:lang w:val="en-US" w:eastAsia="ru-RU"/>
+        </w:rPr>
+        <w:t>: &amp;</w:t>
+      </w:r>
+      <w:proofErr w:type="spellStart"/>
+      <w:r>
+        <w:rPr>
+          <w:rFonts w:ascii="Courier New" w:hAnsi="Courier New" w:cs="Courier New"/>
+          <w:color w:val="267F99"/>
+          <w:sz w:val="24"/>
+          <w:szCs w:val="24"/>
+          <w:lang w:val="en-US" w:eastAsia="ru-RU"/>
+        </w:rPr>
+        <w:t>Vec</w:t>
+      </w:r>
+      <w:proofErr w:type="spellEnd"/>
+      <w:r>
+        <w:rPr>
+          <w:rFonts w:ascii="Courier New" w:hAnsi="Courier New" w:cs="Courier New"/>
+          <w:color w:val="000000"/>
+          <w:sz w:val="24"/>
+          <w:szCs w:val="24"/>
+          <w:lang w:val="en-US" w:eastAsia="ru-RU"/>
+        </w:rPr>
+        <w:t>&lt;</w:t>
+      </w:r>
+      <w:r>
+        <w:rPr>
+          <w:rFonts w:ascii="Courier New" w:hAnsi="Courier New" w:cs="Courier New"/>
+          <w:color w:val="267F99"/>
+          <w:sz w:val="24"/>
+          <w:szCs w:val="24"/>
+          <w:lang w:val="en-US" w:eastAsia="ru-RU"/>
+        </w:rPr>
+        <w:t>i64</w:t>
+      </w:r>
+      <w:r>
+        <w:rPr>
+          <w:rFonts w:ascii="Courier New" w:hAnsi="Courier New" w:cs="Courier New"/>
+          <w:color w:val="000000"/>
+          <w:sz w:val="24"/>
+          <w:szCs w:val="24"/>
+          <w:lang w:val="en-US" w:eastAsia="ru-RU"/>
+        </w:rPr>
+        <w:t xml:space="preserve">&gt;, </w:t>
+      </w:r>
+      <w:r>
+        <w:rPr>
+          <w:rFonts w:ascii="Courier New" w:hAnsi="Courier New" w:cs="Courier New"/>
+          <w:color w:val="001080"/>
+          <w:sz w:val="24"/>
+          <w:szCs w:val="24"/>
+          <w:lang w:val="en-US" w:eastAsia="ru-RU"/>
+        </w:rPr>
+        <w:t>b</w:t>
+      </w:r>
+      <w:r>
+        <w:rPr>
+          <w:rFonts w:ascii="Courier New" w:hAnsi="Courier New" w:cs="Courier New"/>
+          <w:color w:val="000000"/>
+          <w:sz w:val="24"/>
+          <w:szCs w:val="24"/>
+          <w:lang w:val="en-US" w:eastAsia="ru-RU"/>
+        </w:rPr>
+        <w:t xml:space="preserve">: </w:t>
+      </w:r>
+      <w:r>
+        <w:rPr>
+          <w:rFonts w:ascii="Courier New" w:hAnsi="Courier New" w:cs="Courier New"/>
+          <w:color w:val="267F99"/>
+          <w:sz w:val="24"/>
+          <w:szCs w:val="24"/>
+          <w:lang w:val="en-US" w:eastAsia="ru-RU"/>
+        </w:rPr>
+        <w:t>i64</w:t>
+      </w:r>
+      <w:r>
+        <w:rPr>
+          <w:rFonts w:ascii="Courier New" w:hAnsi="Courier New" w:cs="Courier New"/>
+          <w:color w:val="000000"/>
+          <w:sz w:val="24"/>
+          <w:szCs w:val="24"/>
+          <w:lang w:val="en-US" w:eastAsia="ru-RU"/>
+        </w:rPr>
+        <w:t xml:space="preserve">, </w:t>
+      </w:r>
+      <w:r>
+        <w:rPr>
+          <w:rFonts w:ascii="Courier New" w:hAnsi="Courier New" w:cs="Courier New"/>
+          <w:color w:val="001080"/>
+          <w:sz w:val="24"/>
+          <w:szCs w:val="24"/>
+          <w:lang w:val="en-US" w:eastAsia="ru-RU"/>
+        </w:rPr>
+        <w:t>k</w:t>
+      </w:r>
+      <w:r>
+        <w:rPr>
+          <w:rFonts w:ascii="Courier New" w:hAnsi="Courier New" w:cs="Courier New"/>
+          <w:color w:val="000000"/>
+          <w:sz w:val="24"/>
+          <w:szCs w:val="24"/>
+          <w:lang w:val="en-US" w:eastAsia="ru-RU"/>
+        </w:rPr>
+        <w:t>: &amp;</w:t>
+      </w:r>
+      <w:proofErr w:type="spellStart"/>
+      <w:r>
+        <w:rPr>
+          <w:rFonts w:ascii="Courier New" w:hAnsi="Courier New" w:cs="Courier New"/>
+          <w:color w:val="0000FF"/>
+          <w:sz w:val="24"/>
+          <w:szCs w:val="24"/>
+          <w:lang w:val="en-US" w:eastAsia="ru-RU"/>
+        </w:rPr>
+        <w:t>mut</w:t>
+      </w:r>
+      <w:proofErr w:type="spellEnd"/>
+      <w:r>
+        <w:rPr>
+          <w:rFonts w:ascii="Courier New" w:hAnsi="Courier New" w:cs="Courier New"/>
+          <w:color w:val="000000"/>
+          <w:sz w:val="24"/>
+          <w:szCs w:val="24"/>
+          <w:lang w:val="en-US" w:eastAsia="ru-RU"/>
+        </w:rPr>
+        <w:t xml:space="preserve"> </w:t>
+      </w:r>
+      <w:r>
+        <w:rPr>
+          <w:rFonts w:ascii="Courier New" w:hAnsi="Courier New" w:cs="Courier New"/>
+          <w:color w:val="267F99"/>
+          <w:sz w:val="24"/>
+          <w:szCs w:val="24"/>
+          <w:lang w:val="en-US" w:eastAsia="ru-RU"/>
+        </w:rPr>
+        <w:t>Option</w:t>
+      </w:r>
+      <w:r>
+        <w:rPr>
+          <w:rFonts w:ascii="Courier New" w:hAnsi="Courier New" w:cs="Courier New"/>
+          <w:color w:val="000000"/>
+          <w:sz w:val="24"/>
+          <w:szCs w:val="24"/>
+          <w:lang w:val="en-US" w:eastAsia="ru-RU"/>
+        </w:rPr>
+        <w:t>&lt;</w:t>
+      </w:r>
+      <w:r>
+        <w:rPr>
+          <w:rFonts w:ascii="Courier New" w:hAnsi="Courier New" w:cs="Courier New"/>
+          <w:color w:val="267F99"/>
+          <w:sz w:val="24"/>
+          <w:szCs w:val="24"/>
+          <w:lang w:val="en-US" w:eastAsia="ru-RU"/>
+        </w:rPr>
+        <w:t>String</w:t>
+      </w:r>
+      <w:r>
+        <w:rPr>
+          <w:rFonts w:ascii="Courier New" w:hAnsi="Courier New" w:cs="Courier New"/>
+          <w:color w:val="000000"/>
+          <w:sz w:val="24"/>
+          <w:szCs w:val="24"/>
+          <w:lang w:val="en-US" w:eastAsia="ru-RU"/>
+        </w:rPr>
+        <w:t>&gt;) {</w:t>
+      </w:r>
+    </w:p>
+    <w:p>
+      <w:pPr>
+        <w:shd w:val="clear" w:color="auto" w:fill="FFFFFF"/>
+        <w:spacing w:after="0" w:line="285" w:lineRule="atLeast"/>
+        <w:rPr>
+          <w:rFonts w:ascii="Courier New" w:hAnsi="Courier New" w:cs="Courier New"/>
+          <w:color w:val="000000"/>
+          <w:sz w:val="24"/>
+          <w:szCs w:val="24"/>
+          <w:lang w:val="en-US" w:eastAsia="ru-RU"/>
+        </w:rPr>
+      </w:pPr>
+      <w:r>
+        <w:rPr>
+          <w:rFonts w:ascii="Courier New" w:hAnsi="Courier New" w:cs="Courier New"/>
+          <w:color w:val="000000"/>
+          <w:sz w:val="24"/>
+          <w:szCs w:val="24"/>
+          <w:lang w:val="en-US" w:eastAsia="ru-RU"/>
+        </w:rPr>
+        <w:t xml:space="preserve">    </w:t>
+      </w:r>
+      <w:proofErr w:type="gramStart"/>
+      <w:r>
+        <w:rPr>
+          <w:rFonts w:ascii="Courier New" w:hAnsi="Courier New" w:cs="Courier New"/>
+          <w:color w:val="AF00DB"/>
+          <w:sz w:val="24"/>
+          <w:szCs w:val="24"/>
+          <w:lang w:val="en-US" w:eastAsia="ru-RU"/>
+        </w:rPr>
+        <w:t>if</w:t>
+      </w:r>
+      <w:proofErr w:type="gramEnd"/>
+      <w:r>
+        <w:rPr>
+          <w:rFonts w:ascii="Courier New" w:hAnsi="Courier New" w:cs="Courier New"/>
+          <w:color w:val="000000"/>
+          <w:sz w:val="24"/>
+          <w:szCs w:val="24"/>
+          <w:lang w:val="en-US" w:eastAsia="ru-RU"/>
+        </w:rPr>
+        <w:t xml:space="preserve"> </w:t>
+      </w:r>
+      <w:proofErr w:type="spellStart"/>
+      <w:r>
+        <w:rPr>
+          <w:rFonts w:ascii="Courier New" w:hAnsi="Courier New" w:cs="Courier New"/>
+          <w:color w:val="001080"/>
+          <w:sz w:val="24"/>
+          <w:szCs w:val="24"/>
+          <w:lang w:val="en-US" w:eastAsia="ru-RU"/>
+        </w:rPr>
+        <w:t>k</w:t>
+      </w:r>
+      <w:r>
+        <w:rPr>
+          <w:rFonts w:ascii="Courier New" w:hAnsi="Courier New" w:cs="Courier New"/>
+          <w:color w:val="000000"/>
+          <w:sz w:val="24"/>
+          <w:szCs w:val="24"/>
+          <w:lang w:val="en-US" w:eastAsia="ru-RU"/>
+        </w:rPr>
+        <w:t>.</w:t>
+      </w:r>
+      <w:r>
+        <w:rPr>
+          <w:rFonts w:ascii="Courier New" w:hAnsi="Courier New" w:cs="Courier New"/>
+          <w:color w:val="795E26"/>
+          <w:sz w:val="24"/>
+          <w:szCs w:val="24"/>
+          <w:lang w:val="en-US" w:eastAsia="ru-RU"/>
+        </w:rPr>
+        <w:t>is_some</w:t>
+      </w:r>
+      <w:proofErr w:type="spellEnd"/>
+      <w:r>
+        <w:rPr>
+          <w:rFonts w:ascii="Courier New" w:hAnsi="Courier New" w:cs="Courier New"/>
+          <w:color w:val="000000"/>
+          <w:sz w:val="24"/>
+          <w:szCs w:val="24"/>
+          <w:lang w:val="en-US" w:eastAsia="ru-RU"/>
+        </w:rPr>
+        <w:t>() {</w:t>
+      </w:r>
+    </w:p>
+    <w:p>
+      <w:pPr>
+        <w:shd w:val="clear" w:color="auto" w:fill="FFFFFF"/>
+        <w:spacing w:after="0" w:line="285" w:lineRule="atLeast"/>
+        <w:rPr>
+          <w:rFonts w:ascii="Courier New" w:hAnsi="Courier New" w:cs="Courier New"/>
+          <w:color w:val="000000"/>
+          <w:sz w:val="24"/>
+          <w:szCs w:val="24"/>
+          <w:lang w:val="en-US" w:eastAsia="ru-RU"/>
+        </w:rPr>
+      </w:pPr>
+      <w:r>
+        <w:rPr>
+          <w:rFonts w:ascii="Courier New" w:hAnsi="Courier New" w:cs="Courier New"/>
+          <w:color w:val="000000"/>
+          <w:sz w:val="24"/>
+          <w:szCs w:val="24"/>
+          <w:lang w:val="en-US" w:eastAsia="ru-RU"/>
+        </w:rPr>
+        <w:t xml:space="preserve">        </w:t>
+      </w:r>
+      <w:proofErr w:type="gramStart"/>
+      <w:r>
+        <w:rPr>
+          <w:rFonts w:ascii="Courier New" w:hAnsi="Courier New" w:cs="Courier New"/>
+          <w:color w:val="AF00DB"/>
+          <w:sz w:val="24"/>
+          <w:szCs w:val="24"/>
+          <w:lang w:val="en-US" w:eastAsia="ru-RU"/>
+        </w:rPr>
+        <w:t>return</w:t>
+      </w:r>
+      <w:proofErr w:type="gramEnd"/>
+      <w:r>
+        <w:rPr>
+          <w:rFonts w:ascii="Courier New" w:hAnsi="Courier New" w:cs="Courier New"/>
+          <w:color w:val="000000"/>
+          <w:sz w:val="24"/>
+          <w:szCs w:val="24"/>
+          <w:lang w:val="en-US" w:eastAsia="ru-RU"/>
+        </w:rPr>
+        <w:t>;</w:t>
+      </w:r>
+    </w:p>
+    <w:p>
+      <w:pPr>
+        <w:shd w:val="clear" w:color="auto" w:fill="FFFFFF"/>
+        <w:spacing w:after="0" w:line="285" w:lineRule="atLeast"/>
+        <w:rPr>
+          <w:rFonts w:ascii="Courier New" w:hAnsi="Courier New" w:cs="Courier New"/>
+          <w:color w:val="000000"/>
+          <w:sz w:val="24"/>
+          <w:szCs w:val="24"/>
+          <w:lang w:val="en-US" w:eastAsia="ru-RU"/>
+        </w:rPr>
+      </w:pPr>
+      <w:r>
+        <w:rPr>
+          <w:rFonts w:ascii="Courier New" w:hAnsi="Courier New" w:cs="Courier New"/>
+          <w:color w:val="000000"/>
+          <w:sz w:val="24"/>
+          <w:szCs w:val="24"/>
+          <w:lang w:val="en-US" w:eastAsia="ru-RU"/>
+        </w:rPr>
+        <w:t>    }</w:t>
+      </w:r>
+    </w:p>
+    <w:p>
+      <w:pPr>
+        <w:shd w:val="clear" w:color="auto" w:fill="FFFFFF"/>
+        <w:spacing w:after="0" w:line="285" w:lineRule="atLeast"/>
+        <w:rPr>
+          <w:rFonts w:ascii="Courier New" w:hAnsi="Courier New" w:cs="Courier New"/>
+          <w:color w:val="000000"/>
+          <w:sz w:val="24"/>
+          <w:szCs w:val="24"/>
+          <w:lang w:val="en-US" w:eastAsia="ru-RU"/>
+        </w:rPr>
+      </w:pPr>
+      <w:r>
+        <w:rPr>
+          <w:rFonts w:ascii="Courier New" w:hAnsi="Courier New" w:cs="Courier New"/>
+          <w:color w:val="000000"/>
+          <w:sz w:val="24"/>
+          <w:szCs w:val="24"/>
+          <w:lang w:val="en-US" w:eastAsia="ru-RU"/>
+        </w:rPr>
+        <w:t xml:space="preserve">    </w:t>
+      </w:r>
+      <w:proofErr w:type="gramStart"/>
+      <w:r>
+        <w:rPr>
+          <w:rFonts w:ascii="Courier New" w:hAnsi="Courier New" w:cs="Courier New"/>
+          <w:color w:val="AF00DB"/>
+          <w:sz w:val="24"/>
+          <w:szCs w:val="24"/>
+          <w:lang w:val="en-US" w:eastAsia="ru-RU"/>
+        </w:rPr>
+        <w:t>if</w:t>
+      </w:r>
+      <w:proofErr w:type="gramEnd"/>
+      <w:r>
+        <w:rPr>
+          <w:rFonts w:ascii="Courier New" w:hAnsi="Courier New" w:cs="Courier New"/>
+          <w:color w:val="000000"/>
+          <w:sz w:val="24"/>
+          <w:szCs w:val="24"/>
+          <w:lang w:val="en-US" w:eastAsia="ru-RU"/>
+        </w:rPr>
+        <w:t xml:space="preserve"> </w:t>
+      </w:r>
+      <w:proofErr w:type="spellStart"/>
+      <w:r>
+        <w:rPr>
+          <w:rFonts w:ascii="Courier New" w:hAnsi="Courier New" w:cs="Courier New"/>
+          <w:color w:val="001080"/>
+          <w:sz w:val="24"/>
+          <w:szCs w:val="24"/>
+          <w:lang w:val="en-US" w:eastAsia="ru-RU"/>
+        </w:rPr>
+        <w:t>ch</w:t>
+      </w:r>
+      <w:proofErr w:type="spellEnd"/>
+      <w:r>
+        <w:rPr>
+          <w:rFonts w:ascii="Courier New" w:hAnsi="Courier New" w:cs="Courier New"/>
+          <w:color w:val="000000"/>
+          <w:sz w:val="24"/>
+          <w:szCs w:val="24"/>
+          <w:lang w:val="en-US" w:eastAsia="ru-RU"/>
+        </w:rPr>
+        <w:t xml:space="preserve"> == </w:t>
+      </w:r>
+      <w:proofErr w:type="spellStart"/>
+      <w:r>
+        <w:rPr>
+          <w:rFonts w:ascii="Courier New" w:hAnsi="Courier New" w:cs="Courier New"/>
+          <w:color w:val="001080"/>
+          <w:sz w:val="24"/>
+          <w:szCs w:val="24"/>
+          <w:lang w:val="en-US" w:eastAsia="ru-RU"/>
+        </w:rPr>
+        <w:t>l</w:t>
+      </w:r>
+      <w:r>
+        <w:rPr>
+          <w:rFonts w:ascii="Courier New" w:hAnsi="Courier New" w:cs="Courier New"/>
+          <w:color w:val="000000"/>
+          <w:sz w:val="24"/>
+          <w:szCs w:val="24"/>
+          <w:lang w:val="en-US" w:eastAsia="ru-RU"/>
+        </w:rPr>
+        <w:t>.</w:t>
+      </w:r>
+      <w:r>
+        <w:rPr>
+          <w:rFonts w:ascii="Courier New" w:hAnsi="Courier New" w:cs="Courier New"/>
+          <w:color w:val="795E26"/>
+          <w:sz w:val="24"/>
+          <w:szCs w:val="24"/>
+          <w:lang w:val="en-US" w:eastAsia="ru-RU"/>
+        </w:rPr>
+        <w:t>len</w:t>
+      </w:r>
+      <w:proofErr w:type="spellEnd"/>
+      <w:r>
+        <w:rPr>
+          <w:rFonts w:ascii="Courier New" w:hAnsi="Courier New" w:cs="Courier New"/>
+          <w:color w:val="000000"/>
+          <w:sz w:val="24"/>
+          <w:szCs w:val="24"/>
+          <w:lang w:val="en-US" w:eastAsia="ru-RU"/>
+        </w:rPr>
+        <w:t>() {</w:t>
+      </w:r>
+    </w:p>
+    <w:p>
+      <w:pPr>
+        <w:shd w:val="clear" w:color="auto" w:fill="FFFFFF"/>
+        <w:spacing w:after="0" w:line="285" w:lineRule="atLeast"/>
+        <w:rPr>
+          <w:rFonts w:ascii="Courier New" w:hAnsi="Courier New" w:cs="Courier New"/>
+          <w:color w:val="000000"/>
+          <w:sz w:val="24"/>
+          <w:szCs w:val="24"/>
+          <w:lang w:val="en-US" w:eastAsia="ru-RU"/>
+        </w:rPr>
+      </w:pPr>
+      <w:r>
+        <w:rPr>
+          <w:rFonts w:ascii="Courier New" w:hAnsi="Courier New" w:cs="Courier New"/>
+          <w:color w:val="000000"/>
+          <w:sz w:val="24"/>
+          <w:szCs w:val="24"/>
+          <w:lang w:val="en-US" w:eastAsia="ru-RU"/>
+        </w:rPr>
+        <w:t xml:space="preserve">        </w:t>
+      </w:r>
+      <w:proofErr w:type="gramStart"/>
+      <w:r>
+        <w:rPr>
+          <w:rFonts w:ascii="Courier New" w:hAnsi="Courier New" w:cs="Courier New"/>
+          <w:color w:val="AF00DB"/>
+          <w:sz w:val="24"/>
+          <w:szCs w:val="24"/>
+          <w:lang w:val="en-US" w:eastAsia="ru-RU"/>
+        </w:rPr>
+        <w:t>if</w:t>
+      </w:r>
+      <w:proofErr w:type="gramEnd"/>
+      <w:r>
+        <w:rPr>
+          <w:rFonts w:ascii="Courier New" w:hAnsi="Courier New" w:cs="Courier New"/>
+          <w:color w:val="000000"/>
+          <w:sz w:val="24"/>
+          <w:szCs w:val="24"/>
+          <w:lang w:val="en-US" w:eastAsia="ru-RU"/>
+        </w:rPr>
+        <w:t xml:space="preserve"> </w:t>
+      </w:r>
+      <w:r>
+        <w:rPr>
+          <w:rFonts w:ascii="Courier New" w:hAnsi="Courier New" w:cs="Courier New"/>
+          <w:color w:val="001080"/>
+          <w:sz w:val="24"/>
+          <w:szCs w:val="24"/>
+          <w:lang w:val="en-US" w:eastAsia="ru-RU"/>
+        </w:rPr>
+        <w:t>s</w:t>
+      </w:r>
+      <w:r>
+        <w:rPr>
+          <w:rFonts w:ascii="Courier New" w:hAnsi="Courier New" w:cs="Courier New"/>
+          <w:color w:val="000000"/>
+          <w:sz w:val="24"/>
+          <w:szCs w:val="24"/>
+          <w:lang w:val="en-US" w:eastAsia="ru-RU"/>
+        </w:rPr>
+        <w:t xml:space="preserve"> == </w:t>
+      </w:r>
+      <w:r>
+        <w:rPr>
+          <w:rFonts w:ascii="Courier New" w:hAnsi="Courier New" w:cs="Courier New"/>
+          <w:color w:val="001080"/>
+          <w:sz w:val="24"/>
+          <w:szCs w:val="24"/>
+          <w:lang w:val="en-US" w:eastAsia="ru-RU"/>
+        </w:rPr>
+        <w:t>b</w:t>
+      </w:r>
+      <w:r>
+        <w:rPr>
+          <w:rFonts w:ascii="Courier New" w:hAnsi="Courier New" w:cs="Courier New"/>
+          <w:color w:val="000000"/>
+          <w:sz w:val="24"/>
+          <w:szCs w:val="24"/>
+          <w:lang w:val="en-US" w:eastAsia="ru-RU"/>
+        </w:rPr>
+        <w:t xml:space="preserve"> {</w:t>
+      </w:r>
+    </w:p>
+    <w:p>
+      <w:pPr>
+        <w:shd w:val="clear" w:color="auto" w:fill="FFFFFF"/>
+        <w:spacing w:after="0" w:line="285" w:lineRule="atLeast"/>
+        <w:rPr>
+          <w:rFonts w:ascii="Courier New" w:hAnsi="Courier New" w:cs="Courier New"/>
+          <w:color w:val="000000"/>
+          <w:sz w:val="24"/>
+          <w:szCs w:val="24"/>
+          <w:lang w:val="en-US" w:eastAsia="ru-RU"/>
+        </w:rPr>
+      </w:pPr>
+      <w:r>
+        <w:rPr>
+          <w:rFonts w:ascii="Courier New" w:hAnsi="Courier New" w:cs="Courier New"/>
+          <w:color w:val="000000"/>
+          <w:sz w:val="24"/>
+          <w:szCs w:val="24"/>
+          <w:lang w:val="en-US" w:eastAsia="ru-RU"/>
+        </w:rPr>
+        <w:t>            *</w:t>
+      </w:r>
+      <w:r>
+        <w:rPr>
+          <w:rFonts w:ascii="Courier New" w:hAnsi="Courier New" w:cs="Courier New"/>
+          <w:color w:val="001080"/>
+          <w:sz w:val="24"/>
+          <w:szCs w:val="24"/>
+          <w:lang w:val="en-US" w:eastAsia="ru-RU"/>
+        </w:rPr>
+        <w:t>k</w:t>
+      </w:r>
+      <w:r>
+        <w:rPr>
+          <w:rFonts w:ascii="Courier New" w:hAnsi="Courier New" w:cs="Courier New"/>
+          <w:color w:val="000000"/>
+          <w:sz w:val="24"/>
+          <w:szCs w:val="24"/>
+          <w:lang w:val="en-US" w:eastAsia="ru-RU"/>
+        </w:rPr>
+        <w:t xml:space="preserve"> = </w:t>
+      </w:r>
+      <w:proofErr w:type="gramStart"/>
+      <w:r>
+        <w:rPr>
+          <w:rFonts w:ascii="Courier New" w:hAnsi="Courier New" w:cs="Courier New"/>
+          <w:color w:val="267F99"/>
+          <w:sz w:val="24"/>
+          <w:szCs w:val="24"/>
+          <w:lang w:val="en-US" w:eastAsia="ru-RU"/>
+        </w:rPr>
+        <w:t>Some</w:t>
+      </w:r>
+      <w:r>
+        <w:rPr>
+          <w:rFonts w:ascii="Courier New" w:hAnsi="Courier New" w:cs="Courier New"/>
+          <w:color w:val="000000"/>
+          <w:sz w:val="24"/>
+          <w:szCs w:val="24"/>
+          <w:lang w:val="en-US" w:eastAsia="ru-RU"/>
+        </w:rPr>
+        <w:t>(</w:t>
+      </w:r>
+      <w:proofErr w:type="spellStart"/>
+      <w:proofErr w:type="gramEnd"/>
+      <w:r>
+        <w:rPr>
+          <w:rFonts w:ascii="Courier New" w:hAnsi="Courier New" w:cs="Courier New"/>
+          <w:color w:val="001080"/>
+          <w:sz w:val="24"/>
+          <w:szCs w:val="24"/>
+          <w:lang w:val="en-US" w:eastAsia="ru-RU"/>
+        </w:rPr>
+        <w:t>st</w:t>
+      </w:r>
+      <w:proofErr w:type="spellEnd"/>
+      <w:r>
+        <w:rPr>
+          <w:rFonts w:ascii="Courier New" w:hAnsi="Courier New" w:cs="Courier New"/>
+          <w:color w:val="000000"/>
+          <w:sz w:val="24"/>
+          <w:szCs w:val="24"/>
+          <w:lang w:val="en-US" w:eastAsia="ru-RU"/>
+        </w:rPr>
+        <w:t>);</w:t>
+      </w:r>
+    </w:p>
+    <w:p>
+      <w:pPr>
+        <w:shd w:val="clear" w:color="auto" w:fill="FFFFFF"/>
+        <w:spacing w:after="0" w:line="285" w:lineRule="atLeast"/>
+        <w:rPr>
+          <w:rFonts w:ascii="Courier New" w:hAnsi="Courier New" w:cs="Courier New"/>
+          <w:color w:val="000000"/>
+          <w:sz w:val="24"/>
+          <w:szCs w:val="24"/>
+          <w:lang w:val="en-US" w:eastAsia="ru-RU"/>
+        </w:rPr>
+      </w:pPr>
+      <w:r>
+        <w:rPr>
+          <w:rFonts w:ascii="Courier New" w:hAnsi="Courier New" w:cs="Courier New"/>
+          <w:color w:val="000000"/>
+          <w:sz w:val="24"/>
+          <w:szCs w:val="24"/>
+          <w:lang w:val="en-US" w:eastAsia="ru-RU"/>
+        </w:rPr>
+        <w:t>        }</w:t>
+      </w:r>
+    </w:p>
+    <w:p>
+      <w:pPr>
+        <w:shd w:val="clear" w:color="auto" w:fill="FFFFFF"/>
+        <w:spacing w:after="0" w:line="285" w:lineRule="atLeast"/>
+        <w:rPr>
+          <w:rFonts w:ascii="Courier New" w:hAnsi="Courier New" w:cs="Courier New"/>
+          <w:color w:val="000000"/>
+          <w:sz w:val="24"/>
+          <w:szCs w:val="24"/>
+          <w:lang w:val="en-US" w:eastAsia="ru-RU"/>
+        </w:rPr>
+      </w:pPr>
+      <w:r>
+        <w:rPr>
+          <w:rFonts w:ascii="Courier New" w:hAnsi="Courier New" w:cs="Courier New"/>
+          <w:color w:val="000000"/>
+          <w:sz w:val="24"/>
+          <w:szCs w:val="24"/>
+          <w:lang w:val="en-US" w:eastAsia="ru-RU"/>
+        </w:rPr>
+        <w:t xml:space="preserve">        </w:t>
+      </w:r>
+      <w:proofErr w:type="gramStart"/>
+      <w:r>
+        <w:rPr>
+          <w:rFonts w:ascii="Courier New" w:hAnsi="Courier New" w:cs="Courier New"/>
+          <w:color w:val="AF00DB"/>
+          <w:sz w:val="24"/>
+          <w:szCs w:val="24"/>
+          <w:lang w:val="en-US" w:eastAsia="ru-RU"/>
+        </w:rPr>
+        <w:t>return</w:t>
+      </w:r>
+      <w:proofErr w:type="gramEnd"/>
+      <w:r>
+        <w:rPr>
+          <w:rFonts w:ascii="Courier New" w:hAnsi="Courier New" w:cs="Courier New"/>
+          <w:color w:val="000000"/>
+          <w:sz w:val="24"/>
+          <w:szCs w:val="24"/>
+          <w:lang w:val="en-US" w:eastAsia="ru-RU"/>
+        </w:rPr>
+        <w:t>;</w:t>
+      </w:r>
+    </w:p>
+    <w:p>
+      <w:pPr>
+        <w:shd w:val="clear" w:color="auto" w:fill="FFFFFF"/>
+        <w:spacing w:after="0" w:line="285" w:lineRule="atLeast"/>
+        <w:rPr>
+          <w:rFonts w:ascii="Courier New" w:hAnsi="Courier New" w:cs="Courier New"/>
+          <w:color w:val="000000"/>
+          <w:sz w:val="24"/>
+          <w:szCs w:val="24"/>
+          <w:lang w:val="en-US" w:eastAsia="ru-RU"/>
+        </w:rPr>
+      </w:pPr>
+      <w:r>
+        <w:rPr>
+          <w:rFonts w:ascii="Courier New" w:hAnsi="Courier New" w:cs="Courier New"/>
+          <w:color w:val="000000"/>
+          <w:sz w:val="24"/>
+          <w:szCs w:val="24"/>
+          <w:lang w:val="en-US" w:eastAsia="ru-RU"/>
+        </w:rPr>
+        <w:t>    }</w:t>
+      </w:r>
+    </w:p>
+    <w:p>
+      <w:pPr>
+        <w:shd w:val="clear" w:color="auto" w:fill="FFFFFF"/>
+        <w:spacing w:after="0" w:line="285" w:lineRule="atLeast"/>
+        <w:rPr>
+          <w:rFonts w:ascii="Courier New" w:hAnsi="Courier New" w:cs="Courier New"/>
+          <w:color w:val="000000"/>
+          <w:sz w:val="24"/>
+          <w:szCs w:val="24"/>
+          <w:lang w:val="en-US" w:eastAsia="ru-RU"/>
+        </w:rPr>
+      </w:pPr>
+      <w:r>
+        <w:rPr>
+          <w:rFonts w:ascii="Courier New" w:hAnsi="Courier New" w:cs="Courier New"/>
+          <w:color w:val="000000"/>
+          <w:sz w:val="24"/>
+          <w:szCs w:val="24"/>
+          <w:lang w:val="en-US" w:eastAsia="ru-RU"/>
+        </w:rPr>
+        <w:t xml:space="preserve">    </w:t>
+      </w:r>
+      <w:proofErr w:type="gramStart"/>
+      <w:r>
+        <w:rPr>
+          <w:rFonts w:ascii="Courier New" w:hAnsi="Courier New" w:cs="Courier New"/>
+          <w:color w:val="795E26"/>
+          <w:sz w:val="24"/>
+          <w:szCs w:val="24"/>
+          <w:lang w:val="en-US" w:eastAsia="ru-RU"/>
+        </w:rPr>
+        <w:t>rec</w:t>
+      </w:r>
+      <w:r>
+        <w:rPr>
+          <w:rFonts w:ascii="Courier New" w:hAnsi="Courier New" w:cs="Courier New"/>
+          <w:color w:val="000000"/>
+          <w:sz w:val="24"/>
+          <w:szCs w:val="24"/>
+          <w:lang w:val="en-US" w:eastAsia="ru-RU"/>
+        </w:rPr>
+        <w:t>(</w:t>
+      </w:r>
+      <w:proofErr w:type="spellStart"/>
+      <w:proofErr w:type="gramEnd"/>
+      <w:r>
+        <w:rPr>
+          <w:rFonts w:ascii="Courier New" w:hAnsi="Courier New" w:cs="Courier New"/>
+          <w:color w:val="001080"/>
+          <w:sz w:val="24"/>
+          <w:szCs w:val="24"/>
+          <w:lang w:val="en-US" w:eastAsia="ru-RU"/>
+        </w:rPr>
+        <w:t>ch</w:t>
+      </w:r>
+      <w:proofErr w:type="spellEnd"/>
+      <w:r>
+        <w:rPr>
+          <w:rFonts w:ascii="Courier New" w:hAnsi="Courier New" w:cs="Courier New"/>
+          <w:color w:val="000000"/>
+          <w:sz w:val="24"/>
+          <w:szCs w:val="24"/>
+          <w:lang w:val="en-US" w:eastAsia="ru-RU"/>
+        </w:rPr>
+        <w:t xml:space="preserve"> + </w:t>
+      </w:r>
+      <w:r>
+        <w:rPr>
+          <w:rFonts w:ascii="Courier New" w:hAnsi="Courier New" w:cs="Courier New"/>
+          <w:color w:val="098658"/>
+          <w:sz w:val="24"/>
+          <w:szCs w:val="24"/>
+          <w:lang w:val="en-US" w:eastAsia="ru-RU"/>
+        </w:rPr>
+        <w:t>1</w:t>
+      </w:r>
+      <w:r>
+        <w:rPr>
+          <w:rFonts w:ascii="Courier New" w:hAnsi="Courier New" w:cs="Courier New"/>
+          <w:color w:val="000000"/>
+          <w:sz w:val="24"/>
+          <w:szCs w:val="24"/>
+          <w:lang w:val="en-US" w:eastAsia="ru-RU"/>
+        </w:rPr>
+        <w:t xml:space="preserve">, </w:t>
+      </w:r>
+      <w:r>
+        <w:rPr>
+          <w:rFonts w:ascii="Courier New" w:hAnsi="Courier New" w:cs="Courier New"/>
+          <w:color w:val="001080"/>
+          <w:sz w:val="24"/>
+          <w:szCs w:val="24"/>
+          <w:lang w:val="en-US" w:eastAsia="ru-RU"/>
+        </w:rPr>
+        <w:t>s</w:t>
+      </w:r>
+      <w:r>
+        <w:rPr>
+          <w:rFonts w:ascii="Courier New" w:hAnsi="Courier New" w:cs="Courier New"/>
+          <w:color w:val="000000"/>
+          <w:sz w:val="24"/>
+          <w:szCs w:val="24"/>
+          <w:lang w:val="en-US" w:eastAsia="ru-RU"/>
+        </w:rPr>
+        <w:t xml:space="preserve"> + </w:t>
+      </w:r>
+      <w:r>
+        <w:rPr>
+          <w:rFonts w:ascii="Courier New" w:hAnsi="Courier New" w:cs="Courier New"/>
+          <w:color w:val="001080"/>
+          <w:sz w:val="24"/>
+          <w:szCs w:val="24"/>
+          <w:lang w:val="en-US" w:eastAsia="ru-RU"/>
+        </w:rPr>
+        <w:t>l</w:t>
+      </w:r>
+      <w:r>
+        <w:rPr>
+          <w:rFonts w:ascii="Courier New" w:hAnsi="Courier New" w:cs="Courier New"/>
+          <w:color w:val="000000"/>
+          <w:sz w:val="24"/>
+          <w:szCs w:val="24"/>
+          <w:lang w:val="en-US" w:eastAsia="ru-RU"/>
+        </w:rPr>
+        <w:t>[</w:t>
+      </w:r>
+      <w:proofErr w:type="spellStart"/>
+      <w:r>
+        <w:rPr>
+          <w:rFonts w:ascii="Courier New" w:hAnsi="Courier New" w:cs="Courier New"/>
+          <w:color w:val="001080"/>
+          <w:sz w:val="24"/>
+          <w:szCs w:val="24"/>
+          <w:lang w:val="en-US" w:eastAsia="ru-RU"/>
+        </w:rPr>
+        <w:t>ch</w:t>
+      </w:r>
+      <w:proofErr w:type="spellEnd"/>
+      <w:r>
+        <w:rPr>
+          <w:rFonts w:ascii="Courier New" w:hAnsi="Courier New" w:cs="Courier New"/>
+          <w:color w:val="000000"/>
+          <w:sz w:val="24"/>
+          <w:szCs w:val="24"/>
+          <w:lang w:val="en-US" w:eastAsia="ru-RU"/>
+        </w:rPr>
+        <w:t xml:space="preserve">], </w:t>
+      </w:r>
+      <w:r>
+        <w:rPr>
+          <w:rFonts w:ascii="Courier New" w:hAnsi="Courier New" w:cs="Courier New"/>
+          <w:color w:val="795E26"/>
+          <w:sz w:val="24"/>
+          <w:szCs w:val="24"/>
+          <w:lang w:val="en-US" w:eastAsia="ru-RU"/>
+        </w:rPr>
+        <w:t>format!</w:t>
+      </w:r>
+      <w:r>
+        <w:rPr>
+          <w:rFonts w:ascii="Courier New" w:hAnsi="Courier New" w:cs="Courier New"/>
+          <w:color w:val="000000"/>
+          <w:sz w:val="24"/>
+          <w:szCs w:val="24"/>
+          <w:lang w:val="en-US" w:eastAsia="ru-RU"/>
+        </w:rPr>
+        <w:t>(</w:t>
+      </w:r>
+      <w:r>
+        <w:rPr>
+          <w:rFonts w:ascii="Courier New" w:hAnsi="Courier New" w:cs="Courier New"/>
+          <w:color w:val="A31515"/>
+          <w:sz w:val="24"/>
+          <w:szCs w:val="24"/>
+          <w:lang w:val="en-US" w:eastAsia="ru-RU"/>
+        </w:rPr>
+        <w:t>"{}+{}"</w:t>
+      </w:r>
+      <w:r>
+        <w:rPr>
+          <w:rFonts w:ascii="Courier New" w:hAnsi="Courier New" w:cs="Courier New"/>
+          <w:color w:val="000000"/>
+          <w:sz w:val="24"/>
+          <w:szCs w:val="24"/>
+          <w:lang w:val="en-US" w:eastAsia="ru-RU"/>
+        </w:rPr>
+        <w:t xml:space="preserve">, </w:t>
+      </w:r>
+      <w:proofErr w:type="spellStart"/>
+      <w:r>
+        <w:rPr>
+          <w:rFonts w:ascii="Courier New" w:hAnsi="Courier New" w:cs="Courier New"/>
+          <w:color w:val="001080"/>
+          <w:sz w:val="24"/>
+          <w:szCs w:val="24"/>
+          <w:lang w:val="en-US" w:eastAsia="ru-RU"/>
+        </w:rPr>
+        <w:t>st</w:t>
+      </w:r>
+      <w:proofErr w:type="spellEnd"/>
+      <w:r>
+        <w:rPr>
+          <w:rFonts w:ascii="Courier New" w:hAnsi="Courier New" w:cs="Courier New"/>
+          <w:color w:val="000000"/>
+          <w:sz w:val="24"/>
+          <w:szCs w:val="24"/>
+          <w:lang w:val="en-US" w:eastAsia="ru-RU"/>
+        </w:rPr>
+        <w:t xml:space="preserve">, </w:t>
+      </w:r>
+      <w:r>
+        <w:rPr>
+          <w:rFonts w:ascii="Courier New" w:hAnsi="Courier New" w:cs="Courier New"/>
+          <w:color w:val="001080"/>
+          <w:sz w:val="24"/>
+          <w:szCs w:val="24"/>
+          <w:lang w:val="en-US" w:eastAsia="ru-RU"/>
+        </w:rPr>
+        <w:t>l</w:t>
+      </w:r>
+      <w:r>
+        <w:rPr>
+          <w:rFonts w:ascii="Courier New" w:hAnsi="Courier New" w:cs="Courier New"/>
+          <w:color w:val="000000"/>
+          <w:sz w:val="24"/>
+          <w:szCs w:val="24"/>
+          <w:lang w:val="en-US" w:eastAsia="ru-RU"/>
+        </w:rPr>
+        <w:t>[</w:t>
+      </w:r>
+      <w:proofErr w:type="spellStart"/>
+      <w:r>
+        <w:rPr>
+          <w:rFonts w:ascii="Courier New" w:hAnsi="Courier New" w:cs="Courier New"/>
+          <w:color w:val="001080"/>
+          <w:sz w:val="24"/>
+          <w:szCs w:val="24"/>
+          <w:lang w:val="en-US" w:eastAsia="ru-RU"/>
+        </w:rPr>
+        <w:t>ch</w:t>
+      </w:r>
+      <w:proofErr w:type="spellEnd"/>
+      <w:r>
+        <w:rPr>
+          <w:rFonts w:ascii="Courier New" w:hAnsi="Courier New" w:cs="Courier New"/>
+          <w:color w:val="000000"/>
+          <w:sz w:val="24"/>
+          <w:szCs w:val="24"/>
+          <w:lang w:val="en-US" w:eastAsia="ru-RU"/>
+        </w:rPr>
+        <w:t xml:space="preserve">]), </w:t>
+      </w:r>
+      <w:r>
+        <w:rPr>
+          <w:rFonts w:ascii="Courier New" w:hAnsi="Courier New" w:cs="Courier New"/>
+          <w:color w:val="001080"/>
+          <w:sz w:val="24"/>
+          <w:szCs w:val="24"/>
+          <w:lang w:val="en-US" w:eastAsia="ru-RU"/>
+        </w:rPr>
+        <w:t>l</w:t>
+      </w:r>
+      <w:r>
+        <w:rPr>
+          <w:rFonts w:ascii="Courier New" w:hAnsi="Courier New" w:cs="Courier New"/>
+          <w:color w:val="000000"/>
+          <w:sz w:val="24"/>
+          <w:szCs w:val="24"/>
+          <w:lang w:val="en-US" w:eastAsia="ru-RU"/>
+        </w:rPr>
+        <w:t xml:space="preserve">, </w:t>
+      </w:r>
+      <w:r>
+        <w:rPr>
+          <w:rFonts w:ascii="Courier New" w:hAnsi="Courier New" w:cs="Courier New"/>
+          <w:color w:val="001080"/>
+          <w:sz w:val="24"/>
+          <w:szCs w:val="24"/>
+          <w:lang w:val="en-US" w:eastAsia="ru-RU"/>
+        </w:rPr>
+        <w:t>b</w:t>
+      </w:r>
+      <w:r>
+        <w:rPr>
+          <w:rFonts w:ascii="Courier New" w:hAnsi="Courier New" w:cs="Courier New"/>
+          <w:color w:val="000000"/>
+          <w:sz w:val="24"/>
+          <w:szCs w:val="24"/>
+          <w:lang w:val="en-US" w:eastAsia="ru-RU"/>
+        </w:rPr>
+        <w:t xml:space="preserve">, </w:t>
+      </w:r>
+      <w:r>
+        <w:rPr>
+          <w:rFonts w:ascii="Courier New" w:hAnsi="Courier New" w:cs="Courier New"/>
+          <w:color w:val="001080"/>
+          <w:sz w:val="24"/>
+          <w:szCs w:val="24"/>
+          <w:lang w:val="en-US" w:eastAsia="ru-RU"/>
+        </w:rPr>
+        <w:t>k</w:t>
+      </w:r>
+      <w:r>
+        <w:rPr>
+          <w:rFonts w:ascii="Courier New" w:hAnsi="Courier New" w:cs="Courier New"/>
+          <w:color w:val="000000"/>
+          <w:sz w:val="24"/>
+          <w:szCs w:val="24"/>
+          <w:lang w:val="en-US" w:eastAsia="ru-RU"/>
+        </w:rPr>
+        <w:t>);</w:t>
+      </w:r>
+    </w:p>
+    <w:p>
+      <w:pPr>
+        <w:shd w:val="clear" w:color="auto" w:fill="FFFFFF"/>
+        <w:spacing w:after="0" w:line="285" w:lineRule="atLeast"/>
+        <w:rPr>
+          <w:rFonts w:ascii="Courier New" w:hAnsi="Courier New" w:cs="Courier New"/>
+          <w:color w:val="000000"/>
+          <w:sz w:val="24"/>
+          <w:szCs w:val="24"/>
+          <w:lang w:val="en-US" w:eastAsia="ru-RU"/>
+        </w:rPr>
+      </w:pPr>
+      <w:r>
+        <w:rPr>
+          <w:rFonts w:ascii="Courier New" w:hAnsi="Courier New" w:cs="Courier New"/>
+          <w:color w:val="000000"/>
+          <w:sz w:val="24"/>
+          <w:szCs w:val="24"/>
+          <w:lang w:val="en-US" w:eastAsia="ru-RU"/>
+        </w:rPr>
+        <w:t xml:space="preserve">    </w:t>
+      </w:r>
+      <w:proofErr w:type="gramStart"/>
+      <w:r>
+        <w:rPr>
+          <w:rFonts w:ascii="Courier New" w:hAnsi="Courier New" w:cs="Courier New"/>
+          <w:color w:val="795E26"/>
+          <w:sz w:val="24"/>
+          <w:szCs w:val="24"/>
+          <w:lang w:val="en-US" w:eastAsia="ru-RU"/>
+        </w:rPr>
+        <w:t>rec</w:t>
+      </w:r>
+      <w:r>
+        <w:rPr>
+          <w:rFonts w:ascii="Courier New" w:hAnsi="Courier New" w:cs="Courier New"/>
+          <w:color w:val="000000"/>
+          <w:sz w:val="24"/>
+          <w:szCs w:val="24"/>
+          <w:lang w:val="en-US" w:eastAsia="ru-RU"/>
+        </w:rPr>
+        <w:t>(</w:t>
+      </w:r>
+      <w:proofErr w:type="spellStart"/>
+      <w:proofErr w:type="gramEnd"/>
+      <w:r>
+        <w:rPr>
+          <w:rFonts w:ascii="Courier New" w:hAnsi="Courier New" w:cs="Courier New"/>
+          <w:color w:val="001080"/>
+          <w:sz w:val="24"/>
+          <w:szCs w:val="24"/>
+          <w:lang w:val="en-US" w:eastAsia="ru-RU"/>
+        </w:rPr>
+        <w:t>ch</w:t>
+      </w:r>
+      <w:proofErr w:type="spellEnd"/>
+      <w:r>
+        <w:rPr>
+          <w:rFonts w:ascii="Courier New" w:hAnsi="Courier New" w:cs="Courier New"/>
+          <w:color w:val="000000"/>
+          <w:sz w:val="24"/>
+          <w:szCs w:val="24"/>
+          <w:lang w:val="en-US" w:eastAsia="ru-RU"/>
+        </w:rPr>
+        <w:t xml:space="preserve"> + </w:t>
+      </w:r>
+      <w:r>
+        <w:rPr>
+          <w:rFonts w:ascii="Courier New" w:hAnsi="Courier New" w:cs="Courier New"/>
+          <w:color w:val="098658"/>
+          <w:sz w:val="24"/>
+          <w:szCs w:val="24"/>
+          <w:lang w:val="en-US" w:eastAsia="ru-RU"/>
+        </w:rPr>
+        <w:t>1</w:t>
+      </w:r>
+      <w:r>
+        <w:rPr>
+          <w:rFonts w:ascii="Courier New" w:hAnsi="Courier New" w:cs="Courier New"/>
+          <w:color w:val="000000"/>
+          <w:sz w:val="24"/>
+          <w:szCs w:val="24"/>
+          <w:lang w:val="en-US" w:eastAsia="ru-RU"/>
+        </w:rPr>
+        <w:t xml:space="preserve">, </w:t>
+      </w:r>
+      <w:r>
+        <w:rPr>
+          <w:rFonts w:ascii="Courier New" w:hAnsi="Courier New" w:cs="Courier New"/>
+          <w:color w:val="001080"/>
+          <w:sz w:val="24"/>
+          <w:szCs w:val="24"/>
+          <w:lang w:val="en-US" w:eastAsia="ru-RU"/>
+        </w:rPr>
+        <w:t>s</w:t>
+      </w:r>
+      <w:r>
+        <w:rPr>
+          <w:rFonts w:ascii="Courier New" w:hAnsi="Courier New" w:cs="Courier New"/>
+          <w:color w:val="000000"/>
+          <w:sz w:val="24"/>
+          <w:szCs w:val="24"/>
+          <w:lang w:val="en-US" w:eastAsia="ru-RU"/>
+        </w:rPr>
+        <w:t xml:space="preserve"> - </w:t>
+      </w:r>
+      <w:r>
+        <w:rPr>
+          <w:rFonts w:ascii="Courier New" w:hAnsi="Courier New" w:cs="Courier New"/>
+          <w:color w:val="001080"/>
+          <w:sz w:val="24"/>
+          <w:szCs w:val="24"/>
+          <w:lang w:val="en-US" w:eastAsia="ru-RU"/>
+        </w:rPr>
+        <w:t>l</w:t>
+      </w:r>
+      <w:r>
+        <w:rPr>
+          <w:rFonts w:ascii="Courier New" w:hAnsi="Courier New" w:cs="Courier New"/>
+          <w:color w:val="000000"/>
+          <w:sz w:val="24"/>
+          <w:szCs w:val="24"/>
+          <w:lang w:val="en-US" w:eastAsia="ru-RU"/>
+        </w:rPr>
+        <w:t>[</w:t>
+      </w:r>
+      <w:proofErr w:type="spellStart"/>
+      <w:r>
+        <w:rPr>
+          <w:rFonts w:ascii="Courier New" w:hAnsi="Courier New" w:cs="Courier New"/>
+          <w:color w:val="001080"/>
+          <w:sz w:val="24"/>
+          <w:szCs w:val="24"/>
+          <w:lang w:val="en-US" w:eastAsia="ru-RU"/>
+        </w:rPr>
+        <w:t>ch</w:t>
+      </w:r>
+      <w:proofErr w:type="spellEnd"/>
+      <w:r>
+        <w:rPr>
+          <w:rFonts w:ascii="Courier New" w:hAnsi="Courier New" w:cs="Courier New"/>
+          <w:color w:val="000000"/>
+          <w:sz w:val="24"/>
+          <w:szCs w:val="24"/>
+          <w:lang w:val="en-US" w:eastAsia="ru-RU"/>
+        </w:rPr>
+        <w:t xml:space="preserve">], </w:t>
+      </w:r>
+      <w:r>
+        <w:rPr>
+          <w:rFonts w:ascii="Courier New" w:hAnsi="Courier New" w:cs="Courier New"/>
+          <w:color w:val="795E26"/>
+          <w:sz w:val="24"/>
+          <w:szCs w:val="24"/>
+          <w:lang w:val="en-US" w:eastAsia="ru-RU"/>
+        </w:rPr>
+        <w:t>format!</w:t>
+      </w:r>
+      <w:r>
+        <w:rPr>
+          <w:rFonts w:ascii="Courier New" w:hAnsi="Courier New" w:cs="Courier New"/>
+          <w:color w:val="000000"/>
+          <w:sz w:val="24"/>
+          <w:szCs w:val="24"/>
+          <w:lang w:val="en-US" w:eastAsia="ru-RU"/>
+        </w:rPr>
+        <w:t>(</w:t>
+      </w:r>
+      <w:r>
+        <w:rPr>
+          <w:rFonts w:ascii="Courier New" w:hAnsi="Courier New" w:cs="Courier New"/>
+          <w:color w:val="A31515"/>
+          <w:sz w:val="24"/>
+          <w:szCs w:val="24"/>
+          <w:lang w:val="en-US" w:eastAsia="ru-RU"/>
+        </w:rPr>
+        <w:t>"{}-{}"</w:t>
+      </w:r>
+      <w:r>
+        <w:rPr>
+          <w:rFonts w:ascii="Courier New" w:hAnsi="Courier New" w:cs="Courier New"/>
+          <w:color w:val="000000"/>
+          <w:sz w:val="24"/>
+          <w:szCs w:val="24"/>
+          <w:lang w:val="en-US" w:eastAsia="ru-RU"/>
+        </w:rPr>
+        <w:t xml:space="preserve">, </w:t>
+      </w:r>
+      <w:proofErr w:type="spellStart"/>
+      <w:r>
+        <w:rPr>
+          <w:rFonts w:ascii="Courier New" w:hAnsi="Courier New" w:cs="Courier New"/>
+          <w:color w:val="001080"/>
+          <w:sz w:val="24"/>
+          <w:szCs w:val="24"/>
+          <w:lang w:val="en-US" w:eastAsia="ru-RU"/>
+        </w:rPr>
+        <w:t>st</w:t>
+      </w:r>
+      <w:proofErr w:type="spellEnd"/>
+      <w:r>
+        <w:rPr>
+          <w:rFonts w:ascii="Courier New" w:hAnsi="Courier New" w:cs="Courier New"/>
+          <w:color w:val="000000"/>
+          <w:sz w:val="24"/>
+          <w:szCs w:val="24"/>
+          <w:lang w:val="en-US" w:eastAsia="ru-RU"/>
+        </w:rPr>
+        <w:t xml:space="preserve">, </w:t>
+      </w:r>
+      <w:r>
+        <w:rPr>
+          <w:rFonts w:ascii="Courier New" w:hAnsi="Courier New" w:cs="Courier New"/>
+          <w:color w:val="001080"/>
+          <w:sz w:val="24"/>
+          <w:szCs w:val="24"/>
+          <w:lang w:val="en-US" w:eastAsia="ru-RU"/>
+        </w:rPr>
+        <w:t>l</w:t>
+      </w:r>
+      <w:r>
+        <w:rPr>
+          <w:rFonts w:ascii="Courier New" w:hAnsi="Courier New" w:cs="Courier New"/>
+          <w:color w:val="000000"/>
+          <w:sz w:val="24"/>
+          <w:szCs w:val="24"/>
+          <w:lang w:val="en-US" w:eastAsia="ru-RU"/>
+        </w:rPr>
+        <w:t>[</w:t>
+      </w:r>
+      <w:proofErr w:type="spellStart"/>
+      <w:r>
+        <w:rPr>
+          <w:rFonts w:ascii="Courier New" w:hAnsi="Courier New" w:cs="Courier New"/>
+          <w:color w:val="001080"/>
+          <w:sz w:val="24"/>
+          <w:szCs w:val="24"/>
+          <w:lang w:val="en-US" w:eastAsia="ru-RU"/>
+        </w:rPr>
+        <w:t>ch</w:t>
+      </w:r>
+      <w:proofErr w:type="spellEnd"/>
+      <w:r>
+        <w:rPr>
+          <w:rFonts w:ascii="Courier New" w:hAnsi="Courier New" w:cs="Courier New"/>
+          <w:color w:val="000000"/>
+          <w:sz w:val="24"/>
+          <w:szCs w:val="24"/>
+          <w:lang w:val="en-US" w:eastAsia="ru-RU"/>
+        </w:rPr>
+        <w:t xml:space="preserve">]), </w:t>
+      </w:r>
+      <w:r>
+        <w:rPr>
+          <w:rFonts w:ascii="Courier New" w:hAnsi="Courier New" w:cs="Courier New"/>
+          <w:color w:val="001080"/>
+          <w:sz w:val="24"/>
+          <w:szCs w:val="24"/>
+          <w:lang w:val="en-US" w:eastAsia="ru-RU"/>
+        </w:rPr>
+        <w:t>l</w:t>
+      </w:r>
+      <w:r>
+        <w:rPr>
+          <w:rFonts w:ascii="Courier New" w:hAnsi="Courier New" w:cs="Courier New"/>
+          <w:color w:val="000000"/>
+          <w:sz w:val="24"/>
+          <w:szCs w:val="24"/>
+          <w:lang w:val="en-US" w:eastAsia="ru-RU"/>
+        </w:rPr>
+        <w:t xml:space="preserve">, </w:t>
+      </w:r>
+      <w:r>
+        <w:rPr>
+          <w:rFonts w:ascii="Courier New" w:hAnsi="Courier New" w:cs="Courier New"/>
+          <w:color w:val="001080"/>
+          <w:sz w:val="24"/>
+          <w:szCs w:val="24"/>
+          <w:lang w:val="en-US" w:eastAsia="ru-RU"/>
+        </w:rPr>
+        <w:t>b</w:t>
+      </w:r>
+      <w:r>
+        <w:rPr>
+          <w:rFonts w:ascii="Courier New" w:hAnsi="Courier New" w:cs="Courier New"/>
+          <w:color w:val="000000"/>
+          <w:sz w:val="24"/>
+          <w:szCs w:val="24"/>
+          <w:lang w:val="en-US" w:eastAsia="ru-RU"/>
+        </w:rPr>
+        <w:t xml:space="preserve">, </w:t>
+      </w:r>
+      <w:r>
+        <w:rPr>
+          <w:rFonts w:ascii="Courier New" w:hAnsi="Courier New" w:cs="Courier New"/>
+          <w:color w:val="001080"/>
+          <w:sz w:val="24"/>
+          <w:szCs w:val="24"/>
+          <w:lang w:val="en-US" w:eastAsia="ru-RU"/>
+        </w:rPr>
+        <w:t>k</w:t>
+      </w:r>
+      <w:r>
+        <w:rPr>
+          <w:rFonts w:ascii="Courier New" w:hAnsi="Courier New" w:cs="Courier New"/>
+          <w:color w:val="000000"/>
+          <w:sz w:val="24"/>
+          <w:szCs w:val="24"/>
+          <w:lang w:val="en-US" w:eastAsia="ru-RU"/>
+        </w:rPr>
+        <w:t>);</w:t>
+      </w:r>
+    </w:p>
+    <w:p>
+      <w:pPr>
+        <w:shd w:val="clear" w:color="auto" w:fill="FFFFFF"/>
+        <w:spacing w:after="0" w:line="285" w:lineRule="atLeast"/>
+        <w:rPr>
+          <w:rFonts w:ascii="Courier New" w:hAnsi="Courier New" w:cs="Courier New"/>
+          <w:color w:val="000000"/>
+          <w:sz w:val="24"/>
+          <w:szCs w:val="24"/>
+          <w:lang w:val="en-US" w:eastAsia="ru-RU"/>
+        </w:rPr>
+      </w:pPr>
+      <w:r>
+        <w:rPr>
+          <w:rFonts w:ascii="Courier New" w:hAnsi="Courier New" w:cs="Courier New"/>
+          <w:color w:val="000000"/>
+          <w:sz w:val="24"/>
+          <w:szCs w:val="24"/>
+          <w:lang w:val="en-US" w:eastAsia="ru-RU"/>
+        </w:rPr>
+        <w:t>}</w:t>
+      </w:r>
+    </w:p>
+    <w:p>
+      <w:pPr>
+        <w:shd w:val="clear" w:color="auto" w:fill="FFFFFF"/>
+        <w:spacing w:after="0" w:line="285" w:lineRule="atLeast"/>
+        <w:rPr>
+          <w:rFonts w:ascii="Courier New" w:hAnsi="Courier New" w:cs="Courier New"/>
+          <w:color w:val="000000"/>
+          <w:sz w:val="24"/>
+          <w:szCs w:val="24"/>
+          <w:lang w:val="en-US" w:eastAsia="ru-RU"/>
+        </w:rPr>
+      </w:pPr>
+    </w:p>
+    <w:p>
+      <w:pPr>
+        <w:shd w:val="clear" w:color="auto" w:fill="FFFFFF"/>
+        <w:spacing w:after="0" w:line="285" w:lineRule="atLeast"/>
+        <w:rPr>
+          <w:rFonts w:ascii="Courier New" w:hAnsi="Courier New" w:cs="Courier New"/>
+          <w:color w:val="000000"/>
+          <w:sz w:val="24"/>
+          <w:szCs w:val="24"/>
+          <w:lang w:val="en-US" w:eastAsia="ru-RU"/>
+        </w:rPr>
+      </w:pPr>
+      <w:proofErr w:type="spellStart"/>
+      <w:proofErr w:type="gramStart"/>
+      <w:r>
+        <w:rPr>
+          <w:rFonts w:ascii="Courier New" w:hAnsi="Courier New" w:cs="Courier New"/>
+          <w:color w:val="0000FF"/>
+          <w:sz w:val="24"/>
+          <w:szCs w:val="24"/>
+          <w:lang w:val="en-US" w:eastAsia="ru-RU"/>
+        </w:rPr>
+        <w:t>fn</w:t>
+      </w:r>
+      <w:proofErr w:type="spellEnd"/>
+      <w:proofErr w:type="gramEnd"/>
+      <w:r>
+        <w:rPr>
+          <w:rFonts w:ascii="Courier New" w:hAnsi="Courier New" w:cs="Courier New"/>
+          <w:color w:val="000000"/>
+          <w:sz w:val="24"/>
+          <w:szCs w:val="24"/>
+          <w:lang w:val="en-US" w:eastAsia="ru-RU"/>
+        </w:rPr>
+        <w:t xml:space="preserve"> </w:t>
+      </w:r>
+      <w:r>
+        <w:rPr>
+          <w:rFonts w:ascii="Courier New" w:hAnsi="Courier New" w:cs="Courier New"/>
+          <w:color w:val="795E26"/>
+          <w:sz w:val="24"/>
+          <w:szCs w:val="24"/>
+          <w:lang w:val="en-US" w:eastAsia="ru-RU"/>
+        </w:rPr>
+        <w:t>main</w:t>
+      </w:r>
+      <w:r>
+        <w:rPr>
+          <w:rFonts w:ascii="Courier New" w:hAnsi="Courier New" w:cs="Courier New"/>
+          <w:color w:val="000000"/>
+          <w:sz w:val="24"/>
+          <w:szCs w:val="24"/>
+          <w:lang w:val="en-US" w:eastAsia="ru-RU"/>
+        </w:rPr>
+        <w:t>() {</w:t>
+      </w:r>
+    </w:p>
+    <w:p>
+      <w:pPr>
+        <w:shd w:val="clear" w:color="auto" w:fill="FFFFFF"/>
+        <w:spacing w:after="0" w:line="285" w:lineRule="atLeast"/>
+        <w:rPr>
+          <w:rFonts w:ascii="Courier New" w:hAnsi="Courier New" w:cs="Courier New"/>
+          <w:color w:val="000000"/>
+          <w:sz w:val="24"/>
+          <w:szCs w:val="24"/>
+          <w:lang w:val="en-US" w:eastAsia="ru-RU"/>
+        </w:rPr>
+      </w:pPr>
+      <w:r>
+        <w:rPr>
+          <w:rFonts w:ascii="Courier New" w:hAnsi="Courier New" w:cs="Courier New"/>
+          <w:color w:val="000000"/>
+          <w:sz w:val="24"/>
+          <w:szCs w:val="24"/>
+          <w:lang w:val="en-US" w:eastAsia="ru-RU"/>
+        </w:rPr>
+        <w:t xml:space="preserve">    </w:t>
+      </w:r>
+      <w:proofErr w:type="gramStart"/>
+      <w:r>
+        <w:rPr>
+          <w:rFonts w:ascii="Courier New" w:hAnsi="Courier New" w:cs="Courier New"/>
+          <w:color w:val="0000FF"/>
+          <w:sz w:val="24"/>
+          <w:szCs w:val="24"/>
+          <w:lang w:val="en-US" w:eastAsia="ru-RU"/>
+        </w:rPr>
+        <w:t>let</w:t>
+      </w:r>
+      <w:proofErr w:type="gramEnd"/>
+      <w:r>
+        <w:rPr>
+          <w:rFonts w:ascii="Courier New" w:hAnsi="Courier New" w:cs="Courier New"/>
+          <w:color w:val="000000"/>
+          <w:sz w:val="24"/>
+          <w:szCs w:val="24"/>
+          <w:lang w:val="en-US" w:eastAsia="ru-RU"/>
+        </w:rPr>
+        <w:t xml:space="preserve"> </w:t>
+      </w:r>
+      <w:r>
+        <w:rPr>
+          <w:rFonts w:ascii="Courier New" w:hAnsi="Courier New" w:cs="Courier New"/>
+          <w:color w:val="001080"/>
+          <w:sz w:val="24"/>
+          <w:szCs w:val="24"/>
+          <w:lang w:val="en-US" w:eastAsia="ru-RU"/>
+        </w:rPr>
+        <w:t>input</w:t>
+      </w:r>
+      <w:r>
+        <w:rPr>
+          <w:rFonts w:ascii="Courier New" w:hAnsi="Courier New" w:cs="Courier New"/>
+          <w:color w:val="000000"/>
+          <w:sz w:val="24"/>
+          <w:szCs w:val="24"/>
+          <w:lang w:val="en-US" w:eastAsia="ru-RU"/>
+        </w:rPr>
+        <w:t xml:space="preserve"> = </w:t>
+      </w:r>
+      <w:proofErr w:type="spellStart"/>
+      <w:r>
+        <w:rPr>
+          <w:rFonts w:ascii="Courier New" w:hAnsi="Courier New" w:cs="Courier New"/>
+          <w:color w:val="267F99"/>
+          <w:sz w:val="24"/>
+          <w:szCs w:val="24"/>
+          <w:lang w:val="en-US" w:eastAsia="ru-RU"/>
+        </w:rPr>
+        <w:t>env</w:t>
+      </w:r>
+      <w:proofErr w:type="spellEnd"/>
+      <w:r>
+        <w:rPr>
+          <w:rFonts w:ascii="Courier New" w:hAnsi="Courier New" w:cs="Courier New"/>
+          <w:color w:val="000000"/>
+          <w:sz w:val="24"/>
+          <w:szCs w:val="24"/>
+          <w:lang w:val="en-US" w:eastAsia="ru-RU"/>
+        </w:rPr>
+        <w:t>::</w:t>
+      </w:r>
+      <w:proofErr w:type="spellStart"/>
+      <w:r>
+        <w:rPr>
+          <w:rFonts w:ascii="Courier New" w:hAnsi="Courier New" w:cs="Courier New"/>
+          <w:color w:val="795E26"/>
+          <w:sz w:val="24"/>
+          <w:szCs w:val="24"/>
+          <w:lang w:val="en-US" w:eastAsia="ru-RU"/>
+        </w:rPr>
+        <w:t>args</w:t>
+      </w:r>
+      <w:proofErr w:type="spellEnd"/>
+      <w:r>
+        <w:rPr>
+          <w:rFonts w:ascii="Courier New" w:hAnsi="Courier New" w:cs="Courier New"/>
+          <w:color w:val="000000"/>
+          <w:sz w:val="24"/>
+          <w:szCs w:val="24"/>
+          <w:lang w:val="en-US" w:eastAsia="ru-RU"/>
+        </w:rPr>
+        <w:t>().</w:t>
+      </w:r>
+      <w:r>
+        <w:rPr>
+          <w:rFonts w:ascii="Courier New" w:hAnsi="Courier New" w:cs="Courier New"/>
+          <w:color w:val="795E26"/>
+          <w:sz w:val="24"/>
+          <w:szCs w:val="24"/>
+          <w:lang w:val="en-US" w:eastAsia="ru-RU"/>
+        </w:rPr>
+        <w:t>nth</w:t>
+      </w:r>
+      <w:r>
+        <w:rPr>
+          <w:rFonts w:ascii="Courier New" w:hAnsi="Courier New" w:cs="Courier New"/>
+          <w:color w:val="000000"/>
+          <w:sz w:val="24"/>
+          <w:szCs w:val="24"/>
+          <w:lang w:val="en-US" w:eastAsia="ru-RU"/>
+        </w:rPr>
+        <w:t>(</w:t>
+      </w:r>
+      <w:r>
+        <w:rPr>
+          <w:rFonts w:ascii="Courier New" w:hAnsi="Courier New" w:cs="Courier New"/>
+          <w:color w:val="098658"/>
+          <w:sz w:val="24"/>
+          <w:szCs w:val="24"/>
+          <w:lang w:val="en-US" w:eastAsia="ru-RU"/>
+        </w:rPr>
+        <w:t>1</w:t>
+      </w:r>
+      <w:r>
+        <w:rPr>
+          <w:rFonts w:ascii="Courier New" w:hAnsi="Courier New" w:cs="Courier New"/>
+          <w:color w:val="000000"/>
+          <w:sz w:val="24"/>
+          <w:szCs w:val="24"/>
+          <w:lang w:val="en-US" w:eastAsia="ru-RU"/>
+        </w:rPr>
+        <w:t>).</w:t>
+      </w:r>
+      <w:r>
+        <w:rPr>
+          <w:rFonts w:ascii="Courier New" w:hAnsi="Courier New" w:cs="Courier New"/>
+          <w:color w:val="795E26"/>
+          <w:sz w:val="24"/>
+          <w:szCs w:val="24"/>
+          <w:lang w:val="en-US" w:eastAsia="ru-RU"/>
+        </w:rPr>
+        <w:t>expect</w:t>
+      </w:r>
+      <w:r>
+        <w:rPr>
+          <w:rFonts w:ascii="Courier New" w:hAnsi="Courier New" w:cs="Courier New"/>
+          <w:color w:val="000000"/>
+          <w:sz w:val="24"/>
+          <w:szCs w:val="24"/>
+          <w:lang w:val="en-US" w:eastAsia="ru-RU"/>
+        </w:rPr>
+        <w:t>(</w:t>
+      </w:r>
+      <w:r>
+        <w:rPr>
+          <w:rFonts w:ascii="Courier New" w:hAnsi="Courier New" w:cs="Courier New"/>
+          <w:color w:val="A31515"/>
+          <w:sz w:val="24"/>
+          <w:szCs w:val="24"/>
+          <w:lang w:val="en-US" w:eastAsia="ru-RU"/>
+        </w:rPr>
+        <w:t>"Expected input file as argument"</w:t>
+      </w:r>
+      <w:r>
+        <w:rPr>
+          <w:rFonts w:ascii="Courier New" w:hAnsi="Courier New" w:cs="Courier New"/>
+          <w:color w:val="000000"/>
+          <w:sz w:val="24"/>
+          <w:szCs w:val="24"/>
+          <w:lang w:val="en-US" w:eastAsia="ru-RU"/>
+        </w:rPr>
+        <w:t>);</w:t>
+      </w:r>
+    </w:p>
+    <w:p>
+      <w:pPr>
+        <w:shd w:val="clear" w:color="auto" w:fill="FFFFFF"/>
+        <w:spacing w:after="0" w:line="285" w:lineRule="atLeast"/>
+        <w:rPr>
+          <w:rFonts w:ascii="Courier New" w:hAnsi="Courier New" w:cs="Courier New"/>
+          <w:color w:val="000000"/>
+          <w:sz w:val="24"/>
+          <w:szCs w:val="24"/>
+          <w:lang w:val="en-US" w:eastAsia="ru-RU"/>
+        </w:rPr>
+      </w:pPr>
+      <w:r>
+        <w:rPr>
+          <w:rFonts w:ascii="Courier New" w:hAnsi="Courier New" w:cs="Courier New"/>
+          <w:color w:val="000000"/>
+          <w:sz w:val="24"/>
+          <w:szCs w:val="24"/>
+          <w:lang w:val="en-US" w:eastAsia="ru-RU"/>
+        </w:rPr>
+        <w:lastRenderedPageBreak/>
+        <w:t xml:space="preserve">    </w:t>
+      </w:r>
+      <w:proofErr w:type="gramStart"/>
+      <w:r>
+        <w:rPr>
+          <w:rFonts w:ascii="Courier New" w:hAnsi="Courier New" w:cs="Courier New"/>
+          <w:color w:val="0000FF"/>
+          <w:sz w:val="24"/>
+          <w:szCs w:val="24"/>
+          <w:lang w:val="en-US" w:eastAsia="ru-RU"/>
+        </w:rPr>
+        <w:t>let</w:t>
+      </w:r>
+      <w:proofErr w:type="gramEnd"/>
+      <w:r>
+        <w:rPr>
+          <w:rFonts w:ascii="Courier New" w:hAnsi="Courier New" w:cs="Courier New"/>
+          <w:color w:val="000000"/>
+          <w:sz w:val="24"/>
+          <w:szCs w:val="24"/>
+          <w:lang w:val="en-US" w:eastAsia="ru-RU"/>
+        </w:rPr>
+        <w:t xml:space="preserve"> </w:t>
+      </w:r>
+      <w:r>
+        <w:rPr>
+          <w:rFonts w:ascii="Courier New" w:hAnsi="Courier New" w:cs="Courier New"/>
+          <w:color w:val="001080"/>
+          <w:sz w:val="24"/>
+          <w:szCs w:val="24"/>
+          <w:lang w:val="en-US" w:eastAsia="ru-RU"/>
+        </w:rPr>
+        <w:t>data</w:t>
+      </w:r>
+      <w:r>
+        <w:rPr>
+          <w:rFonts w:ascii="Courier New" w:hAnsi="Courier New" w:cs="Courier New"/>
+          <w:color w:val="000000"/>
+          <w:sz w:val="24"/>
+          <w:szCs w:val="24"/>
+          <w:lang w:val="en-US" w:eastAsia="ru-RU"/>
+        </w:rPr>
+        <w:t xml:space="preserve"> = </w:t>
+      </w:r>
+      <w:proofErr w:type="spellStart"/>
+      <w:r>
+        <w:rPr>
+          <w:rFonts w:ascii="Courier New" w:hAnsi="Courier New" w:cs="Courier New"/>
+          <w:color w:val="795E26"/>
+          <w:sz w:val="24"/>
+          <w:szCs w:val="24"/>
+          <w:lang w:val="en-US" w:eastAsia="ru-RU"/>
+        </w:rPr>
+        <w:t>read_input</w:t>
+      </w:r>
+      <w:proofErr w:type="spellEnd"/>
+      <w:r>
+        <w:rPr>
+          <w:rFonts w:ascii="Courier New" w:hAnsi="Courier New" w:cs="Courier New"/>
+          <w:color w:val="000000"/>
+          <w:sz w:val="24"/>
+          <w:szCs w:val="24"/>
+          <w:lang w:val="en-US" w:eastAsia="ru-RU"/>
+        </w:rPr>
+        <w:t>(&amp;</w:t>
+      </w:r>
+      <w:r>
+        <w:rPr>
+          <w:rFonts w:ascii="Courier New" w:hAnsi="Courier New" w:cs="Courier New"/>
+          <w:color w:val="001080"/>
+          <w:sz w:val="24"/>
+          <w:szCs w:val="24"/>
+          <w:lang w:val="en-US" w:eastAsia="ru-RU"/>
+        </w:rPr>
+        <w:t>input</w:t>
+      </w:r>
+      <w:r>
+        <w:rPr>
+          <w:rFonts w:ascii="Courier New" w:hAnsi="Courier New" w:cs="Courier New"/>
+          <w:color w:val="000000"/>
+          <w:sz w:val="24"/>
+          <w:szCs w:val="24"/>
+          <w:lang w:val="en-US" w:eastAsia="ru-RU"/>
+        </w:rPr>
+        <w:t>).</w:t>
+      </w:r>
+      <w:r>
+        <w:rPr>
+          <w:rFonts w:ascii="Courier New" w:hAnsi="Courier New" w:cs="Courier New"/>
+          <w:color w:val="795E26"/>
+          <w:sz w:val="24"/>
+          <w:szCs w:val="24"/>
+          <w:lang w:val="en-US" w:eastAsia="ru-RU"/>
+        </w:rPr>
+        <w:t>expect</w:t>
+      </w:r>
+      <w:r>
+        <w:rPr>
+          <w:rFonts w:ascii="Courier New" w:hAnsi="Courier New" w:cs="Courier New"/>
+          <w:color w:val="000000"/>
+          <w:sz w:val="24"/>
+          <w:szCs w:val="24"/>
+          <w:lang w:val="en-US" w:eastAsia="ru-RU"/>
+        </w:rPr>
+        <w:t>(</w:t>
+      </w:r>
+      <w:r>
+        <w:rPr>
+          <w:rFonts w:ascii="Courier New" w:hAnsi="Courier New" w:cs="Courier New"/>
+          <w:color w:val="A31515"/>
+          <w:sz w:val="24"/>
+          <w:szCs w:val="24"/>
+          <w:lang w:val="en-US" w:eastAsia="ru-RU"/>
+        </w:rPr>
+        <w:t>"Failed to read input"</w:t>
+      </w:r>
+      <w:r>
+        <w:rPr>
+          <w:rFonts w:ascii="Courier New" w:hAnsi="Courier New" w:cs="Courier New"/>
+          <w:color w:val="000000"/>
+          <w:sz w:val="24"/>
+          <w:szCs w:val="24"/>
+          <w:lang w:val="en-US" w:eastAsia="ru-RU"/>
+        </w:rPr>
+        <w:t>);</w:t>
+      </w:r>
+    </w:p>
+    <w:p>
+      <w:pPr>
+        <w:shd w:val="clear" w:color="auto" w:fill="FFFFFF"/>
+        <w:spacing w:after="0" w:line="285" w:lineRule="atLeast"/>
+        <w:rPr>
+          <w:rFonts w:ascii="Courier New" w:hAnsi="Courier New" w:cs="Courier New"/>
+          <w:color w:val="000000"/>
+          <w:sz w:val="24"/>
+          <w:szCs w:val="24"/>
+          <w:lang w:val="en-US" w:eastAsia="ru-RU"/>
+        </w:rPr>
+      </w:pPr>
+      <w:r>
+        <w:rPr>
+          <w:rFonts w:ascii="Courier New" w:hAnsi="Courier New" w:cs="Courier New"/>
+          <w:color w:val="000000"/>
+          <w:sz w:val="24"/>
+          <w:szCs w:val="24"/>
+          <w:lang w:val="en-US" w:eastAsia="ru-RU"/>
+        </w:rPr>
+        <w:t xml:space="preserve">    </w:t>
+      </w:r>
+    </w:p>
+    <w:p>
+      <w:pPr>
+        <w:shd w:val="clear" w:color="auto" w:fill="FFFFFF"/>
+        <w:spacing w:after="0" w:line="285" w:lineRule="atLeast"/>
+        <w:rPr>
+          <w:rFonts w:ascii="Courier New" w:hAnsi="Courier New" w:cs="Courier New"/>
+          <w:color w:val="000000"/>
+          <w:sz w:val="24"/>
+          <w:szCs w:val="24"/>
+          <w:lang w:val="en-US" w:eastAsia="ru-RU"/>
+        </w:rPr>
+      </w:pPr>
+      <w:r>
+        <w:rPr>
+          <w:rFonts w:ascii="Courier New" w:hAnsi="Courier New" w:cs="Courier New"/>
+          <w:color w:val="000000"/>
+          <w:sz w:val="24"/>
+          <w:szCs w:val="24"/>
+          <w:lang w:val="en-US" w:eastAsia="ru-RU"/>
+        </w:rPr>
+        <w:t xml:space="preserve">    </w:t>
+      </w:r>
+      <w:proofErr w:type="gramStart"/>
+      <w:r>
+        <w:rPr>
+          <w:rFonts w:ascii="Courier New" w:hAnsi="Courier New" w:cs="Courier New"/>
+          <w:color w:val="0000FF"/>
+          <w:sz w:val="24"/>
+          <w:szCs w:val="24"/>
+          <w:lang w:val="en-US" w:eastAsia="ru-RU"/>
+        </w:rPr>
+        <w:t>let</w:t>
+      </w:r>
+      <w:proofErr w:type="gramEnd"/>
+      <w:r>
+        <w:rPr>
+          <w:rFonts w:ascii="Courier New" w:hAnsi="Courier New" w:cs="Courier New"/>
+          <w:color w:val="000000"/>
+          <w:sz w:val="24"/>
+          <w:szCs w:val="24"/>
+          <w:lang w:val="en-US" w:eastAsia="ru-RU"/>
+        </w:rPr>
+        <w:t xml:space="preserve"> </w:t>
+      </w:r>
+      <w:r>
+        <w:rPr>
+          <w:rFonts w:ascii="Courier New" w:hAnsi="Courier New" w:cs="Courier New"/>
+          <w:color w:val="001080"/>
+          <w:sz w:val="24"/>
+          <w:szCs w:val="24"/>
+          <w:lang w:val="en-US" w:eastAsia="ru-RU"/>
+        </w:rPr>
+        <w:t>l</w:t>
+      </w:r>
+      <w:r>
+        <w:rPr>
+          <w:rFonts w:ascii="Courier New" w:hAnsi="Courier New" w:cs="Courier New"/>
+          <w:color w:val="000000"/>
+          <w:sz w:val="24"/>
+          <w:szCs w:val="24"/>
+          <w:lang w:val="en-US" w:eastAsia="ru-RU"/>
+        </w:rPr>
+        <w:t xml:space="preserve">: </w:t>
+      </w:r>
+      <w:proofErr w:type="spellStart"/>
+      <w:r>
+        <w:rPr>
+          <w:rFonts w:ascii="Courier New" w:hAnsi="Courier New" w:cs="Courier New"/>
+          <w:color w:val="267F99"/>
+          <w:sz w:val="24"/>
+          <w:szCs w:val="24"/>
+          <w:lang w:val="en-US" w:eastAsia="ru-RU"/>
+        </w:rPr>
+        <w:t>Vec</w:t>
+      </w:r>
+      <w:proofErr w:type="spellEnd"/>
+      <w:r>
+        <w:rPr>
+          <w:rFonts w:ascii="Courier New" w:hAnsi="Courier New" w:cs="Courier New"/>
+          <w:color w:val="000000"/>
+          <w:sz w:val="24"/>
+          <w:szCs w:val="24"/>
+          <w:lang w:val="en-US" w:eastAsia="ru-RU"/>
+        </w:rPr>
+        <w:t>&lt;</w:t>
+      </w:r>
+      <w:r>
+        <w:rPr>
+          <w:rFonts w:ascii="Courier New" w:hAnsi="Courier New" w:cs="Courier New"/>
+          <w:color w:val="267F99"/>
+          <w:sz w:val="24"/>
+          <w:szCs w:val="24"/>
+          <w:lang w:val="en-US" w:eastAsia="ru-RU"/>
+        </w:rPr>
+        <w:t>i64</w:t>
+      </w:r>
+      <w:r>
+        <w:rPr>
+          <w:rFonts w:ascii="Courier New" w:hAnsi="Courier New" w:cs="Courier New"/>
+          <w:color w:val="000000"/>
+          <w:sz w:val="24"/>
+          <w:szCs w:val="24"/>
+          <w:lang w:val="en-US" w:eastAsia="ru-RU"/>
+        </w:rPr>
+        <w:t xml:space="preserve">&gt; = </w:t>
+      </w:r>
+      <w:r>
+        <w:rPr>
+          <w:rFonts w:ascii="Courier New" w:hAnsi="Courier New" w:cs="Courier New"/>
+          <w:color w:val="001080"/>
+          <w:sz w:val="24"/>
+          <w:szCs w:val="24"/>
+          <w:lang w:val="en-US" w:eastAsia="ru-RU"/>
+        </w:rPr>
+        <w:t>data</w:t>
+      </w:r>
+      <w:r>
+        <w:rPr>
+          <w:rFonts w:ascii="Courier New" w:hAnsi="Courier New" w:cs="Courier New"/>
+          <w:color w:val="000000"/>
+          <w:sz w:val="24"/>
+          <w:szCs w:val="24"/>
+          <w:lang w:val="en-US" w:eastAsia="ru-RU"/>
+        </w:rPr>
+        <w:t>[</w:t>
+      </w:r>
+      <w:r>
+        <w:rPr>
+          <w:rFonts w:ascii="Courier New" w:hAnsi="Courier New" w:cs="Courier New"/>
+          <w:color w:val="098658"/>
+          <w:sz w:val="24"/>
+          <w:szCs w:val="24"/>
+          <w:lang w:val="en-US" w:eastAsia="ru-RU"/>
+        </w:rPr>
+        <w:t>1</w:t>
+      </w:r>
+      <w:r>
+        <w:rPr>
+          <w:rFonts w:ascii="Courier New" w:hAnsi="Courier New" w:cs="Courier New"/>
+          <w:color w:val="000000"/>
+          <w:sz w:val="24"/>
+          <w:szCs w:val="24"/>
+          <w:lang w:val="en-US" w:eastAsia="ru-RU"/>
+        </w:rPr>
+        <w:t>..</w:t>
+      </w:r>
+      <w:r>
+        <w:rPr>
+          <w:rFonts w:ascii="Courier New" w:hAnsi="Courier New" w:cs="Courier New"/>
+          <w:color w:val="001080"/>
+          <w:sz w:val="24"/>
+          <w:szCs w:val="24"/>
+          <w:lang w:val="en-US" w:eastAsia="ru-RU"/>
+        </w:rPr>
+        <w:t>data</w:t>
+      </w:r>
+      <w:r>
+        <w:rPr>
+          <w:rFonts w:ascii="Courier New" w:hAnsi="Courier New" w:cs="Courier New"/>
+          <w:color w:val="000000"/>
+          <w:sz w:val="24"/>
+          <w:szCs w:val="24"/>
+          <w:lang w:val="en-US" w:eastAsia="ru-RU"/>
+        </w:rPr>
+        <w:t>.</w:t>
+      </w:r>
+      <w:r>
+        <w:rPr>
+          <w:rFonts w:ascii="Courier New" w:hAnsi="Courier New" w:cs="Courier New"/>
+          <w:color w:val="795E26"/>
+          <w:sz w:val="24"/>
+          <w:szCs w:val="24"/>
+          <w:lang w:val="en-US" w:eastAsia="ru-RU"/>
+        </w:rPr>
+        <w:t>len</w:t>
+      </w:r>
+      <w:r>
+        <w:rPr>
+          <w:rFonts w:ascii="Courier New" w:hAnsi="Courier New" w:cs="Courier New"/>
+          <w:color w:val="000000"/>
+          <w:sz w:val="24"/>
+          <w:szCs w:val="24"/>
+          <w:lang w:val="en-US" w:eastAsia="ru-RU"/>
+        </w:rPr>
+        <w:t xml:space="preserve">() - </w:t>
+      </w:r>
+      <w:r>
+        <w:rPr>
+          <w:rFonts w:ascii="Courier New" w:hAnsi="Courier New" w:cs="Courier New"/>
+          <w:color w:val="098658"/>
+          <w:sz w:val="24"/>
+          <w:szCs w:val="24"/>
+          <w:lang w:val="en-US" w:eastAsia="ru-RU"/>
+        </w:rPr>
+        <w:t>1</w:t>
+      </w:r>
+      <w:r>
+        <w:rPr>
+          <w:rFonts w:ascii="Courier New" w:hAnsi="Courier New" w:cs="Courier New"/>
+          <w:color w:val="000000"/>
+          <w:sz w:val="24"/>
+          <w:szCs w:val="24"/>
+          <w:lang w:val="en-US" w:eastAsia="ru-RU"/>
+        </w:rPr>
+        <w:t>].</w:t>
+      </w:r>
+      <w:proofErr w:type="spellStart"/>
+      <w:r>
+        <w:rPr>
+          <w:rFonts w:ascii="Courier New" w:hAnsi="Courier New" w:cs="Courier New"/>
+          <w:color w:val="795E26"/>
+          <w:sz w:val="24"/>
+          <w:szCs w:val="24"/>
+          <w:lang w:val="en-US" w:eastAsia="ru-RU"/>
+        </w:rPr>
+        <w:t>to_vec</w:t>
+      </w:r>
+      <w:proofErr w:type="spellEnd"/>
+      <w:r>
+        <w:rPr>
+          <w:rFonts w:ascii="Courier New" w:hAnsi="Courier New" w:cs="Courier New"/>
+          <w:color w:val="000000"/>
+          <w:sz w:val="24"/>
+          <w:szCs w:val="24"/>
+          <w:lang w:val="en-US" w:eastAsia="ru-RU"/>
+        </w:rPr>
+        <w:t>();</w:t>
+      </w:r>
+    </w:p>
+    <w:p>
+      <w:pPr>
+        <w:shd w:val="clear" w:color="auto" w:fill="FFFFFF"/>
+        <w:spacing w:after="0" w:line="285" w:lineRule="atLeast"/>
+        <w:rPr>
+          <w:rFonts w:ascii="Courier New" w:hAnsi="Courier New" w:cs="Courier New"/>
+          <w:color w:val="000000"/>
+          <w:sz w:val="24"/>
+          <w:szCs w:val="24"/>
+          <w:lang w:val="en-US" w:eastAsia="ru-RU"/>
+        </w:rPr>
+      </w:pPr>
+      <w:r>
+        <w:rPr>
+          <w:rFonts w:ascii="Courier New" w:hAnsi="Courier New" w:cs="Courier New"/>
+          <w:color w:val="000000"/>
+          <w:sz w:val="24"/>
+          <w:szCs w:val="24"/>
+          <w:lang w:val="en-US" w:eastAsia="ru-RU"/>
+        </w:rPr>
+        <w:t xml:space="preserve">    </w:t>
+      </w:r>
+      <w:proofErr w:type="gramStart"/>
+      <w:r>
+        <w:rPr>
+          <w:rFonts w:ascii="Courier New" w:hAnsi="Courier New" w:cs="Courier New"/>
+          <w:color w:val="0000FF"/>
+          <w:sz w:val="24"/>
+          <w:szCs w:val="24"/>
+          <w:lang w:val="en-US" w:eastAsia="ru-RU"/>
+        </w:rPr>
+        <w:t>let</w:t>
+      </w:r>
+      <w:proofErr w:type="gramEnd"/>
+      <w:r>
+        <w:rPr>
+          <w:rFonts w:ascii="Courier New" w:hAnsi="Courier New" w:cs="Courier New"/>
+          <w:color w:val="000000"/>
+          <w:sz w:val="24"/>
+          <w:szCs w:val="24"/>
+          <w:lang w:val="en-US" w:eastAsia="ru-RU"/>
+        </w:rPr>
+        <w:t xml:space="preserve"> </w:t>
+      </w:r>
+      <w:r>
+        <w:rPr>
+          <w:rFonts w:ascii="Courier New" w:hAnsi="Courier New" w:cs="Courier New"/>
+          <w:color w:val="001080"/>
+          <w:sz w:val="24"/>
+          <w:szCs w:val="24"/>
+          <w:lang w:val="en-US" w:eastAsia="ru-RU"/>
+        </w:rPr>
+        <w:t>b</w:t>
+      </w:r>
+      <w:r>
+        <w:rPr>
+          <w:rFonts w:ascii="Courier New" w:hAnsi="Courier New" w:cs="Courier New"/>
+          <w:color w:val="000000"/>
+          <w:sz w:val="24"/>
+          <w:szCs w:val="24"/>
+          <w:lang w:val="en-US" w:eastAsia="ru-RU"/>
+        </w:rPr>
+        <w:t xml:space="preserve"> = </w:t>
+      </w:r>
+      <w:r>
+        <w:rPr>
+          <w:rFonts w:ascii="Courier New" w:hAnsi="Courier New" w:cs="Courier New"/>
+          <w:color w:val="001080"/>
+          <w:sz w:val="24"/>
+          <w:szCs w:val="24"/>
+          <w:lang w:val="en-US" w:eastAsia="ru-RU"/>
+        </w:rPr>
+        <w:t>data</w:t>
+      </w:r>
+      <w:r>
+        <w:rPr>
+          <w:rFonts w:ascii="Courier New" w:hAnsi="Courier New" w:cs="Courier New"/>
+          <w:color w:val="000000"/>
+          <w:sz w:val="24"/>
+          <w:szCs w:val="24"/>
+          <w:lang w:val="en-US" w:eastAsia="ru-RU"/>
+        </w:rPr>
+        <w:t>[</w:t>
+      </w:r>
+      <w:proofErr w:type="spellStart"/>
+      <w:r>
+        <w:rPr>
+          <w:rFonts w:ascii="Courier New" w:hAnsi="Courier New" w:cs="Courier New"/>
+          <w:color w:val="001080"/>
+          <w:sz w:val="24"/>
+          <w:szCs w:val="24"/>
+          <w:lang w:val="en-US" w:eastAsia="ru-RU"/>
+        </w:rPr>
+        <w:t>data</w:t>
+      </w:r>
+      <w:r>
+        <w:rPr>
+          <w:rFonts w:ascii="Courier New" w:hAnsi="Courier New" w:cs="Courier New"/>
+          <w:color w:val="000000"/>
+          <w:sz w:val="24"/>
+          <w:szCs w:val="24"/>
+          <w:lang w:val="en-US" w:eastAsia="ru-RU"/>
+        </w:rPr>
+        <w:t>.</w:t>
+      </w:r>
+      <w:r>
+        <w:rPr>
+          <w:rFonts w:ascii="Courier New" w:hAnsi="Courier New" w:cs="Courier New"/>
+          <w:color w:val="795E26"/>
+          <w:sz w:val="24"/>
+          <w:szCs w:val="24"/>
+          <w:lang w:val="en-US" w:eastAsia="ru-RU"/>
+        </w:rPr>
+        <w:t>len</w:t>
+      </w:r>
+      <w:proofErr w:type="spellEnd"/>
+      <w:r>
+        <w:rPr>
+          <w:rFonts w:ascii="Courier New" w:hAnsi="Courier New" w:cs="Courier New"/>
+          <w:color w:val="000000"/>
+          <w:sz w:val="24"/>
+          <w:szCs w:val="24"/>
+          <w:lang w:val="en-US" w:eastAsia="ru-RU"/>
+        </w:rPr>
+        <w:t xml:space="preserve">() - </w:t>
+      </w:r>
+      <w:r>
+        <w:rPr>
+          <w:rFonts w:ascii="Courier New" w:hAnsi="Courier New" w:cs="Courier New"/>
+          <w:color w:val="098658"/>
+          <w:sz w:val="24"/>
+          <w:szCs w:val="24"/>
+          <w:lang w:val="en-US" w:eastAsia="ru-RU"/>
+        </w:rPr>
+        <w:t>1</w:t>
+      </w:r>
+      <w:r>
+        <w:rPr>
+          <w:rFonts w:ascii="Courier New" w:hAnsi="Courier New" w:cs="Courier New"/>
+          <w:color w:val="000000"/>
+          <w:sz w:val="24"/>
+          <w:szCs w:val="24"/>
+          <w:lang w:val="en-US" w:eastAsia="ru-RU"/>
+        </w:rPr>
+        <w:t>];</w:t>
+      </w:r>
+    </w:p>
+    <w:p>
+      <w:pPr>
+        <w:shd w:val="clear" w:color="auto" w:fill="FFFFFF"/>
+        <w:spacing w:after="0" w:line="285" w:lineRule="atLeast"/>
+        <w:rPr>
+          <w:rFonts w:ascii="Courier New" w:hAnsi="Courier New" w:cs="Courier New"/>
+          <w:color w:val="000000"/>
+          <w:sz w:val="24"/>
+          <w:szCs w:val="24"/>
+          <w:lang w:val="en-US" w:eastAsia="ru-RU"/>
+        </w:rPr>
+      </w:pPr>
+      <w:r>
+        <w:rPr>
+          <w:rFonts w:ascii="Courier New" w:hAnsi="Courier New" w:cs="Courier New"/>
+          <w:color w:val="000000"/>
+          <w:sz w:val="24"/>
+          <w:szCs w:val="24"/>
+          <w:lang w:val="en-US" w:eastAsia="ru-RU"/>
+        </w:rPr>
+        <w:t xml:space="preserve">    </w:t>
+      </w:r>
+      <w:proofErr w:type="gramStart"/>
+      <w:r>
+        <w:rPr>
+          <w:rFonts w:ascii="Courier New" w:hAnsi="Courier New" w:cs="Courier New"/>
+          <w:color w:val="0000FF"/>
+          <w:sz w:val="24"/>
+          <w:szCs w:val="24"/>
+          <w:lang w:val="en-US" w:eastAsia="ru-RU"/>
+        </w:rPr>
+        <w:t>let</w:t>
+      </w:r>
+      <w:proofErr w:type="gramEnd"/>
+      <w:r>
+        <w:rPr>
+          <w:rFonts w:ascii="Courier New" w:hAnsi="Courier New" w:cs="Courier New"/>
+          <w:color w:val="000000"/>
+          <w:sz w:val="24"/>
+          <w:szCs w:val="24"/>
+          <w:lang w:val="en-US" w:eastAsia="ru-RU"/>
+        </w:rPr>
+        <w:t xml:space="preserve"> </w:t>
+      </w:r>
+      <w:proofErr w:type="spellStart"/>
+      <w:r>
+        <w:rPr>
+          <w:rFonts w:ascii="Courier New" w:hAnsi="Courier New" w:cs="Courier New"/>
+          <w:color w:val="0000FF"/>
+          <w:sz w:val="24"/>
+          <w:szCs w:val="24"/>
+          <w:lang w:val="en-US" w:eastAsia="ru-RU"/>
+        </w:rPr>
+        <w:t>mut</w:t>
+      </w:r>
+      <w:proofErr w:type="spellEnd"/>
+      <w:r>
+        <w:rPr>
+          <w:rFonts w:ascii="Courier New" w:hAnsi="Courier New" w:cs="Courier New"/>
+          <w:color w:val="000000"/>
+          <w:sz w:val="24"/>
+          <w:szCs w:val="24"/>
+          <w:lang w:val="en-US" w:eastAsia="ru-RU"/>
+        </w:rPr>
+        <w:t xml:space="preserve"> </w:t>
+      </w:r>
+      <w:r>
+        <w:rPr>
+          <w:rFonts w:ascii="Courier New" w:hAnsi="Courier New" w:cs="Courier New"/>
+          <w:color w:val="001080"/>
+          <w:sz w:val="24"/>
+          <w:szCs w:val="24"/>
+          <w:lang w:val="en-US" w:eastAsia="ru-RU"/>
+        </w:rPr>
+        <w:t>k</w:t>
+      </w:r>
+      <w:r>
+        <w:rPr>
+          <w:rFonts w:ascii="Courier New" w:hAnsi="Courier New" w:cs="Courier New"/>
+          <w:color w:val="000000"/>
+          <w:sz w:val="24"/>
+          <w:szCs w:val="24"/>
+          <w:lang w:val="en-US" w:eastAsia="ru-RU"/>
+        </w:rPr>
+        <w:t xml:space="preserve">: </w:t>
+      </w:r>
+      <w:r>
+        <w:rPr>
+          <w:rFonts w:ascii="Courier New" w:hAnsi="Courier New" w:cs="Courier New"/>
+          <w:color w:val="267F99"/>
+          <w:sz w:val="24"/>
+          <w:szCs w:val="24"/>
+          <w:lang w:val="en-US" w:eastAsia="ru-RU"/>
+        </w:rPr>
+        <w:t>Option</w:t>
+      </w:r>
+      <w:r>
+        <w:rPr>
+          <w:rFonts w:ascii="Courier New" w:hAnsi="Courier New" w:cs="Courier New"/>
+          <w:color w:val="000000"/>
+          <w:sz w:val="24"/>
+          <w:szCs w:val="24"/>
+          <w:lang w:val="en-US" w:eastAsia="ru-RU"/>
+        </w:rPr>
+        <w:t>&lt;</w:t>
+      </w:r>
+      <w:r>
+        <w:rPr>
+          <w:rFonts w:ascii="Courier New" w:hAnsi="Courier New" w:cs="Courier New"/>
+          <w:color w:val="267F99"/>
+          <w:sz w:val="24"/>
+          <w:szCs w:val="24"/>
+          <w:lang w:val="en-US" w:eastAsia="ru-RU"/>
+        </w:rPr>
+        <w:t>String</w:t>
+      </w:r>
+      <w:r>
+        <w:rPr>
+          <w:rFonts w:ascii="Courier New" w:hAnsi="Courier New" w:cs="Courier New"/>
+          <w:color w:val="000000"/>
+          <w:sz w:val="24"/>
+          <w:szCs w:val="24"/>
+          <w:lang w:val="en-US" w:eastAsia="ru-RU"/>
+        </w:rPr>
+        <w:t xml:space="preserve">&gt; = </w:t>
+      </w:r>
+      <w:r>
+        <w:rPr>
+          <w:rFonts w:ascii="Courier New" w:hAnsi="Courier New" w:cs="Courier New"/>
+          <w:color w:val="267F99"/>
+          <w:sz w:val="24"/>
+          <w:szCs w:val="24"/>
+          <w:lang w:val="en-US" w:eastAsia="ru-RU"/>
+        </w:rPr>
+        <w:t>None</w:t>
+      </w:r>
+      <w:r>
+        <w:rPr>
+          <w:rFonts w:ascii="Courier New" w:hAnsi="Courier New" w:cs="Courier New"/>
+          <w:color w:val="000000"/>
+          <w:sz w:val="24"/>
+          <w:szCs w:val="24"/>
+          <w:lang w:val="en-US" w:eastAsia="ru-RU"/>
+        </w:rPr>
+        <w:t>;</w:t>
+      </w:r>
+    </w:p>
+    <w:p>
+      <w:pPr>
+        <w:shd w:val="clear" w:color="auto" w:fill="FFFFFF"/>
+        <w:spacing w:after="0" w:line="285" w:lineRule="atLeast"/>
+        <w:rPr>
+          <w:rFonts w:ascii="Courier New" w:hAnsi="Courier New" w:cs="Courier New"/>
+          <w:color w:val="000000"/>
+          <w:sz w:val="24"/>
+          <w:szCs w:val="24"/>
+          <w:lang w:val="en-US" w:eastAsia="ru-RU"/>
+        </w:rPr>
+      </w:pPr>
+    </w:p>
+    <w:p>
+      <w:pPr>
+        <w:shd w:val="clear" w:color="auto" w:fill="FFFFFF"/>
+        <w:spacing w:after="0" w:line="285" w:lineRule="atLeast"/>
+        <w:rPr>
+          <w:rFonts w:ascii="Courier New" w:hAnsi="Courier New" w:cs="Courier New"/>
+          <w:color w:val="000000"/>
+          <w:sz w:val="24"/>
+          <w:szCs w:val="24"/>
+          <w:lang w:val="en-US" w:eastAsia="ru-RU"/>
+        </w:rPr>
+      </w:pPr>
+      <w:r>
+        <w:rPr>
+          <w:rFonts w:ascii="Courier New" w:hAnsi="Courier New" w:cs="Courier New"/>
+          <w:color w:val="000000"/>
+          <w:sz w:val="24"/>
+          <w:szCs w:val="24"/>
+          <w:lang w:val="en-US" w:eastAsia="ru-RU"/>
+        </w:rPr>
+        <w:t xml:space="preserve">    </w:t>
+      </w:r>
+      <w:proofErr w:type="gramStart"/>
+      <w:r>
+        <w:rPr>
+          <w:rFonts w:ascii="Courier New" w:hAnsi="Courier New" w:cs="Courier New"/>
+          <w:color w:val="795E26"/>
+          <w:sz w:val="24"/>
+          <w:szCs w:val="24"/>
+          <w:lang w:val="en-US" w:eastAsia="ru-RU"/>
+        </w:rPr>
+        <w:t>rec</w:t>
+      </w:r>
+      <w:r>
+        <w:rPr>
+          <w:rFonts w:ascii="Courier New" w:hAnsi="Courier New" w:cs="Courier New"/>
+          <w:color w:val="000000"/>
+          <w:sz w:val="24"/>
+          <w:szCs w:val="24"/>
+          <w:lang w:val="en-US" w:eastAsia="ru-RU"/>
+        </w:rPr>
+        <w:t>(</w:t>
+      </w:r>
+      <w:proofErr w:type="gramEnd"/>
+      <w:r>
+        <w:rPr>
+          <w:rFonts w:ascii="Courier New" w:hAnsi="Courier New" w:cs="Courier New"/>
+          <w:color w:val="098658"/>
+          <w:sz w:val="24"/>
+          <w:szCs w:val="24"/>
+          <w:lang w:val="en-US" w:eastAsia="ru-RU"/>
+        </w:rPr>
+        <w:t>1</w:t>
+      </w:r>
+      <w:r>
+        <w:rPr>
+          <w:rFonts w:ascii="Courier New" w:hAnsi="Courier New" w:cs="Courier New"/>
+          <w:color w:val="000000"/>
+          <w:sz w:val="24"/>
+          <w:szCs w:val="24"/>
+          <w:lang w:val="en-US" w:eastAsia="ru-RU"/>
+        </w:rPr>
+        <w:t xml:space="preserve">, </w:t>
+      </w:r>
+      <w:r>
+        <w:rPr>
+          <w:rFonts w:ascii="Courier New" w:hAnsi="Courier New" w:cs="Courier New"/>
+          <w:color w:val="001080"/>
+          <w:sz w:val="24"/>
+          <w:szCs w:val="24"/>
+          <w:lang w:val="en-US" w:eastAsia="ru-RU"/>
+        </w:rPr>
+        <w:t>l</w:t>
+      </w:r>
+      <w:r>
+        <w:rPr>
+          <w:rFonts w:ascii="Courier New" w:hAnsi="Courier New" w:cs="Courier New"/>
+          <w:color w:val="000000"/>
+          <w:sz w:val="24"/>
+          <w:szCs w:val="24"/>
+          <w:lang w:val="en-US" w:eastAsia="ru-RU"/>
+        </w:rPr>
+        <w:t>[</w:t>
+      </w:r>
+      <w:r>
+        <w:rPr>
+          <w:rFonts w:ascii="Courier New" w:hAnsi="Courier New" w:cs="Courier New"/>
+          <w:color w:val="098658"/>
+          <w:sz w:val="24"/>
+          <w:szCs w:val="24"/>
+          <w:lang w:val="en-US" w:eastAsia="ru-RU"/>
+        </w:rPr>
+        <w:t>0</w:t>
+      </w:r>
+      <w:r>
+        <w:rPr>
+          <w:rFonts w:ascii="Courier New" w:hAnsi="Courier New" w:cs="Courier New"/>
+          <w:color w:val="000000"/>
+          <w:sz w:val="24"/>
+          <w:szCs w:val="24"/>
+          <w:lang w:val="en-US" w:eastAsia="ru-RU"/>
+        </w:rPr>
+        <w:t xml:space="preserve">], </w:t>
+      </w:r>
+      <w:r>
+        <w:rPr>
+          <w:rFonts w:ascii="Courier New" w:hAnsi="Courier New" w:cs="Courier New"/>
+          <w:color w:val="001080"/>
+          <w:sz w:val="24"/>
+          <w:szCs w:val="24"/>
+          <w:lang w:val="en-US" w:eastAsia="ru-RU"/>
+        </w:rPr>
+        <w:t>l</w:t>
+      </w:r>
+      <w:r>
+        <w:rPr>
+          <w:rFonts w:ascii="Courier New" w:hAnsi="Courier New" w:cs="Courier New"/>
+          <w:color w:val="000000"/>
+          <w:sz w:val="24"/>
+          <w:szCs w:val="24"/>
+          <w:lang w:val="en-US" w:eastAsia="ru-RU"/>
+        </w:rPr>
+        <w:t>[</w:t>
+      </w:r>
+      <w:r>
+        <w:rPr>
+          <w:rFonts w:ascii="Courier New" w:hAnsi="Courier New" w:cs="Courier New"/>
+          <w:color w:val="098658"/>
+          <w:sz w:val="24"/>
+          <w:szCs w:val="24"/>
+          <w:lang w:val="en-US" w:eastAsia="ru-RU"/>
+        </w:rPr>
+        <w:t>0</w:t>
+      </w:r>
+      <w:r>
+        <w:rPr>
+          <w:rFonts w:ascii="Courier New" w:hAnsi="Courier New" w:cs="Courier New"/>
+          <w:color w:val="000000"/>
+          <w:sz w:val="24"/>
+          <w:szCs w:val="24"/>
+          <w:lang w:val="en-US" w:eastAsia="ru-RU"/>
+        </w:rPr>
+        <w:t>].</w:t>
+      </w:r>
+      <w:proofErr w:type="spellStart"/>
+      <w:r>
+        <w:rPr>
+          <w:rFonts w:ascii="Courier New" w:hAnsi="Courier New" w:cs="Courier New"/>
+          <w:color w:val="795E26"/>
+          <w:sz w:val="24"/>
+          <w:szCs w:val="24"/>
+          <w:lang w:val="en-US" w:eastAsia="ru-RU"/>
+        </w:rPr>
+        <w:t>to_string</w:t>
+      </w:r>
+      <w:proofErr w:type="spellEnd"/>
+      <w:r>
+        <w:rPr>
+          <w:rFonts w:ascii="Courier New" w:hAnsi="Courier New" w:cs="Courier New"/>
+          <w:color w:val="000000"/>
+          <w:sz w:val="24"/>
+          <w:szCs w:val="24"/>
+          <w:lang w:val="en-US" w:eastAsia="ru-RU"/>
+        </w:rPr>
+        <w:t>(), &amp;</w:t>
+      </w:r>
+      <w:r>
+        <w:rPr>
+          <w:rFonts w:ascii="Courier New" w:hAnsi="Courier New" w:cs="Courier New"/>
+          <w:color w:val="001080"/>
+          <w:sz w:val="24"/>
+          <w:szCs w:val="24"/>
+          <w:lang w:val="en-US" w:eastAsia="ru-RU"/>
+        </w:rPr>
+        <w:t>l</w:t>
+      </w:r>
+      <w:r>
+        <w:rPr>
+          <w:rFonts w:ascii="Courier New" w:hAnsi="Courier New" w:cs="Courier New"/>
+          <w:color w:val="000000"/>
+          <w:sz w:val="24"/>
+          <w:szCs w:val="24"/>
+          <w:lang w:val="en-US" w:eastAsia="ru-RU"/>
+        </w:rPr>
+        <w:t xml:space="preserve">, </w:t>
+      </w:r>
+      <w:r>
+        <w:rPr>
+          <w:rFonts w:ascii="Courier New" w:hAnsi="Courier New" w:cs="Courier New"/>
+          <w:color w:val="001080"/>
+          <w:sz w:val="24"/>
+          <w:szCs w:val="24"/>
+          <w:lang w:val="en-US" w:eastAsia="ru-RU"/>
+        </w:rPr>
+        <w:t>b</w:t>
+      </w:r>
+      <w:r>
+        <w:rPr>
+          <w:rFonts w:ascii="Courier New" w:hAnsi="Courier New" w:cs="Courier New"/>
+          <w:color w:val="000000"/>
+          <w:sz w:val="24"/>
+          <w:szCs w:val="24"/>
+          <w:lang w:val="en-US" w:eastAsia="ru-RU"/>
+        </w:rPr>
+        <w:t>, &amp;</w:t>
+      </w:r>
+      <w:proofErr w:type="spellStart"/>
+      <w:r>
+        <w:rPr>
+          <w:rFonts w:ascii="Courier New" w:hAnsi="Courier New" w:cs="Courier New"/>
+          <w:color w:val="0000FF"/>
+          <w:sz w:val="24"/>
+          <w:szCs w:val="24"/>
+          <w:lang w:val="en-US" w:eastAsia="ru-RU"/>
+        </w:rPr>
+        <w:t>mut</w:t>
+      </w:r>
+      <w:proofErr w:type="spellEnd"/>
+      <w:r>
+        <w:rPr>
+          <w:rFonts w:ascii="Courier New" w:hAnsi="Courier New" w:cs="Courier New"/>
+          <w:color w:val="000000"/>
+          <w:sz w:val="24"/>
+          <w:szCs w:val="24"/>
+          <w:lang w:val="en-US" w:eastAsia="ru-RU"/>
+        </w:rPr>
+        <w:t xml:space="preserve"> </w:t>
+      </w:r>
+      <w:r>
+        <w:rPr>
+          <w:rFonts w:ascii="Courier New" w:hAnsi="Courier New" w:cs="Courier New"/>
+          <w:color w:val="001080"/>
+          <w:sz w:val="24"/>
+          <w:szCs w:val="24"/>
+          <w:lang w:val="en-US" w:eastAsia="ru-RU"/>
+        </w:rPr>
+        <w:t>k</w:t>
+      </w:r>
+      <w:r>
+        <w:rPr>
+          <w:rFonts w:ascii="Courier New" w:hAnsi="Courier New" w:cs="Courier New"/>
+          <w:color w:val="000000"/>
+          <w:sz w:val="24"/>
+          <w:szCs w:val="24"/>
+          <w:lang w:val="en-US" w:eastAsia="ru-RU"/>
+        </w:rPr>
+        <w:t>);</w:t>
+      </w:r>
+    </w:p>
+    <w:p>
+      <w:pPr>
+        <w:shd w:val="clear" w:color="auto" w:fill="FFFFFF"/>
+        <w:spacing w:after="0" w:line="285" w:lineRule="atLeast"/>
+        <w:rPr>
+          <w:rFonts w:ascii="Courier New" w:hAnsi="Courier New" w:cs="Courier New"/>
+          <w:color w:val="000000"/>
+          <w:sz w:val="24"/>
+          <w:szCs w:val="24"/>
+          <w:lang w:val="en-US" w:eastAsia="ru-RU"/>
+        </w:rPr>
+      </w:pPr>
+    </w:p>
+    <w:p>
+      <w:pPr>
+        <w:shd w:val="clear" w:color="auto" w:fill="FFFFFF"/>
+        <w:spacing w:after="0" w:line="285" w:lineRule="atLeast"/>
+        <w:rPr>
+          <w:rFonts w:ascii="Courier New" w:hAnsi="Courier New" w:cs="Courier New"/>
+          <w:color w:val="000000"/>
+          <w:sz w:val="24"/>
+          <w:szCs w:val="24"/>
+          <w:lang w:val="en-US" w:eastAsia="ru-RU"/>
+        </w:rPr>
+      </w:pPr>
+      <w:r>
+        <w:rPr>
+          <w:rFonts w:ascii="Courier New" w:hAnsi="Courier New" w:cs="Courier New"/>
+          <w:color w:val="000000"/>
+          <w:sz w:val="24"/>
+          <w:szCs w:val="24"/>
+          <w:lang w:val="en-US" w:eastAsia="ru-RU"/>
+        </w:rPr>
+        <w:t xml:space="preserve">    </w:t>
+      </w:r>
+      <w:proofErr w:type="gramStart"/>
+      <w:r>
+        <w:rPr>
+          <w:rFonts w:ascii="Courier New" w:hAnsi="Courier New" w:cs="Courier New"/>
+          <w:color w:val="AF00DB"/>
+          <w:sz w:val="24"/>
+          <w:szCs w:val="24"/>
+          <w:lang w:val="en-US" w:eastAsia="ru-RU"/>
+        </w:rPr>
+        <w:t>match</w:t>
+      </w:r>
+      <w:proofErr w:type="gramEnd"/>
+      <w:r>
+        <w:rPr>
+          <w:rFonts w:ascii="Courier New" w:hAnsi="Courier New" w:cs="Courier New"/>
+          <w:color w:val="000000"/>
+          <w:sz w:val="24"/>
+          <w:szCs w:val="24"/>
+          <w:lang w:val="en-US" w:eastAsia="ru-RU"/>
+        </w:rPr>
+        <w:t xml:space="preserve"> </w:t>
+      </w:r>
+      <w:r>
+        <w:rPr>
+          <w:rFonts w:ascii="Courier New" w:hAnsi="Courier New" w:cs="Courier New"/>
+          <w:color w:val="001080"/>
+          <w:sz w:val="24"/>
+          <w:szCs w:val="24"/>
+          <w:lang w:val="en-US" w:eastAsia="ru-RU"/>
+        </w:rPr>
+        <w:t>k</w:t>
+      </w:r>
+      <w:r>
+        <w:rPr>
+          <w:rFonts w:ascii="Courier New" w:hAnsi="Courier New" w:cs="Courier New"/>
+          <w:color w:val="000000"/>
+          <w:sz w:val="24"/>
+          <w:szCs w:val="24"/>
+          <w:lang w:val="en-US" w:eastAsia="ru-RU"/>
+        </w:rPr>
+        <w:t xml:space="preserve"> {</w:t>
+      </w:r>
+    </w:p>
+    <w:p>
+      <w:pPr>
+        <w:shd w:val="clear" w:color="auto" w:fill="FFFFFF"/>
+        <w:spacing w:after="0" w:line="285" w:lineRule="atLeast"/>
+        <w:rPr>
+          <w:rFonts w:ascii="Courier New" w:hAnsi="Courier New" w:cs="Courier New"/>
+          <w:color w:val="000000"/>
+          <w:sz w:val="24"/>
+          <w:szCs w:val="24"/>
+          <w:lang w:val="en-US" w:eastAsia="ru-RU"/>
+        </w:rPr>
+      </w:pPr>
+      <w:r>
+        <w:rPr>
+          <w:rFonts w:ascii="Courier New" w:hAnsi="Courier New" w:cs="Courier New"/>
+          <w:color w:val="000000"/>
+          <w:sz w:val="24"/>
+          <w:szCs w:val="24"/>
+          <w:lang w:val="en-US" w:eastAsia="ru-RU"/>
+        </w:rPr>
+        <w:t xml:space="preserve">        </w:t>
+      </w:r>
+      <w:proofErr w:type="gramStart"/>
+      <w:r>
+        <w:rPr>
+          <w:rFonts w:ascii="Courier New" w:hAnsi="Courier New" w:cs="Courier New"/>
+          <w:color w:val="267F99"/>
+          <w:sz w:val="24"/>
+          <w:szCs w:val="24"/>
+          <w:lang w:val="en-US" w:eastAsia="ru-RU"/>
+        </w:rPr>
+        <w:t>Some</w:t>
+      </w:r>
+      <w:r>
+        <w:rPr>
+          <w:rFonts w:ascii="Courier New" w:hAnsi="Courier New" w:cs="Courier New"/>
+          <w:color w:val="000000"/>
+          <w:sz w:val="24"/>
+          <w:szCs w:val="24"/>
+          <w:lang w:val="en-US" w:eastAsia="ru-RU"/>
+        </w:rPr>
+        <w:t>(</w:t>
+      </w:r>
+      <w:proofErr w:type="gramEnd"/>
+      <w:r>
+        <w:rPr>
+          <w:rFonts w:ascii="Courier New" w:hAnsi="Courier New" w:cs="Courier New"/>
+          <w:color w:val="001080"/>
+          <w:sz w:val="24"/>
+          <w:szCs w:val="24"/>
+          <w:lang w:val="en-US" w:eastAsia="ru-RU"/>
+        </w:rPr>
+        <w:t>expression</w:t>
+      </w:r>
+      <w:r>
+        <w:rPr>
+          <w:rFonts w:ascii="Courier New" w:hAnsi="Courier New" w:cs="Courier New"/>
+          <w:color w:val="000000"/>
+          <w:sz w:val="24"/>
+          <w:szCs w:val="24"/>
+          <w:lang w:val="en-US" w:eastAsia="ru-RU"/>
+        </w:rPr>
+        <w:t xml:space="preserve">) =&gt; </w:t>
+      </w:r>
+      <w:proofErr w:type="spellStart"/>
+      <w:r>
+        <w:rPr>
+          <w:rFonts w:ascii="Courier New" w:hAnsi="Courier New" w:cs="Courier New"/>
+          <w:color w:val="795E26"/>
+          <w:sz w:val="24"/>
+          <w:szCs w:val="24"/>
+          <w:lang w:val="en-US" w:eastAsia="ru-RU"/>
+        </w:rPr>
+        <w:t>println</w:t>
+      </w:r>
+      <w:proofErr w:type="spellEnd"/>
+      <w:r>
+        <w:rPr>
+          <w:rFonts w:ascii="Courier New" w:hAnsi="Courier New" w:cs="Courier New"/>
+          <w:color w:val="795E26"/>
+          <w:sz w:val="24"/>
+          <w:szCs w:val="24"/>
+          <w:lang w:val="en-US" w:eastAsia="ru-RU"/>
+        </w:rPr>
+        <w:t>!</w:t>
+      </w:r>
+      <w:r>
+        <w:rPr>
+          <w:rFonts w:ascii="Courier New" w:hAnsi="Courier New" w:cs="Courier New"/>
+          <w:color w:val="000000"/>
+          <w:sz w:val="24"/>
+          <w:szCs w:val="24"/>
+          <w:lang w:val="en-US" w:eastAsia="ru-RU"/>
+        </w:rPr>
+        <w:t>(</w:t>
+      </w:r>
+      <w:r>
+        <w:rPr>
+          <w:rFonts w:ascii="Courier New" w:hAnsi="Courier New" w:cs="Courier New"/>
+          <w:color w:val="A31515"/>
+          <w:sz w:val="24"/>
+          <w:szCs w:val="24"/>
+          <w:lang w:val="en-US" w:eastAsia="ru-RU"/>
+        </w:rPr>
+        <w:t>"{}={}"</w:t>
+      </w:r>
+      <w:r>
+        <w:rPr>
+          <w:rFonts w:ascii="Courier New" w:hAnsi="Courier New" w:cs="Courier New"/>
+          <w:color w:val="000000"/>
+          <w:sz w:val="24"/>
+          <w:szCs w:val="24"/>
+          <w:lang w:val="en-US" w:eastAsia="ru-RU"/>
+        </w:rPr>
+        <w:t xml:space="preserve">, </w:t>
+      </w:r>
+      <w:r>
+        <w:rPr>
+          <w:rFonts w:ascii="Courier New" w:hAnsi="Courier New" w:cs="Courier New"/>
+          <w:color w:val="001080"/>
+          <w:sz w:val="24"/>
+          <w:szCs w:val="24"/>
+          <w:lang w:val="en-US" w:eastAsia="ru-RU"/>
+        </w:rPr>
+        <w:t>expression</w:t>
+      </w:r>
+      <w:r>
+        <w:rPr>
+          <w:rFonts w:ascii="Courier New" w:hAnsi="Courier New" w:cs="Courier New"/>
+          <w:color w:val="000000"/>
+          <w:sz w:val="24"/>
+          <w:szCs w:val="24"/>
+          <w:lang w:val="en-US" w:eastAsia="ru-RU"/>
+        </w:rPr>
+        <w:t xml:space="preserve">, </w:t>
+      </w:r>
+      <w:r>
+        <w:rPr>
+          <w:rFonts w:ascii="Courier New" w:hAnsi="Courier New" w:cs="Courier New"/>
+          <w:color w:val="001080"/>
+          <w:sz w:val="24"/>
+          <w:szCs w:val="24"/>
+          <w:lang w:val="en-US" w:eastAsia="ru-RU"/>
+        </w:rPr>
+        <w:t>b</w:t>
+      </w:r>
+      <w:r>
+        <w:rPr>
+          <w:rFonts w:ascii="Courier New" w:hAnsi="Courier New" w:cs="Courier New"/>
+          <w:color w:val="000000"/>
+          <w:sz w:val="24"/>
+          <w:szCs w:val="24"/>
+          <w:lang w:val="en-US" w:eastAsia="ru-RU"/>
+        </w:rPr>
+        <w:t>),</w:t>
+      </w:r>
+    </w:p>
+    <w:p>
+      <w:pPr>
+        <w:shd w:val="clear" w:color="auto" w:fill="FFFFFF"/>
+        <w:spacing w:after="0" w:line="285" w:lineRule="atLeast"/>
+        <w:rPr>
+          <w:rFonts w:ascii="Courier New" w:hAnsi="Courier New" w:cs="Courier New"/>
+          <w:color w:val="000000"/>
+          <w:sz w:val="24"/>
+          <w:szCs w:val="24"/>
+          <w:lang w:val="en-US" w:eastAsia="ru-RU"/>
+        </w:rPr>
+      </w:pPr>
+      <w:r>
+        <w:rPr>
+          <w:rFonts w:ascii="Courier New" w:hAnsi="Courier New" w:cs="Courier New"/>
+          <w:color w:val="000000"/>
+          <w:sz w:val="24"/>
+          <w:szCs w:val="24"/>
+          <w:lang w:val="en-US" w:eastAsia="ru-RU"/>
+        </w:rPr>
+        <w:t xml:space="preserve">        </w:t>
+      </w:r>
+      <w:r>
+        <w:rPr>
+          <w:rFonts w:ascii="Courier New" w:hAnsi="Courier New" w:cs="Courier New"/>
+          <w:color w:val="267F99"/>
+          <w:sz w:val="24"/>
+          <w:szCs w:val="24"/>
+          <w:lang w:val="en-US" w:eastAsia="ru-RU"/>
+        </w:rPr>
+        <w:t>None</w:t>
+      </w:r>
+      <w:r>
+        <w:rPr>
+          <w:rFonts w:ascii="Courier New" w:hAnsi="Courier New" w:cs="Courier New"/>
+          <w:color w:val="000000"/>
+          <w:sz w:val="24"/>
+          <w:szCs w:val="24"/>
+          <w:lang w:val="en-US" w:eastAsia="ru-RU"/>
+        </w:rPr>
+        <w:t xml:space="preserve"> =&gt; </w:t>
+      </w:r>
+      <w:proofErr w:type="spellStart"/>
+      <w:r>
+        <w:rPr>
+          <w:rFonts w:ascii="Courier New" w:hAnsi="Courier New" w:cs="Courier New"/>
+          <w:color w:val="795E26"/>
+          <w:sz w:val="24"/>
+          <w:szCs w:val="24"/>
+          <w:lang w:val="en-US" w:eastAsia="ru-RU"/>
+        </w:rPr>
+        <w:t>println</w:t>
+      </w:r>
+      <w:proofErr w:type="spellEnd"/>
+      <w:proofErr w:type="gramStart"/>
+      <w:r>
+        <w:rPr>
+          <w:rFonts w:ascii="Courier New" w:hAnsi="Courier New" w:cs="Courier New"/>
+          <w:color w:val="795E26"/>
+          <w:sz w:val="24"/>
+          <w:szCs w:val="24"/>
+          <w:lang w:val="en-US" w:eastAsia="ru-RU"/>
+        </w:rPr>
+        <w:t>!</w:t>
+      </w:r>
+      <w:r>
+        <w:rPr>
+          <w:rFonts w:ascii="Courier New" w:hAnsi="Courier New" w:cs="Courier New"/>
+          <w:color w:val="000000"/>
+          <w:sz w:val="24"/>
+          <w:szCs w:val="24"/>
+          <w:lang w:val="en-US" w:eastAsia="ru-RU"/>
+        </w:rPr>
+        <w:t>(</w:t>
+      </w:r>
+      <w:proofErr w:type="gramEnd"/>
+      <w:r>
+        <w:rPr>
+          <w:rFonts w:ascii="Courier New" w:hAnsi="Courier New" w:cs="Courier New"/>
+          <w:color w:val="A31515"/>
+          <w:sz w:val="24"/>
+          <w:szCs w:val="24"/>
+          <w:lang w:val="en-US" w:eastAsia="ru-RU"/>
+        </w:rPr>
+        <w:t>"No solution"</w:t>
+      </w:r>
+      <w:r>
+        <w:rPr>
+          <w:rFonts w:ascii="Courier New" w:hAnsi="Courier New" w:cs="Courier New"/>
+          <w:color w:val="000000"/>
+          <w:sz w:val="24"/>
+          <w:szCs w:val="24"/>
+          <w:lang w:val="en-US" w:eastAsia="ru-RU"/>
+        </w:rPr>
+        <w:t>),</w:t>
+      </w:r>
+    </w:p>
+    <w:p>
+      <w:pPr>
+        <w:shd w:val="clear" w:color="auto" w:fill="FFFFFF"/>
+        <w:spacing w:after="0" w:line="285" w:lineRule="atLeast"/>
+        <w:rPr>
+          <w:rFonts w:ascii="Courier New" w:hAnsi="Courier New" w:cs="Courier New"/>
+          <w:color w:val="000000"/>
+          <w:sz w:val="24"/>
+          <w:szCs w:val="24"/>
+          <w:lang w:val="en-US" w:eastAsia="ru-RU"/>
+        </w:rPr>
+      </w:pPr>
+      <w:r>
+        <w:rPr>
+          <w:rFonts w:ascii="Courier New" w:hAnsi="Courier New" w:cs="Courier New"/>
+          <w:color w:val="000000"/>
+          <w:sz w:val="24"/>
+          <w:szCs w:val="24"/>
+          <w:lang w:val="en-US" w:eastAsia="ru-RU"/>
+        </w:rPr>
+        <w:t>    }</w:t>
+      </w:r>
+    </w:p>
+    <w:p>
+      <w:pPr>
+        <w:shd w:val="clear" w:color="auto" w:fill="FFFFFF"/>
+        <w:spacing w:after="0" w:line="285" w:lineRule="atLeast"/>
+        <w:rPr>
+          <w:rFonts w:ascii="Courier New" w:hAnsi="Courier New" w:cs="Courier New"/>
+          <w:color w:val="000000"/>
+          <w:sz w:val="24"/>
+          <w:szCs w:val="24"/>
+          <w:lang w:val="en-US" w:eastAsia="ru-RU"/>
+        </w:rPr>
+      </w:pPr>
+      <w:r>
+        <w:rPr>
+          <w:rFonts w:ascii="Courier New" w:hAnsi="Courier New" w:cs="Courier New"/>
+          <w:color w:val="000000"/>
+          <w:sz w:val="24"/>
+          <w:szCs w:val="24"/>
+          <w:lang w:val="en-US" w:eastAsia="ru-RU"/>
+        </w:rPr>
+        <w:t>}</w:t>
+      </w:r>
+    </w:p>
+    <w:p>
+      <w:pPr>
+        <w:shd w:val="clear" w:color="auto" w:fill="FFFFFF"/>
+        <w:spacing w:after="0" w:line="285" w:lineRule="atLeast"/>
+        <w:rPr>
+          <w:rFonts w:ascii="Courier New" w:hAnsi="Courier New" w:cs="Courier New"/>
+          <w:color w:val="000000"/>
+          <w:sz w:val="24"/>
+          <w:szCs w:val="24"/>
+          <w:lang w:val="en-US" w:eastAsia="ru-RU"/>
+        </w:rPr>
+      </w:pPr>
+    </w:p>
+    <w:p>
+      <w:pPr>
+        <w:shd w:val="clear" w:color="auto" w:fill="FFFFFF"/>
+        <w:spacing w:after="0" w:line="285" w:lineRule="atLeast"/>
+        <w:rPr>
+          <w:rFonts w:ascii="Courier New" w:hAnsi="Courier New" w:cs="Courier New"/>
+          <w:color w:val="000000"/>
+          <w:sz w:val="24"/>
+          <w:szCs w:val="24"/>
+          <w:lang w:val="en-US" w:eastAsia="ru-RU"/>
+        </w:rPr>
+      </w:pPr>
+      <w:proofErr w:type="spellStart"/>
+      <w:proofErr w:type="gramStart"/>
+      <w:r>
+        <w:rPr>
+          <w:rFonts w:ascii="Courier New" w:hAnsi="Courier New" w:cs="Courier New"/>
+          <w:color w:val="0000FF"/>
+          <w:sz w:val="24"/>
+          <w:szCs w:val="24"/>
+          <w:lang w:val="en-US" w:eastAsia="ru-RU"/>
+        </w:rPr>
+        <w:t>fn</w:t>
+      </w:r>
+      <w:proofErr w:type="spellEnd"/>
+      <w:proofErr w:type="gramEnd"/>
+      <w:r>
+        <w:rPr>
+          <w:rFonts w:ascii="Courier New" w:hAnsi="Courier New" w:cs="Courier New"/>
+          <w:color w:val="000000"/>
+          <w:sz w:val="24"/>
+          <w:szCs w:val="24"/>
+          <w:lang w:val="en-US" w:eastAsia="ru-RU"/>
+        </w:rPr>
+        <w:t xml:space="preserve"> </w:t>
+      </w:r>
+      <w:proofErr w:type="spellStart"/>
+      <w:r>
+        <w:rPr>
+          <w:rFonts w:ascii="Courier New" w:hAnsi="Courier New" w:cs="Courier New"/>
+          <w:color w:val="795E26"/>
+          <w:sz w:val="24"/>
+          <w:szCs w:val="24"/>
+          <w:lang w:val="en-US" w:eastAsia="ru-RU"/>
+        </w:rPr>
+        <w:t>read_input</w:t>
+      </w:r>
+      <w:proofErr w:type="spellEnd"/>
+      <w:r>
+        <w:rPr>
+          <w:rFonts w:ascii="Courier New" w:hAnsi="Courier New" w:cs="Courier New"/>
+          <w:color w:val="000000"/>
+          <w:sz w:val="24"/>
+          <w:szCs w:val="24"/>
+          <w:lang w:val="en-US" w:eastAsia="ru-RU"/>
+        </w:rPr>
+        <w:t>(</w:t>
+      </w:r>
+      <w:r>
+        <w:rPr>
+          <w:rFonts w:ascii="Courier New" w:hAnsi="Courier New" w:cs="Courier New"/>
+          <w:color w:val="001080"/>
+          <w:sz w:val="24"/>
+          <w:szCs w:val="24"/>
+          <w:lang w:val="en-US" w:eastAsia="ru-RU"/>
+        </w:rPr>
+        <w:t>filename</w:t>
+      </w:r>
+      <w:r>
+        <w:rPr>
+          <w:rFonts w:ascii="Courier New" w:hAnsi="Courier New" w:cs="Courier New"/>
+          <w:color w:val="000000"/>
+          <w:sz w:val="24"/>
+          <w:szCs w:val="24"/>
+          <w:lang w:val="en-US" w:eastAsia="ru-RU"/>
+        </w:rPr>
+        <w:t>: &amp;</w:t>
+      </w:r>
+      <w:proofErr w:type="spellStart"/>
+      <w:r>
+        <w:rPr>
+          <w:rFonts w:ascii="Courier New" w:hAnsi="Courier New" w:cs="Courier New"/>
+          <w:color w:val="267F99"/>
+          <w:sz w:val="24"/>
+          <w:szCs w:val="24"/>
+          <w:lang w:val="en-US" w:eastAsia="ru-RU"/>
+        </w:rPr>
+        <w:t>str</w:t>
+      </w:r>
+      <w:proofErr w:type="spellEnd"/>
+      <w:r>
+        <w:rPr>
+          <w:rFonts w:ascii="Courier New" w:hAnsi="Courier New" w:cs="Courier New"/>
+          <w:color w:val="000000"/>
+          <w:sz w:val="24"/>
+          <w:szCs w:val="24"/>
+          <w:lang w:val="en-US" w:eastAsia="ru-RU"/>
+        </w:rPr>
+        <w:t xml:space="preserve">) -&gt; </w:t>
+      </w:r>
+      <w:proofErr w:type="spellStart"/>
+      <w:r>
+        <w:rPr>
+          <w:rFonts w:ascii="Courier New" w:hAnsi="Courier New" w:cs="Courier New"/>
+          <w:color w:val="267F99"/>
+          <w:sz w:val="24"/>
+          <w:szCs w:val="24"/>
+          <w:lang w:val="en-US" w:eastAsia="ru-RU"/>
+        </w:rPr>
+        <w:t>io</w:t>
+      </w:r>
+      <w:proofErr w:type="spellEnd"/>
+      <w:r>
+        <w:rPr>
+          <w:rFonts w:ascii="Courier New" w:hAnsi="Courier New" w:cs="Courier New"/>
+          <w:color w:val="000000"/>
+          <w:sz w:val="24"/>
+          <w:szCs w:val="24"/>
+          <w:lang w:val="en-US" w:eastAsia="ru-RU"/>
+        </w:rPr>
+        <w:t>::</w:t>
+      </w:r>
+      <w:r>
+        <w:rPr>
+          <w:rFonts w:ascii="Courier New" w:hAnsi="Courier New" w:cs="Courier New"/>
+          <w:color w:val="267F99"/>
+          <w:sz w:val="24"/>
+          <w:szCs w:val="24"/>
+          <w:lang w:val="en-US" w:eastAsia="ru-RU"/>
+        </w:rPr>
+        <w:t>Result</w:t>
+      </w:r>
+      <w:r>
+        <w:rPr>
+          <w:rFonts w:ascii="Courier New" w:hAnsi="Courier New" w:cs="Courier New"/>
+          <w:color w:val="000000"/>
+          <w:sz w:val="24"/>
+          <w:szCs w:val="24"/>
+          <w:lang w:val="en-US" w:eastAsia="ru-RU"/>
+        </w:rPr>
+        <w:t>&lt;</w:t>
+      </w:r>
+      <w:proofErr w:type="spellStart"/>
+      <w:r>
+        <w:rPr>
+          <w:rFonts w:ascii="Courier New" w:hAnsi="Courier New" w:cs="Courier New"/>
+          <w:color w:val="267F99"/>
+          <w:sz w:val="24"/>
+          <w:szCs w:val="24"/>
+          <w:lang w:val="en-US" w:eastAsia="ru-RU"/>
+        </w:rPr>
+        <w:t>Vec</w:t>
+      </w:r>
+      <w:proofErr w:type="spellEnd"/>
+      <w:r>
+        <w:rPr>
+          <w:rFonts w:ascii="Courier New" w:hAnsi="Courier New" w:cs="Courier New"/>
+          <w:color w:val="000000"/>
+          <w:sz w:val="24"/>
+          <w:szCs w:val="24"/>
+          <w:lang w:val="en-US" w:eastAsia="ru-RU"/>
+        </w:rPr>
+        <w:t>&lt;</w:t>
+      </w:r>
+      <w:r>
+        <w:rPr>
+          <w:rFonts w:ascii="Courier New" w:hAnsi="Courier New" w:cs="Courier New"/>
+          <w:color w:val="267F99"/>
+          <w:sz w:val="24"/>
+          <w:szCs w:val="24"/>
+          <w:lang w:val="en-US" w:eastAsia="ru-RU"/>
+        </w:rPr>
+        <w:t>i64</w:t>
+      </w:r>
+      <w:r>
+        <w:rPr>
+          <w:rFonts w:ascii="Courier New" w:hAnsi="Courier New" w:cs="Courier New"/>
+          <w:color w:val="000000"/>
+          <w:sz w:val="24"/>
+          <w:szCs w:val="24"/>
+          <w:lang w:val="en-US" w:eastAsia="ru-RU"/>
+        </w:rPr>
+        <w:t>&gt;&gt; {</w:t>
+      </w:r>
+    </w:p>
+    <w:p>
+      <w:pPr>
+        <w:shd w:val="clear" w:color="auto" w:fill="FFFFFF"/>
+        <w:spacing w:after="0" w:line="285" w:lineRule="atLeast"/>
+        <w:rPr>
+          <w:rFonts w:ascii="Courier New" w:hAnsi="Courier New" w:cs="Courier New"/>
+          <w:color w:val="000000"/>
+          <w:sz w:val="24"/>
+          <w:szCs w:val="24"/>
+          <w:lang w:val="en-US" w:eastAsia="ru-RU"/>
+        </w:rPr>
+      </w:pPr>
+      <w:r>
+        <w:rPr>
+          <w:rFonts w:ascii="Courier New" w:hAnsi="Courier New" w:cs="Courier New"/>
+          <w:color w:val="000000"/>
+          <w:sz w:val="24"/>
+          <w:szCs w:val="24"/>
+          <w:lang w:val="en-US" w:eastAsia="ru-RU"/>
+        </w:rPr>
+        <w:t xml:space="preserve">    </w:t>
+      </w:r>
+      <w:proofErr w:type="gramStart"/>
+      <w:r>
+        <w:rPr>
+          <w:rFonts w:ascii="Courier New" w:hAnsi="Courier New" w:cs="Courier New"/>
+          <w:color w:val="0000FF"/>
+          <w:sz w:val="24"/>
+          <w:szCs w:val="24"/>
+          <w:lang w:val="en-US" w:eastAsia="ru-RU"/>
+        </w:rPr>
+        <w:t>let</w:t>
+      </w:r>
+      <w:proofErr w:type="gramEnd"/>
+      <w:r>
+        <w:rPr>
+          <w:rFonts w:ascii="Courier New" w:hAnsi="Courier New" w:cs="Courier New"/>
+          <w:color w:val="000000"/>
+          <w:sz w:val="24"/>
+          <w:szCs w:val="24"/>
+          <w:lang w:val="en-US" w:eastAsia="ru-RU"/>
+        </w:rPr>
+        <w:t xml:space="preserve"> </w:t>
+      </w:r>
+      <w:proofErr w:type="spellStart"/>
+      <w:r>
+        <w:rPr>
+          <w:rFonts w:ascii="Courier New" w:hAnsi="Courier New" w:cs="Courier New"/>
+          <w:color w:val="0000FF"/>
+          <w:sz w:val="24"/>
+          <w:szCs w:val="24"/>
+          <w:lang w:val="en-US" w:eastAsia="ru-RU"/>
+        </w:rPr>
+        <w:t>mut</w:t>
+      </w:r>
+      <w:proofErr w:type="spellEnd"/>
+      <w:r>
+        <w:rPr>
+          <w:rFonts w:ascii="Courier New" w:hAnsi="Courier New" w:cs="Courier New"/>
+          <w:color w:val="000000"/>
+          <w:sz w:val="24"/>
+          <w:szCs w:val="24"/>
+          <w:lang w:val="en-US" w:eastAsia="ru-RU"/>
+        </w:rPr>
+        <w:t xml:space="preserve"> </w:t>
+      </w:r>
+      <w:r>
+        <w:rPr>
+          <w:rFonts w:ascii="Courier New" w:hAnsi="Courier New" w:cs="Courier New"/>
+          <w:color w:val="001080"/>
+          <w:sz w:val="24"/>
+          <w:szCs w:val="24"/>
+          <w:lang w:val="en-US" w:eastAsia="ru-RU"/>
+        </w:rPr>
+        <w:t>result</w:t>
+      </w:r>
+      <w:r>
+        <w:rPr>
+          <w:rFonts w:ascii="Courier New" w:hAnsi="Courier New" w:cs="Courier New"/>
+          <w:color w:val="000000"/>
+          <w:sz w:val="24"/>
+          <w:szCs w:val="24"/>
+          <w:lang w:val="en-US" w:eastAsia="ru-RU"/>
+        </w:rPr>
+        <w:t xml:space="preserve"> = </w:t>
+      </w:r>
+      <w:proofErr w:type="spellStart"/>
+      <w:r>
+        <w:rPr>
+          <w:rFonts w:ascii="Courier New" w:hAnsi="Courier New" w:cs="Courier New"/>
+          <w:color w:val="267F99"/>
+          <w:sz w:val="24"/>
+          <w:szCs w:val="24"/>
+          <w:lang w:val="en-US" w:eastAsia="ru-RU"/>
+        </w:rPr>
+        <w:t>Vec</w:t>
+      </w:r>
+      <w:proofErr w:type="spellEnd"/>
+      <w:r>
+        <w:rPr>
+          <w:rFonts w:ascii="Courier New" w:hAnsi="Courier New" w:cs="Courier New"/>
+          <w:color w:val="000000"/>
+          <w:sz w:val="24"/>
+          <w:szCs w:val="24"/>
+          <w:lang w:val="en-US" w:eastAsia="ru-RU"/>
+        </w:rPr>
+        <w:t>::</w:t>
+      </w:r>
+      <w:r>
+        <w:rPr>
+          <w:rFonts w:ascii="Courier New" w:hAnsi="Courier New" w:cs="Courier New"/>
+          <w:color w:val="795E26"/>
+          <w:sz w:val="24"/>
+          <w:szCs w:val="24"/>
+          <w:lang w:val="en-US" w:eastAsia="ru-RU"/>
+        </w:rPr>
+        <w:t>new</w:t>
+      </w:r>
+      <w:r>
+        <w:rPr>
+          <w:rFonts w:ascii="Courier New" w:hAnsi="Courier New" w:cs="Courier New"/>
+          <w:color w:val="000000"/>
+          <w:sz w:val="24"/>
+          <w:szCs w:val="24"/>
+          <w:lang w:val="en-US" w:eastAsia="ru-RU"/>
+        </w:rPr>
+        <w:t>();</w:t>
+      </w:r>
+    </w:p>
+    <w:p>
+      <w:pPr>
+        <w:shd w:val="clear" w:color="auto" w:fill="FFFFFF"/>
+        <w:spacing w:after="0" w:line="285" w:lineRule="atLeast"/>
+        <w:rPr>
+          <w:rFonts w:ascii="Courier New" w:hAnsi="Courier New" w:cs="Courier New"/>
+          <w:color w:val="000000"/>
+          <w:sz w:val="24"/>
+          <w:szCs w:val="24"/>
+          <w:lang w:val="en-US" w:eastAsia="ru-RU"/>
+        </w:rPr>
+      </w:pPr>
+      <w:r>
+        <w:rPr>
+          <w:rFonts w:ascii="Courier New" w:hAnsi="Courier New" w:cs="Courier New"/>
+          <w:color w:val="000000"/>
+          <w:sz w:val="24"/>
+          <w:szCs w:val="24"/>
+          <w:lang w:val="en-US" w:eastAsia="ru-RU"/>
+        </w:rPr>
+        <w:t xml:space="preserve">    </w:t>
+      </w:r>
+      <w:proofErr w:type="gramStart"/>
+      <w:r>
+        <w:rPr>
+          <w:rFonts w:ascii="Courier New" w:hAnsi="Courier New" w:cs="Courier New"/>
+          <w:color w:val="0000FF"/>
+          <w:sz w:val="24"/>
+          <w:szCs w:val="24"/>
+          <w:lang w:val="en-US" w:eastAsia="ru-RU"/>
+        </w:rPr>
+        <w:t>let</w:t>
+      </w:r>
+      <w:proofErr w:type="gramEnd"/>
+      <w:r>
+        <w:rPr>
+          <w:rFonts w:ascii="Courier New" w:hAnsi="Courier New" w:cs="Courier New"/>
+          <w:color w:val="000000"/>
+          <w:sz w:val="24"/>
+          <w:szCs w:val="24"/>
+          <w:lang w:val="en-US" w:eastAsia="ru-RU"/>
+        </w:rPr>
+        <w:t xml:space="preserve"> </w:t>
+      </w:r>
+      <w:r>
+        <w:rPr>
+          <w:rFonts w:ascii="Courier New" w:hAnsi="Courier New" w:cs="Courier New"/>
+          <w:color w:val="001080"/>
+          <w:sz w:val="24"/>
+          <w:szCs w:val="24"/>
+          <w:lang w:val="en-US" w:eastAsia="ru-RU"/>
+        </w:rPr>
+        <w:t>file</w:t>
+      </w:r>
+      <w:r>
+        <w:rPr>
+          <w:rFonts w:ascii="Courier New" w:hAnsi="Courier New" w:cs="Courier New"/>
+          <w:color w:val="000000"/>
+          <w:sz w:val="24"/>
+          <w:szCs w:val="24"/>
+          <w:lang w:val="en-US" w:eastAsia="ru-RU"/>
+        </w:rPr>
+        <w:t xml:space="preserve"> = </w:t>
+      </w:r>
+      <w:r>
+        <w:rPr>
+          <w:rFonts w:ascii="Courier New" w:hAnsi="Courier New" w:cs="Courier New"/>
+          <w:color w:val="267F99"/>
+          <w:sz w:val="24"/>
+          <w:szCs w:val="24"/>
+          <w:lang w:val="en-US" w:eastAsia="ru-RU"/>
+        </w:rPr>
+        <w:t>File</w:t>
+      </w:r>
+      <w:r>
+        <w:rPr>
+          <w:rFonts w:ascii="Courier New" w:hAnsi="Courier New" w:cs="Courier New"/>
+          <w:color w:val="000000"/>
+          <w:sz w:val="24"/>
+          <w:szCs w:val="24"/>
+          <w:lang w:val="en-US" w:eastAsia="ru-RU"/>
+        </w:rPr>
+        <w:t>::</w:t>
+      </w:r>
+      <w:r>
+        <w:rPr>
+          <w:rFonts w:ascii="Courier New" w:hAnsi="Courier New" w:cs="Courier New"/>
+          <w:color w:val="795E26"/>
+          <w:sz w:val="24"/>
+          <w:szCs w:val="24"/>
+          <w:lang w:val="en-US" w:eastAsia="ru-RU"/>
+        </w:rPr>
+        <w:t>open</w:t>
+      </w:r>
+      <w:r>
+        <w:rPr>
+          <w:rFonts w:ascii="Courier New" w:hAnsi="Courier New" w:cs="Courier New"/>
+          <w:color w:val="000000"/>
+          <w:sz w:val="24"/>
+          <w:szCs w:val="24"/>
+          <w:lang w:val="en-US" w:eastAsia="ru-RU"/>
+        </w:rPr>
+        <w:t>(</w:t>
+      </w:r>
+      <w:r>
+        <w:rPr>
+          <w:rFonts w:ascii="Courier New" w:hAnsi="Courier New" w:cs="Courier New"/>
+          <w:color w:val="001080"/>
+          <w:sz w:val="24"/>
+          <w:szCs w:val="24"/>
+          <w:lang w:val="en-US" w:eastAsia="ru-RU"/>
+        </w:rPr>
+        <w:t>filename</w:t>
+      </w:r>
+      <w:r>
+        <w:rPr>
+          <w:rFonts w:ascii="Courier New" w:hAnsi="Courier New" w:cs="Courier New"/>
+          <w:color w:val="000000"/>
+          <w:sz w:val="24"/>
+          <w:szCs w:val="24"/>
+          <w:lang w:val="en-US" w:eastAsia="ru-RU"/>
+        </w:rPr>
+        <w:t>)?;</w:t>
+      </w:r>
+    </w:p>
+    <w:p>
+      <w:pPr>
+        <w:shd w:val="clear" w:color="auto" w:fill="FFFFFF"/>
+        <w:spacing w:after="0" w:line="285" w:lineRule="atLeast"/>
+        <w:rPr>
+          <w:rFonts w:ascii="Courier New" w:hAnsi="Courier New" w:cs="Courier New"/>
+          <w:color w:val="000000"/>
+          <w:sz w:val="24"/>
+          <w:szCs w:val="24"/>
+          <w:lang w:val="en-US" w:eastAsia="ru-RU"/>
+        </w:rPr>
+      </w:pPr>
+      <w:r>
+        <w:rPr>
+          <w:rFonts w:ascii="Courier New" w:hAnsi="Courier New" w:cs="Courier New"/>
+          <w:color w:val="000000"/>
+          <w:sz w:val="24"/>
+          <w:szCs w:val="24"/>
+          <w:lang w:val="en-US" w:eastAsia="ru-RU"/>
+        </w:rPr>
+        <w:t xml:space="preserve">    </w:t>
+      </w:r>
+      <w:proofErr w:type="gramStart"/>
+      <w:r>
+        <w:rPr>
+          <w:rFonts w:ascii="Courier New" w:hAnsi="Courier New" w:cs="Courier New"/>
+          <w:color w:val="AF00DB"/>
+          <w:sz w:val="24"/>
+          <w:szCs w:val="24"/>
+          <w:lang w:val="en-US" w:eastAsia="ru-RU"/>
+        </w:rPr>
+        <w:t>for</w:t>
+      </w:r>
+      <w:proofErr w:type="gramEnd"/>
+      <w:r>
+        <w:rPr>
+          <w:rFonts w:ascii="Courier New" w:hAnsi="Courier New" w:cs="Courier New"/>
+          <w:color w:val="000000"/>
+          <w:sz w:val="24"/>
+          <w:szCs w:val="24"/>
+          <w:lang w:val="en-US" w:eastAsia="ru-RU"/>
+        </w:rPr>
+        <w:t xml:space="preserve"> </w:t>
+      </w:r>
+      <w:r>
+        <w:rPr>
+          <w:rFonts w:ascii="Courier New" w:hAnsi="Courier New" w:cs="Courier New"/>
+          <w:color w:val="001080"/>
+          <w:sz w:val="24"/>
+          <w:szCs w:val="24"/>
+          <w:lang w:val="en-US" w:eastAsia="ru-RU"/>
+        </w:rPr>
+        <w:t>line</w:t>
+      </w:r>
+      <w:r>
+        <w:rPr>
+          <w:rFonts w:ascii="Courier New" w:hAnsi="Courier New" w:cs="Courier New"/>
+          <w:color w:val="000000"/>
+          <w:sz w:val="24"/>
+          <w:szCs w:val="24"/>
+          <w:lang w:val="en-US" w:eastAsia="ru-RU"/>
+        </w:rPr>
+        <w:t xml:space="preserve"> </w:t>
+      </w:r>
+      <w:r>
+        <w:rPr>
+          <w:rFonts w:ascii="Courier New" w:hAnsi="Courier New" w:cs="Courier New"/>
+          <w:color w:val="0000FF"/>
+          <w:sz w:val="24"/>
+          <w:szCs w:val="24"/>
+          <w:lang w:val="en-US" w:eastAsia="ru-RU"/>
+        </w:rPr>
+        <w:t>in</w:t>
+      </w:r>
+      <w:r>
+        <w:rPr>
+          <w:rFonts w:ascii="Courier New" w:hAnsi="Courier New" w:cs="Courier New"/>
+          <w:color w:val="000000"/>
+          <w:sz w:val="24"/>
+          <w:szCs w:val="24"/>
+          <w:lang w:val="en-US" w:eastAsia="ru-RU"/>
+        </w:rPr>
+        <w:t xml:space="preserve"> </w:t>
+      </w:r>
+      <w:proofErr w:type="spellStart"/>
+      <w:r>
+        <w:rPr>
+          <w:rFonts w:ascii="Courier New" w:hAnsi="Courier New" w:cs="Courier New"/>
+          <w:color w:val="267F99"/>
+          <w:sz w:val="24"/>
+          <w:szCs w:val="24"/>
+          <w:lang w:val="en-US" w:eastAsia="ru-RU"/>
+        </w:rPr>
+        <w:t>io</w:t>
+      </w:r>
+      <w:proofErr w:type="spellEnd"/>
+      <w:r>
+        <w:rPr>
+          <w:rFonts w:ascii="Courier New" w:hAnsi="Courier New" w:cs="Courier New"/>
+          <w:color w:val="000000"/>
+          <w:sz w:val="24"/>
+          <w:szCs w:val="24"/>
+          <w:lang w:val="en-US" w:eastAsia="ru-RU"/>
+        </w:rPr>
+        <w:t>::</w:t>
+      </w:r>
+      <w:proofErr w:type="spellStart"/>
+      <w:r>
+        <w:rPr>
+          <w:rFonts w:ascii="Courier New" w:hAnsi="Courier New" w:cs="Courier New"/>
+          <w:color w:val="267F99"/>
+          <w:sz w:val="24"/>
+          <w:szCs w:val="24"/>
+          <w:lang w:val="en-US" w:eastAsia="ru-RU"/>
+        </w:rPr>
+        <w:t>BufReader</w:t>
+      </w:r>
+      <w:proofErr w:type="spellEnd"/>
+      <w:r>
+        <w:rPr>
+          <w:rFonts w:ascii="Courier New" w:hAnsi="Courier New" w:cs="Courier New"/>
+          <w:color w:val="000000"/>
+          <w:sz w:val="24"/>
+          <w:szCs w:val="24"/>
+          <w:lang w:val="en-US" w:eastAsia="ru-RU"/>
+        </w:rPr>
+        <w:t>::</w:t>
+      </w:r>
+      <w:r>
+        <w:rPr>
+          <w:rFonts w:ascii="Courier New" w:hAnsi="Courier New" w:cs="Courier New"/>
+          <w:color w:val="795E26"/>
+          <w:sz w:val="24"/>
+          <w:szCs w:val="24"/>
+          <w:lang w:val="en-US" w:eastAsia="ru-RU"/>
+        </w:rPr>
+        <w:t>new</w:t>
+      </w:r>
+      <w:r>
+        <w:rPr>
+          <w:rFonts w:ascii="Courier New" w:hAnsi="Courier New" w:cs="Courier New"/>
+          <w:color w:val="000000"/>
+          <w:sz w:val="24"/>
+          <w:szCs w:val="24"/>
+          <w:lang w:val="en-US" w:eastAsia="ru-RU"/>
+        </w:rPr>
+        <w:t>(</w:t>
+      </w:r>
+      <w:r>
+        <w:rPr>
+          <w:rFonts w:ascii="Courier New" w:hAnsi="Courier New" w:cs="Courier New"/>
+          <w:color w:val="001080"/>
+          <w:sz w:val="24"/>
+          <w:szCs w:val="24"/>
+          <w:lang w:val="en-US" w:eastAsia="ru-RU"/>
+        </w:rPr>
+        <w:t>file</w:t>
+      </w:r>
+      <w:r>
+        <w:rPr>
+          <w:rFonts w:ascii="Courier New" w:hAnsi="Courier New" w:cs="Courier New"/>
+          <w:color w:val="000000"/>
+          <w:sz w:val="24"/>
+          <w:szCs w:val="24"/>
+          <w:lang w:val="en-US" w:eastAsia="ru-RU"/>
+        </w:rPr>
+        <w:t>).</w:t>
+      </w:r>
+      <w:r>
+        <w:rPr>
+          <w:rFonts w:ascii="Courier New" w:hAnsi="Courier New" w:cs="Courier New"/>
+          <w:color w:val="795E26"/>
+          <w:sz w:val="24"/>
+          <w:szCs w:val="24"/>
+          <w:lang w:val="en-US" w:eastAsia="ru-RU"/>
+        </w:rPr>
+        <w:t>lines</w:t>
+      </w:r>
+      <w:r>
+        <w:rPr>
+          <w:rFonts w:ascii="Courier New" w:hAnsi="Courier New" w:cs="Courier New"/>
+          <w:color w:val="000000"/>
+          <w:sz w:val="24"/>
+          <w:szCs w:val="24"/>
+          <w:lang w:val="en-US" w:eastAsia="ru-RU"/>
+        </w:rPr>
+        <w:t>() {</w:t>
+      </w:r>
+    </w:p>
+    <w:p>
+      <w:pPr>
+        <w:shd w:val="clear" w:color="auto" w:fill="FFFFFF"/>
+        <w:spacing w:after="0" w:line="285" w:lineRule="atLeast"/>
+        <w:rPr>
+          <w:rFonts w:ascii="Courier New" w:hAnsi="Courier New" w:cs="Courier New"/>
+          <w:color w:val="000000"/>
+          <w:sz w:val="24"/>
+          <w:szCs w:val="24"/>
+          <w:lang w:val="en-US" w:eastAsia="ru-RU"/>
+        </w:rPr>
+      </w:pPr>
+      <w:r>
+        <w:rPr>
+          <w:rFonts w:ascii="Courier New" w:hAnsi="Courier New" w:cs="Courier New"/>
+          <w:color w:val="000000"/>
+          <w:sz w:val="24"/>
+          <w:szCs w:val="24"/>
+          <w:lang w:val="en-US" w:eastAsia="ru-RU"/>
+        </w:rPr>
+        <w:t xml:space="preserve">        </w:t>
+      </w:r>
+      <w:proofErr w:type="gramStart"/>
+      <w:r>
+        <w:rPr>
+          <w:rFonts w:ascii="Courier New" w:hAnsi="Courier New" w:cs="Courier New"/>
+          <w:color w:val="AF00DB"/>
+          <w:sz w:val="24"/>
+          <w:szCs w:val="24"/>
+          <w:lang w:val="en-US" w:eastAsia="ru-RU"/>
+        </w:rPr>
+        <w:t>for</w:t>
+      </w:r>
+      <w:proofErr w:type="gramEnd"/>
+      <w:r>
+        <w:rPr>
+          <w:rFonts w:ascii="Courier New" w:hAnsi="Courier New" w:cs="Courier New"/>
+          <w:color w:val="000000"/>
+          <w:sz w:val="24"/>
+          <w:szCs w:val="24"/>
+          <w:lang w:val="en-US" w:eastAsia="ru-RU"/>
+        </w:rPr>
+        <w:t xml:space="preserve"> </w:t>
+      </w:r>
+      <w:proofErr w:type="spellStart"/>
+      <w:r>
+        <w:rPr>
+          <w:rFonts w:ascii="Courier New" w:hAnsi="Courier New" w:cs="Courier New"/>
+          <w:color w:val="001080"/>
+          <w:sz w:val="24"/>
+          <w:szCs w:val="24"/>
+          <w:lang w:val="en-US" w:eastAsia="ru-RU"/>
+        </w:rPr>
+        <w:t>num</w:t>
+      </w:r>
+      <w:proofErr w:type="spellEnd"/>
+      <w:r>
+        <w:rPr>
+          <w:rFonts w:ascii="Courier New" w:hAnsi="Courier New" w:cs="Courier New"/>
+          <w:color w:val="000000"/>
+          <w:sz w:val="24"/>
+          <w:szCs w:val="24"/>
+          <w:lang w:val="en-US" w:eastAsia="ru-RU"/>
+        </w:rPr>
+        <w:t xml:space="preserve"> </w:t>
+      </w:r>
+      <w:r>
+        <w:rPr>
+          <w:rFonts w:ascii="Courier New" w:hAnsi="Courier New" w:cs="Courier New"/>
+          <w:color w:val="0000FF"/>
+          <w:sz w:val="24"/>
+          <w:szCs w:val="24"/>
+          <w:lang w:val="en-US" w:eastAsia="ru-RU"/>
+        </w:rPr>
+        <w:t>in</w:t>
+      </w:r>
+      <w:r>
+        <w:rPr>
+          <w:rFonts w:ascii="Courier New" w:hAnsi="Courier New" w:cs="Courier New"/>
+          <w:color w:val="000000"/>
+          <w:sz w:val="24"/>
+          <w:szCs w:val="24"/>
+          <w:lang w:val="en-US" w:eastAsia="ru-RU"/>
+        </w:rPr>
+        <w:t xml:space="preserve"> </w:t>
+      </w:r>
+      <w:r>
+        <w:rPr>
+          <w:rFonts w:ascii="Courier New" w:hAnsi="Courier New" w:cs="Courier New"/>
+          <w:color w:val="001080"/>
+          <w:sz w:val="24"/>
+          <w:szCs w:val="24"/>
+          <w:lang w:val="en-US" w:eastAsia="ru-RU"/>
+        </w:rPr>
+        <w:t>line</w:t>
+      </w:r>
+      <w:r>
+        <w:rPr>
+          <w:rFonts w:ascii="Courier New" w:hAnsi="Courier New" w:cs="Courier New"/>
+          <w:color w:val="000000"/>
+          <w:sz w:val="24"/>
+          <w:szCs w:val="24"/>
+          <w:lang w:val="en-US" w:eastAsia="ru-RU"/>
+        </w:rPr>
+        <w:t>?.</w:t>
+      </w:r>
+      <w:proofErr w:type="spellStart"/>
+      <w:r>
+        <w:rPr>
+          <w:rFonts w:ascii="Courier New" w:hAnsi="Courier New" w:cs="Courier New"/>
+          <w:color w:val="795E26"/>
+          <w:sz w:val="24"/>
+          <w:szCs w:val="24"/>
+          <w:lang w:val="en-US" w:eastAsia="ru-RU"/>
+        </w:rPr>
+        <w:t>split_</w:t>
+      </w:r>
+      <w:proofErr w:type="gramStart"/>
+      <w:r>
+        <w:rPr>
+          <w:rFonts w:ascii="Courier New" w:hAnsi="Courier New" w:cs="Courier New"/>
+          <w:color w:val="795E26"/>
+          <w:sz w:val="24"/>
+          <w:szCs w:val="24"/>
+          <w:lang w:val="en-US" w:eastAsia="ru-RU"/>
+        </w:rPr>
+        <w:t>whitespace</w:t>
+      </w:r>
+      <w:proofErr w:type="spellEnd"/>
+      <w:r>
+        <w:rPr>
+          <w:rFonts w:ascii="Courier New" w:hAnsi="Courier New" w:cs="Courier New"/>
+          <w:color w:val="000000"/>
+          <w:sz w:val="24"/>
+          <w:szCs w:val="24"/>
+          <w:lang w:val="en-US" w:eastAsia="ru-RU"/>
+        </w:rPr>
+        <w:t>(</w:t>
+      </w:r>
+      <w:proofErr w:type="gramEnd"/>
+      <w:r>
+        <w:rPr>
+          <w:rFonts w:ascii="Courier New" w:hAnsi="Courier New" w:cs="Courier New"/>
+          <w:color w:val="000000"/>
+          <w:sz w:val="24"/>
+          <w:szCs w:val="24"/>
+          <w:lang w:val="en-US" w:eastAsia="ru-RU"/>
+        </w:rPr>
+        <w:t>) {</w:t>
+      </w:r>
+    </w:p>
+    <w:p>
+      <w:pPr>
+        <w:shd w:val="clear" w:color="auto" w:fill="FFFFFF"/>
+        <w:spacing w:after="0" w:line="285" w:lineRule="atLeast"/>
+        <w:rPr>
+          <w:rFonts w:ascii="Courier New" w:hAnsi="Courier New" w:cs="Courier New"/>
+          <w:color w:val="000000"/>
+          <w:sz w:val="24"/>
+          <w:szCs w:val="24"/>
+          <w:lang w:val="en-US" w:eastAsia="ru-RU"/>
+        </w:rPr>
+      </w:pPr>
+      <w:r>
+        <w:rPr>
+          <w:rFonts w:ascii="Courier New" w:hAnsi="Courier New" w:cs="Courier New"/>
+          <w:color w:val="000000"/>
+          <w:sz w:val="24"/>
+          <w:szCs w:val="24"/>
+          <w:lang w:val="en-US" w:eastAsia="ru-RU"/>
+        </w:rPr>
+        <w:t xml:space="preserve">            </w:t>
+      </w:r>
+      <w:proofErr w:type="spellStart"/>
+      <w:proofErr w:type="gramStart"/>
+      <w:r>
+        <w:rPr>
+          <w:rFonts w:ascii="Courier New" w:hAnsi="Courier New" w:cs="Courier New"/>
+          <w:color w:val="001080"/>
+          <w:sz w:val="24"/>
+          <w:szCs w:val="24"/>
+          <w:lang w:val="en-US" w:eastAsia="ru-RU"/>
+        </w:rPr>
+        <w:t>result</w:t>
+      </w:r>
+      <w:r>
+        <w:rPr>
+          <w:rFonts w:ascii="Courier New" w:hAnsi="Courier New" w:cs="Courier New"/>
+          <w:color w:val="000000"/>
+          <w:sz w:val="24"/>
+          <w:szCs w:val="24"/>
+          <w:lang w:val="en-US" w:eastAsia="ru-RU"/>
+        </w:rPr>
+        <w:t>.</w:t>
+      </w:r>
+      <w:r>
+        <w:rPr>
+          <w:rFonts w:ascii="Courier New" w:hAnsi="Courier New" w:cs="Courier New"/>
+          <w:color w:val="795E26"/>
+          <w:sz w:val="24"/>
+          <w:szCs w:val="24"/>
+          <w:lang w:val="en-US" w:eastAsia="ru-RU"/>
+        </w:rPr>
+        <w:t>push</w:t>
+      </w:r>
+      <w:proofErr w:type="spellEnd"/>
+      <w:r>
+        <w:rPr>
+          <w:rFonts w:ascii="Courier New" w:hAnsi="Courier New" w:cs="Courier New"/>
+          <w:color w:val="000000"/>
+          <w:sz w:val="24"/>
+          <w:szCs w:val="24"/>
+          <w:lang w:val="en-US" w:eastAsia="ru-RU"/>
+        </w:rPr>
+        <w:t>(</w:t>
+      </w:r>
+      <w:proofErr w:type="spellStart"/>
+      <w:proofErr w:type="gramEnd"/>
+      <w:r>
+        <w:rPr>
+          <w:rFonts w:ascii="Courier New" w:hAnsi="Courier New" w:cs="Courier New"/>
+          <w:color w:val="001080"/>
+          <w:sz w:val="24"/>
+          <w:szCs w:val="24"/>
+          <w:lang w:val="en-US" w:eastAsia="ru-RU"/>
+        </w:rPr>
+        <w:t>num</w:t>
+      </w:r>
+      <w:r>
+        <w:rPr>
+          <w:rFonts w:ascii="Courier New" w:hAnsi="Courier New" w:cs="Courier New"/>
+          <w:color w:val="000000"/>
+          <w:sz w:val="24"/>
+          <w:szCs w:val="24"/>
+          <w:lang w:val="en-US" w:eastAsia="ru-RU"/>
+        </w:rPr>
+        <w:t>.</w:t>
+      </w:r>
+      <w:r>
+        <w:rPr>
+          <w:rFonts w:ascii="Courier New" w:hAnsi="Courier New" w:cs="Courier New"/>
+          <w:color w:val="795E26"/>
+          <w:sz w:val="24"/>
+          <w:szCs w:val="24"/>
+          <w:lang w:val="en-US" w:eastAsia="ru-RU"/>
+        </w:rPr>
+        <w:t>parse</w:t>
+      </w:r>
+      <w:proofErr w:type="spellEnd"/>
+      <w:r>
+        <w:rPr>
+          <w:rFonts w:ascii="Courier New" w:hAnsi="Courier New" w:cs="Courier New"/>
+          <w:color w:val="000000"/>
+          <w:sz w:val="24"/>
+          <w:szCs w:val="24"/>
+          <w:lang w:val="en-US" w:eastAsia="ru-RU"/>
+        </w:rPr>
+        <w:t>().</w:t>
+      </w:r>
+      <w:r>
+        <w:rPr>
+          <w:rFonts w:ascii="Courier New" w:hAnsi="Courier New" w:cs="Courier New"/>
+          <w:color w:val="795E26"/>
+          <w:sz w:val="24"/>
+          <w:szCs w:val="24"/>
+          <w:lang w:val="en-US" w:eastAsia="ru-RU"/>
+        </w:rPr>
+        <w:t>unwrap</w:t>
+      </w:r>
+      <w:r>
+        <w:rPr>
+          <w:rFonts w:ascii="Courier New" w:hAnsi="Courier New" w:cs="Courier New"/>
+          <w:color w:val="000000"/>
+          <w:sz w:val="24"/>
+          <w:szCs w:val="24"/>
+          <w:lang w:val="en-US" w:eastAsia="ru-RU"/>
+        </w:rPr>
+        <w:t>());</w:t>
+      </w:r>
+    </w:p>
+    <w:p>
+      <w:pPr>
+        <w:shd w:val="clear" w:color="auto" w:fill="FFFFFF"/>
+        <w:spacing w:after="0" w:line="285" w:lineRule="atLeast"/>
+        <w:rPr>
+          <w:rFonts w:ascii="Courier New" w:hAnsi="Courier New" w:cs="Courier New"/>
+          <w:color w:val="000000"/>
+          <w:sz w:val="24"/>
+          <w:szCs w:val="24"/>
+          <w:lang w:eastAsia="ru-RU"/>
+        </w:rPr>
+      </w:pPr>
+      <w:r>
+        <w:rPr>
+          <w:rFonts w:ascii="Courier New" w:hAnsi="Courier New" w:cs="Courier New"/>
+          <w:color w:val="000000"/>
+          <w:sz w:val="24"/>
+          <w:szCs w:val="24"/>
+          <w:lang w:val="en-US" w:eastAsia="ru-RU"/>
+        </w:rPr>
+        <w:t xml:space="preserve">        </w:t>
+      </w:r>
+      <w:r>
+        <w:rPr>
+          <w:rFonts w:ascii="Courier New" w:hAnsi="Courier New" w:cs="Courier New"/>
+          <w:color w:val="000000"/>
+          <w:sz w:val="24"/>
+          <w:szCs w:val="24"/>
+          <w:lang w:eastAsia="ru-RU"/>
+        </w:rPr>
+        <w:t>}</w:t>
+      </w:r>
+    </w:p>
+    <w:p>
+      <w:pPr>
+        <w:shd w:val="clear" w:color="auto" w:fill="FFFFFF"/>
+        <w:spacing w:after="0" w:line="285" w:lineRule="atLeast"/>
+        <w:rPr>
+          <w:rFonts w:ascii="Courier New" w:hAnsi="Courier New" w:cs="Courier New"/>
+          <w:color w:val="000000"/>
+          <w:sz w:val="24"/>
+          <w:szCs w:val="24"/>
+          <w:lang w:eastAsia="ru-RU"/>
+        </w:rPr>
+      </w:pPr>
+      <w:r>
+        <w:rPr>
+          <w:rFonts w:ascii="Courier New" w:hAnsi="Courier New" w:cs="Courier New"/>
+          <w:color w:val="000000"/>
+          <w:sz w:val="24"/>
+          <w:szCs w:val="24"/>
+          <w:lang w:eastAsia="ru-RU"/>
+        </w:rPr>
+        <w:t>    }</w:t>
+      </w:r>
+    </w:p>
+    <w:p>
+      <w:pPr>
+        <w:shd w:val="clear" w:color="auto" w:fill="FFFFFF"/>
+        <w:spacing w:after="0" w:line="285" w:lineRule="atLeast"/>
+        <w:rPr>
+          <w:rFonts w:ascii="Courier New" w:hAnsi="Courier New" w:cs="Courier New"/>
+          <w:color w:val="000000"/>
+          <w:sz w:val="24"/>
+          <w:szCs w:val="24"/>
+          <w:lang w:eastAsia="ru-RU"/>
+        </w:rPr>
+      </w:pPr>
+      <w:r>
+        <w:rPr>
+          <w:rFonts w:ascii="Courier New" w:hAnsi="Courier New" w:cs="Courier New"/>
+          <w:color w:val="000000"/>
+          <w:sz w:val="24"/>
+          <w:szCs w:val="24"/>
+          <w:lang w:eastAsia="ru-RU"/>
+        </w:rPr>
+        <w:t xml:space="preserve">    </w:t>
+      </w:r>
+      <w:proofErr w:type="spellStart"/>
+      <w:r>
+        <w:rPr>
+          <w:rFonts w:ascii="Courier New" w:hAnsi="Courier New" w:cs="Courier New"/>
+          <w:color w:val="267F99"/>
+          <w:sz w:val="24"/>
+          <w:szCs w:val="24"/>
+          <w:lang w:eastAsia="ru-RU"/>
+        </w:rPr>
+        <w:t>Ok</w:t>
+      </w:r>
+      <w:proofErr w:type="spellEnd"/>
+      <w:r>
+        <w:rPr>
+          <w:rFonts w:ascii="Courier New" w:hAnsi="Courier New" w:cs="Courier New"/>
+          <w:color w:val="000000"/>
+          <w:sz w:val="24"/>
+          <w:szCs w:val="24"/>
+          <w:lang w:eastAsia="ru-RU"/>
+        </w:rPr>
+        <w:t>(</w:t>
+      </w:r>
+      <w:proofErr w:type="spellStart"/>
+      <w:r>
+        <w:rPr>
+          <w:rFonts w:ascii="Courier New" w:hAnsi="Courier New" w:cs="Courier New"/>
+          <w:color w:val="001080"/>
+          <w:sz w:val="24"/>
+          <w:szCs w:val="24"/>
+          <w:lang w:eastAsia="ru-RU"/>
+        </w:rPr>
+        <w:t>result</w:t>
+      </w:r>
+      <w:proofErr w:type="spellEnd"/>
+      <w:r>
+        <w:rPr>
+          <w:rFonts w:ascii="Courier New" w:hAnsi="Courier New" w:cs="Courier New"/>
+          <w:color w:val="000000"/>
+          <w:sz w:val="24"/>
+          <w:szCs w:val="24"/>
+          <w:lang w:eastAsia="ru-RU"/>
+        </w:rPr>
+        <w:t>)</w:t>
+      </w:r>
+    </w:p>
+    <w:p>
+      <w:pPr>
+        <w:shd w:val="clear" w:color="auto" w:fill="FFFFFF"/>
+        <w:spacing w:after="0" w:line="285" w:lineRule="atLeast"/>
+        <w:rPr>
+          <w:rFonts w:ascii="Courier New" w:hAnsi="Courier New" w:cs="Courier New"/>
+          <w:color w:val="000000"/>
+          <w:sz w:val="24"/>
+          <w:szCs w:val="24"/>
+          <w:lang w:eastAsia="ru-RU"/>
+        </w:rPr>
+      </w:pPr>
+      <w:r>
+        <w:rPr>
+          <w:rFonts w:ascii="Courier New" w:hAnsi="Courier New" w:cs="Courier New"/>
+          <w:color w:val="000000"/>
+          <w:sz w:val="24"/>
+          <w:szCs w:val="24"/>
+          <w:lang w:eastAsia="ru-RU"/>
+        </w:rPr>
+        <w:t>}</w:t>
       </w:r>
     </w:p>
     <w:p>
@@ -2154,7 +8262,11 @@
           <w:lang w:eastAsia="ru-RU"/>
         </w:rPr>
       </w:pPr>
-      <w:r>
+    </w:p>
+    <w:p>
+      <w:pPr>
+        <w:shd w:val="clear" w:color="auto" w:fill="FFFFFF"/>
+        <w:spacing w:after="0" w:line="285" w:lineRule="atLeast"/>
         <w:rPr>
           <w:rFonts w:ascii="Consolas" w:hAnsi="Consolas"/>
           <w:color w:val="000000"/>
@@ -2162,1518 +8274,7 @@
           <w:szCs w:val="21"/>
           <w:lang w:val="en-US" w:eastAsia="ru-RU"/>
         </w:rPr>
-        <w:t xml:space="preserve">    </w:t>
-      </w:r>
-      <w:proofErr w:type="spellStart"/>
-      <w:r>
-        <w:rPr>
-          <w:rFonts w:ascii="Consolas" w:hAnsi="Consolas"/>
-          <w:color w:val="AF00DB"/>
-          <w:sz w:val="21"/>
-          <w:szCs w:val="21"/>
-          <w:lang w:eastAsia="ru-RU"/>
-        </w:rPr>
-        <w:t>if</w:t>
-      </w:r>
-      <w:proofErr w:type="spellEnd"/>
-      <w:r>
-        <w:rPr>
-          <w:rFonts w:ascii="Consolas" w:hAnsi="Consolas"/>
-          <w:color w:val="000000"/>
-          <w:sz w:val="21"/>
-          <w:szCs w:val="21"/>
-          <w:lang w:eastAsia="ru-RU"/>
-        </w:rPr>
-        <w:t xml:space="preserve"> </w:t>
-      </w:r>
-      <w:r>
-        <w:rPr>
-          <w:rFonts w:ascii="Consolas" w:hAnsi="Consolas"/>
-          <w:color w:val="001080"/>
-          <w:sz w:val="21"/>
-          <w:szCs w:val="21"/>
-          <w:lang w:eastAsia="ru-RU"/>
-        </w:rPr>
-        <w:t>s</w:t>
-      </w:r>
-      <w:r>
-        <w:rPr>
-          <w:rFonts w:ascii="Consolas" w:hAnsi="Consolas"/>
-          <w:color w:val="000000"/>
-          <w:sz w:val="21"/>
-          <w:szCs w:val="21"/>
-          <w:lang w:eastAsia="ru-RU"/>
-        </w:rPr>
-        <w:t>==</w:t>
-      </w:r>
-      <w:r>
-        <w:rPr>
-          <w:rFonts w:ascii="Consolas" w:hAnsi="Consolas"/>
-          <w:color w:val="001080"/>
-          <w:sz w:val="21"/>
-          <w:szCs w:val="21"/>
-          <w:lang w:eastAsia="ru-RU"/>
-        </w:rPr>
-        <w:t>b</w:t>
-      </w:r>
-      <w:r>
-        <w:rPr>
-          <w:rFonts w:ascii="Consolas" w:hAnsi="Consolas"/>
-          <w:color w:val="000000"/>
-          <w:sz w:val="21"/>
-          <w:szCs w:val="21"/>
-          <w:lang w:eastAsia="ru-RU"/>
-        </w:rPr>
-        <w:t>:</w:t>
-      </w:r>
-    </w:p>
-    <w:p>
-      <w:pPr>
-        <w:shd w:val="clear" w:color="auto" w:fill="FFFFFF"/>
-        <w:spacing w:after="0" w:line="285" w:lineRule="atLeast"/>
-        <w:rPr>
-          <w:rFonts w:ascii="Consolas" w:hAnsi="Consolas"/>
-          <w:color w:val="000000"/>
-          <w:sz w:val="21"/>
-          <w:szCs w:val="21"/>
-          <w:lang w:eastAsia="ru-RU"/>
-        </w:rPr>
-      </w:pPr>
-      <w:r>
-        <w:rPr>
-          <w:rFonts w:ascii="Consolas" w:hAnsi="Consolas"/>
-          <w:color w:val="000000"/>
-          <w:sz w:val="21"/>
-          <w:szCs w:val="21"/>
-          <w:lang w:eastAsia="ru-RU"/>
-        </w:rPr>
-        <w:t xml:space="preserve">      </w:t>
-      </w:r>
-      <w:r>
-        <w:rPr>
-          <w:rFonts w:ascii="Consolas" w:hAnsi="Consolas"/>
-          <w:color w:val="001080"/>
-          <w:sz w:val="21"/>
-          <w:szCs w:val="21"/>
-          <w:lang w:eastAsia="ru-RU"/>
-        </w:rPr>
-        <w:t>k</w:t>
-      </w:r>
-      <w:r>
-        <w:rPr>
-          <w:rFonts w:ascii="Consolas" w:hAnsi="Consolas"/>
-          <w:color w:val="000000"/>
-          <w:sz w:val="21"/>
-          <w:szCs w:val="21"/>
-          <w:lang w:eastAsia="ru-RU"/>
-        </w:rPr>
-        <w:t>=</w:t>
-      </w:r>
-      <w:proofErr w:type="spellStart"/>
-      <w:r>
-        <w:rPr>
-          <w:rFonts w:ascii="Consolas" w:hAnsi="Consolas"/>
-          <w:color w:val="001080"/>
-          <w:sz w:val="21"/>
-          <w:szCs w:val="21"/>
-          <w:lang w:eastAsia="ru-RU"/>
-        </w:rPr>
-        <w:t>st</w:t>
-      </w:r>
-      <w:proofErr w:type="spellEnd"/>
-    </w:p>
-    <w:p>
-      <w:pPr>
-        <w:shd w:val="clear" w:color="auto" w:fill="FFFFFF"/>
-        <w:spacing w:after="0" w:line="285" w:lineRule="atLeast"/>
-        <w:rPr>
-          <w:rFonts w:ascii="Consolas" w:hAnsi="Consolas"/>
-          <w:color w:val="000000"/>
-          <w:sz w:val="21"/>
-          <w:szCs w:val="21"/>
-          <w:lang w:val="en-US" w:eastAsia="ru-RU"/>
-        </w:rPr>
-      </w:pPr>
-      <w:r>
-        <w:rPr>
-          <w:rFonts w:ascii="Consolas" w:hAnsi="Consolas"/>
-          <w:color w:val="000000"/>
-          <w:sz w:val="21"/>
-          <w:szCs w:val="21"/>
-          <w:lang w:val="en-US" w:eastAsia="ru-RU"/>
-        </w:rPr>
-        <w:t xml:space="preserve">    </w:t>
-      </w:r>
-      <w:proofErr w:type="gramStart"/>
-      <w:r>
-        <w:rPr>
-          <w:rFonts w:ascii="Consolas" w:hAnsi="Consolas"/>
-          <w:color w:val="AF00DB"/>
-          <w:sz w:val="21"/>
-          <w:szCs w:val="21"/>
-          <w:lang w:val="en-US" w:eastAsia="ru-RU"/>
-        </w:rPr>
-        <w:t>return</w:t>
-      </w:r>
-      <w:proofErr w:type="gramEnd"/>
-      <w:r>
-        <w:rPr>
-          <w:rFonts w:ascii="Consolas" w:hAnsi="Consolas"/>
-          <w:color w:val="000000"/>
-          <w:sz w:val="21"/>
-          <w:szCs w:val="21"/>
-          <w:lang w:val="en-US" w:eastAsia="ru-RU"/>
-        </w:rPr>
-        <w:t xml:space="preserve"> </w:t>
-      </w:r>
-      <w:r>
-        <w:rPr>
-          <w:rFonts w:ascii="Consolas" w:hAnsi="Consolas"/>
-          <w:color w:val="098658"/>
-          <w:sz w:val="21"/>
-          <w:szCs w:val="21"/>
-          <w:lang w:val="en-US" w:eastAsia="ru-RU"/>
-        </w:rPr>
-        <w:t>0</w:t>
-      </w:r>
-    </w:p>
-    <w:p>
-      <w:pPr>
-        <w:shd w:val="clear" w:color="auto" w:fill="FFFFFF"/>
-        <w:spacing w:after="0" w:line="285" w:lineRule="atLeast"/>
-        <w:rPr>
-          <w:rFonts w:ascii="Consolas" w:hAnsi="Consolas"/>
-          <w:color w:val="000000"/>
-          <w:sz w:val="21"/>
-          <w:szCs w:val="21"/>
-          <w:lang w:val="en-US" w:eastAsia="ru-RU"/>
-        </w:rPr>
-      </w:pPr>
-      <w:r>
-        <w:rPr>
-          <w:rFonts w:ascii="Consolas" w:hAnsi="Consolas"/>
-          <w:color w:val="000000"/>
-          <w:sz w:val="21"/>
-          <w:szCs w:val="21"/>
-          <w:lang w:val="en-US" w:eastAsia="ru-RU"/>
-        </w:rPr>
-        <w:t xml:space="preserve">  </w:t>
-      </w:r>
-      <w:proofErr w:type="gramStart"/>
-      <w:r>
-        <w:rPr>
-          <w:rFonts w:ascii="Consolas" w:hAnsi="Consolas"/>
-          <w:color w:val="795E26"/>
-          <w:sz w:val="21"/>
-          <w:szCs w:val="21"/>
-          <w:lang w:val="en-US" w:eastAsia="ru-RU"/>
-        </w:rPr>
-        <w:t>rec</w:t>
-      </w:r>
-      <w:r>
-        <w:rPr>
-          <w:rFonts w:ascii="Consolas" w:hAnsi="Consolas"/>
-          <w:color w:val="000000"/>
-          <w:sz w:val="21"/>
-          <w:szCs w:val="21"/>
-          <w:lang w:val="en-US" w:eastAsia="ru-RU"/>
-        </w:rPr>
-        <w:t>(</w:t>
-      </w:r>
-      <w:proofErr w:type="gramEnd"/>
-      <w:r>
-        <w:rPr>
-          <w:rFonts w:ascii="Consolas" w:hAnsi="Consolas"/>
-          <w:color w:val="001080"/>
-          <w:sz w:val="21"/>
-          <w:szCs w:val="21"/>
-          <w:lang w:val="en-US" w:eastAsia="ru-RU"/>
-        </w:rPr>
-        <w:t>ch</w:t>
-      </w:r>
-      <w:r>
-        <w:rPr>
-          <w:rFonts w:ascii="Consolas" w:hAnsi="Consolas"/>
-          <w:color w:val="000000"/>
-          <w:sz w:val="21"/>
-          <w:szCs w:val="21"/>
-          <w:lang w:val="en-US" w:eastAsia="ru-RU"/>
-        </w:rPr>
-        <w:t>+</w:t>
-      </w:r>
-      <w:r>
-        <w:rPr>
-          <w:rFonts w:ascii="Consolas" w:hAnsi="Consolas"/>
-          <w:color w:val="098658"/>
-          <w:sz w:val="21"/>
-          <w:szCs w:val="21"/>
-          <w:lang w:val="en-US" w:eastAsia="ru-RU"/>
-        </w:rPr>
-        <w:t>1</w:t>
-      </w:r>
-      <w:r>
-        <w:rPr>
-          <w:rFonts w:ascii="Consolas" w:hAnsi="Consolas"/>
-          <w:color w:val="000000"/>
-          <w:sz w:val="21"/>
-          <w:szCs w:val="21"/>
-          <w:lang w:val="en-US" w:eastAsia="ru-RU"/>
-        </w:rPr>
-        <w:t>,</w:t>
-      </w:r>
-      <w:r>
-        <w:rPr>
-          <w:rFonts w:ascii="Consolas" w:hAnsi="Consolas"/>
-          <w:color w:val="001080"/>
-          <w:sz w:val="21"/>
-          <w:szCs w:val="21"/>
-          <w:lang w:val="en-US" w:eastAsia="ru-RU"/>
-        </w:rPr>
-        <w:t>s</w:t>
-      </w:r>
-      <w:r>
-        <w:rPr>
-          <w:rFonts w:ascii="Consolas" w:hAnsi="Consolas"/>
-          <w:color w:val="000000"/>
-          <w:sz w:val="21"/>
-          <w:szCs w:val="21"/>
-          <w:lang w:val="en-US" w:eastAsia="ru-RU"/>
-        </w:rPr>
-        <w:t>+</w:t>
-      </w:r>
-      <w:r>
-        <w:rPr>
-          <w:rFonts w:ascii="Consolas" w:hAnsi="Consolas"/>
-          <w:color w:val="001080"/>
-          <w:sz w:val="21"/>
-          <w:szCs w:val="21"/>
-          <w:lang w:val="en-US" w:eastAsia="ru-RU"/>
-        </w:rPr>
-        <w:t>l</w:t>
-      </w:r>
-      <w:r>
-        <w:rPr>
-          <w:rFonts w:ascii="Consolas" w:hAnsi="Consolas"/>
-          <w:color w:val="000000"/>
-          <w:sz w:val="21"/>
-          <w:szCs w:val="21"/>
-          <w:lang w:val="en-US" w:eastAsia="ru-RU"/>
-        </w:rPr>
-        <w:t>[</w:t>
-      </w:r>
-      <w:proofErr w:type="spellStart"/>
-      <w:r>
-        <w:rPr>
-          <w:rFonts w:ascii="Consolas" w:hAnsi="Consolas"/>
-          <w:color w:val="001080"/>
-          <w:sz w:val="21"/>
-          <w:szCs w:val="21"/>
-          <w:lang w:val="en-US" w:eastAsia="ru-RU"/>
-        </w:rPr>
-        <w:t>ch</w:t>
-      </w:r>
-      <w:proofErr w:type="spellEnd"/>
-      <w:r>
-        <w:rPr>
-          <w:rFonts w:ascii="Consolas" w:hAnsi="Consolas"/>
-          <w:color w:val="000000"/>
-          <w:sz w:val="21"/>
-          <w:szCs w:val="21"/>
-          <w:lang w:val="en-US" w:eastAsia="ru-RU"/>
-        </w:rPr>
-        <w:t>],</w:t>
-      </w:r>
-      <w:proofErr w:type="spellStart"/>
-      <w:r>
-        <w:rPr>
-          <w:rFonts w:ascii="Consolas" w:hAnsi="Consolas"/>
-          <w:color w:val="001080"/>
-          <w:sz w:val="21"/>
-          <w:szCs w:val="21"/>
-          <w:lang w:val="en-US" w:eastAsia="ru-RU"/>
-        </w:rPr>
-        <w:t>st</w:t>
-      </w:r>
-      <w:proofErr w:type="spellEnd"/>
-      <w:r>
-        <w:rPr>
-          <w:rFonts w:ascii="Consolas" w:hAnsi="Consolas"/>
-          <w:color w:val="000000"/>
-          <w:sz w:val="21"/>
-          <w:szCs w:val="21"/>
-          <w:lang w:val="en-US" w:eastAsia="ru-RU"/>
-        </w:rPr>
-        <w:t>+</w:t>
-      </w:r>
-      <w:r>
-        <w:rPr>
-          <w:rFonts w:ascii="Consolas" w:hAnsi="Consolas"/>
-          <w:color w:val="A31515"/>
-          <w:sz w:val="21"/>
-          <w:szCs w:val="21"/>
-          <w:lang w:val="en-US" w:eastAsia="ru-RU"/>
-        </w:rPr>
-        <w:t>'+'</w:t>
-      </w:r>
-      <w:r>
-        <w:rPr>
-          <w:rFonts w:ascii="Consolas" w:hAnsi="Consolas"/>
-          <w:color w:val="000000"/>
-          <w:sz w:val="21"/>
-          <w:szCs w:val="21"/>
-          <w:lang w:val="en-US" w:eastAsia="ru-RU"/>
-        </w:rPr>
-        <w:t>+</w:t>
-      </w:r>
-      <w:proofErr w:type="spellStart"/>
-      <w:r>
-        <w:rPr>
-          <w:rFonts w:ascii="Consolas" w:hAnsi="Consolas"/>
-          <w:color w:val="267F99"/>
-          <w:sz w:val="21"/>
-          <w:szCs w:val="21"/>
-          <w:lang w:val="en-US" w:eastAsia="ru-RU"/>
-        </w:rPr>
-        <w:t>str</w:t>
-      </w:r>
-      <w:proofErr w:type="spellEnd"/>
-      <w:r>
-        <w:rPr>
-          <w:rFonts w:ascii="Consolas" w:hAnsi="Consolas"/>
-          <w:color w:val="000000"/>
-          <w:sz w:val="21"/>
-          <w:szCs w:val="21"/>
-          <w:lang w:val="en-US" w:eastAsia="ru-RU"/>
-        </w:rPr>
-        <w:t>(</w:t>
-      </w:r>
-      <w:r>
-        <w:rPr>
-          <w:rFonts w:ascii="Consolas" w:hAnsi="Consolas"/>
-          <w:color w:val="001080"/>
-          <w:sz w:val="21"/>
-          <w:szCs w:val="21"/>
-          <w:lang w:val="en-US" w:eastAsia="ru-RU"/>
-        </w:rPr>
-        <w:t>l</w:t>
-      </w:r>
-      <w:r>
-        <w:rPr>
-          <w:rFonts w:ascii="Consolas" w:hAnsi="Consolas"/>
-          <w:color w:val="000000"/>
-          <w:sz w:val="21"/>
-          <w:szCs w:val="21"/>
-          <w:lang w:val="en-US" w:eastAsia="ru-RU"/>
-        </w:rPr>
-        <w:t>[</w:t>
-      </w:r>
-      <w:proofErr w:type="spellStart"/>
-      <w:r>
-        <w:rPr>
-          <w:rFonts w:ascii="Consolas" w:hAnsi="Consolas"/>
-          <w:color w:val="001080"/>
-          <w:sz w:val="21"/>
-          <w:szCs w:val="21"/>
-          <w:lang w:val="en-US" w:eastAsia="ru-RU"/>
-        </w:rPr>
-        <w:t>ch</w:t>
-      </w:r>
-      <w:proofErr w:type="spellEnd"/>
-      <w:r>
-        <w:rPr>
-          <w:rFonts w:ascii="Consolas" w:hAnsi="Consolas"/>
-          <w:color w:val="000000"/>
-          <w:sz w:val="21"/>
-          <w:szCs w:val="21"/>
-          <w:lang w:val="en-US" w:eastAsia="ru-RU"/>
-        </w:rPr>
-        <w:t>]))</w:t>
-      </w:r>
-    </w:p>
-    <w:p>
-      <w:pPr>
-        <w:shd w:val="clear" w:color="auto" w:fill="FFFFFF"/>
-        <w:spacing w:after="0" w:line="285" w:lineRule="atLeast"/>
-        <w:rPr>
-          <w:rFonts w:ascii="Consolas" w:hAnsi="Consolas"/>
-          <w:color w:val="000000"/>
-          <w:sz w:val="21"/>
-          <w:szCs w:val="21"/>
-          <w:lang w:val="en-US" w:eastAsia="ru-RU"/>
-        </w:rPr>
-      </w:pPr>
-      <w:r>
-        <w:rPr>
-          <w:rFonts w:ascii="Consolas" w:hAnsi="Consolas"/>
-          <w:color w:val="000000"/>
-          <w:sz w:val="21"/>
-          <w:szCs w:val="21"/>
-          <w:lang w:val="en-US" w:eastAsia="ru-RU"/>
-        </w:rPr>
-        <w:t xml:space="preserve">  </w:t>
-      </w:r>
-      <w:proofErr w:type="gramStart"/>
-      <w:r>
-        <w:rPr>
-          <w:rFonts w:ascii="Consolas" w:hAnsi="Consolas"/>
-          <w:color w:val="795E26"/>
-          <w:sz w:val="21"/>
-          <w:szCs w:val="21"/>
-          <w:lang w:val="en-US" w:eastAsia="ru-RU"/>
-        </w:rPr>
-        <w:t>rec</w:t>
-      </w:r>
-      <w:r>
-        <w:rPr>
-          <w:rFonts w:ascii="Consolas" w:hAnsi="Consolas"/>
-          <w:color w:val="000000"/>
-          <w:sz w:val="21"/>
-          <w:szCs w:val="21"/>
-          <w:lang w:val="en-US" w:eastAsia="ru-RU"/>
-        </w:rPr>
-        <w:t>(</w:t>
-      </w:r>
-      <w:proofErr w:type="gramEnd"/>
-      <w:r>
-        <w:rPr>
-          <w:rFonts w:ascii="Consolas" w:hAnsi="Consolas"/>
-          <w:color w:val="001080"/>
-          <w:sz w:val="21"/>
-          <w:szCs w:val="21"/>
-          <w:lang w:val="en-US" w:eastAsia="ru-RU"/>
-        </w:rPr>
-        <w:t>ch</w:t>
-      </w:r>
-      <w:r>
-        <w:rPr>
-          <w:rFonts w:ascii="Consolas" w:hAnsi="Consolas"/>
-          <w:color w:val="000000"/>
-          <w:sz w:val="21"/>
-          <w:szCs w:val="21"/>
-          <w:lang w:val="en-US" w:eastAsia="ru-RU"/>
-        </w:rPr>
-        <w:t>+</w:t>
-      </w:r>
-      <w:r>
-        <w:rPr>
-          <w:rFonts w:ascii="Consolas" w:hAnsi="Consolas"/>
-          <w:color w:val="098658"/>
-          <w:sz w:val="21"/>
-          <w:szCs w:val="21"/>
-          <w:lang w:val="en-US" w:eastAsia="ru-RU"/>
-        </w:rPr>
-        <w:t>1</w:t>
-      </w:r>
-      <w:r>
-        <w:rPr>
-          <w:rFonts w:ascii="Consolas" w:hAnsi="Consolas"/>
-          <w:color w:val="000000"/>
-          <w:sz w:val="21"/>
-          <w:szCs w:val="21"/>
-          <w:lang w:val="en-US" w:eastAsia="ru-RU"/>
-        </w:rPr>
-        <w:t>,</w:t>
-      </w:r>
-      <w:r>
-        <w:rPr>
-          <w:rFonts w:ascii="Consolas" w:hAnsi="Consolas"/>
-          <w:color w:val="001080"/>
-          <w:sz w:val="21"/>
-          <w:szCs w:val="21"/>
-          <w:lang w:val="en-US" w:eastAsia="ru-RU"/>
-        </w:rPr>
-        <w:t>s</w:t>
-      </w:r>
-      <w:r>
-        <w:rPr>
-          <w:rFonts w:ascii="Consolas" w:hAnsi="Consolas"/>
-          <w:color w:val="000000"/>
-          <w:sz w:val="21"/>
-          <w:szCs w:val="21"/>
-          <w:lang w:val="en-US" w:eastAsia="ru-RU"/>
-        </w:rPr>
-        <w:t>-</w:t>
-      </w:r>
-      <w:r>
-        <w:rPr>
-          <w:rFonts w:ascii="Consolas" w:hAnsi="Consolas"/>
-          <w:color w:val="001080"/>
-          <w:sz w:val="21"/>
-          <w:szCs w:val="21"/>
-          <w:lang w:val="en-US" w:eastAsia="ru-RU"/>
-        </w:rPr>
-        <w:t>l</w:t>
-      </w:r>
-      <w:r>
-        <w:rPr>
-          <w:rFonts w:ascii="Consolas" w:hAnsi="Consolas"/>
-          <w:color w:val="000000"/>
-          <w:sz w:val="21"/>
-          <w:szCs w:val="21"/>
-          <w:lang w:val="en-US" w:eastAsia="ru-RU"/>
-        </w:rPr>
-        <w:t>[</w:t>
-      </w:r>
-      <w:proofErr w:type="spellStart"/>
-      <w:r>
-        <w:rPr>
-          <w:rFonts w:ascii="Consolas" w:hAnsi="Consolas"/>
-          <w:color w:val="001080"/>
-          <w:sz w:val="21"/>
-          <w:szCs w:val="21"/>
-          <w:lang w:val="en-US" w:eastAsia="ru-RU"/>
-        </w:rPr>
-        <w:t>ch</w:t>
-      </w:r>
-      <w:proofErr w:type="spellEnd"/>
-      <w:r>
-        <w:rPr>
-          <w:rFonts w:ascii="Consolas" w:hAnsi="Consolas"/>
-          <w:color w:val="000000"/>
-          <w:sz w:val="21"/>
-          <w:szCs w:val="21"/>
-          <w:lang w:val="en-US" w:eastAsia="ru-RU"/>
-        </w:rPr>
-        <w:t>],</w:t>
-      </w:r>
-      <w:proofErr w:type="spellStart"/>
-      <w:r>
-        <w:rPr>
-          <w:rFonts w:ascii="Consolas" w:hAnsi="Consolas"/>
-          <w:color w:val="001080"/>
-          <w:sz w:val="21"/>
-          <w:szCs w:val="21"/>
-          <w:lang w:val="en-US" w:eastAsia="ru-RU"/>
-        </w:rPr>
-        <w:t>st</w:t>
-      </w:r>
-      <w:proofErr w:type="spellEnd"/>
-      <w:r>
-        <w:rPr>
-          <w:rFonts w:ascii="Consolas" w:hAnsi="Consolas"/>
-          <w:color w:val="000000"/>
-          <w:sz w:val="21"/>
-          <w:szCs w:val="21"/>
-          <w:lang w:val="en-US" w:eastAsia="ru-RU"/>
-        </w:rPr>
-        <w:t>+</w:t>
-      </w:r>
-      <w:r>
-        <w:rPr>
-          <w:rFonts w:ascii="Consolas" w:hAnsi="Consolas"/>
-          <w:color w:val="A31515"/>
-          <w:sz w:val="21"/>
-          <w:szCs w:val="21"/>
-          <w:lang w:val="en-US" w:eastAsia="ru-RU"/>
-        </w:rPr>
-        <w:t>'-'</w:t>
-      </w:r>
-      <w:r>
-        <w:rPr>
-          <w:rFonts w:ascii="Consolas" w:hAnsi="Consolas"/>
-          <w:color w:val="000000"/>
-          <w:sz w:val="21"/>
-          <w:szCs w:val="21"/>
-          <w:lang w:val="en-US" w:eastAsia="ru-RU"/>
-        </w:rPr>
-        <w:t>+</w:t>
-      </w:r>
-      <w:proofErr w:type="spellStart"/>
-      <w:r>
-        <w:rPr>
-          <w:rFonts w:ascii="Consolas" w:hAnsi="Consolas"/>
-          <w:color w:val="267F99"/>
-          <w:sz w:val="21"/>
-          <w:szCs w:val="21"/>
-          <w:lang w:val="en-US" w:eastAsia="ru-RU"/>
-        </w:rPr>
-        <w:t>str</w:t>
-      </w:r>
-      <w:proofErr w:type="spellEnd"/>
-      <w:r>
-        <w:rPr>
-          <w:rFonts w:ascii="Consolas" w:hAnsi="Consolas"/>
-          <w:color w:val="000000"/>
-          <w:sz w:val="21"/>
-          <w:szCs w:val="21"/>
-          <w:lang w:val="en-US" w:eastAsia="ru-RU"/>
-        </w:rPr>
-        <w:t>(</w:t>
-      </w:r>
-      <w:r>
-        <w:rPr>
-          <w:rFonts w:ascii="Consolas" w:hAnsi="Consolas"/>
-          <w:color w:val="001080"/>
-          <w:sz w:val="21"/>
-          <w:szCs w:val="21"/>
-          <w:lang w:val="en-US" w:eastAsia="ru-RU"/>
-        </w:rPr>
-        <w:t>l</w:t>
-      </w:r>
-      <w:r>
-        <w:rPr>
-          <w:rFonts w:ascii="Consolas" w:hAnsi="Consolas"/>
-          <w:color w:val="000000"/>
-          <w:sz w:val="21"/>
-          <w:szCs w:val="21"/>
-          <w:lang w:val="en-US" w:eastAsia="ru-RU"/>
-        </w:rPr>
-        <w:t>[</w:t>
-      </w:r>
-      <w:proofErr w:type="spellStart"/>
-      <w:r>
-        <w:rPr>
-          <w:rFonts w:ascii="Consolas" w:hAnsi="Consolas"/>
-          <w:color w:val="001080"/>
-          <w:sz w:val="21"/>
-          <w:szCs w:val="21"/>
-          <w:lang w:val="en-US" w:eastAsia="ru-RU"/>
-        </w:rPr>
-        <w:t>ch</w:t>
-      </w:r>
-      <w:proofErr w:type="spellEnd"/>
-      <w:r>
-        <w:rPr>
-          <w:rFonts w:ascii="Consolas" w:hAnsi="Consolas"/>
-          <w:color w:val="000000"/>
-          <w:sz w:val="21"/>
-          <w:szCs w:val="21"/>
-          <w:lang w:val="en-US" w:eastAsia="ru-RU"/>
-        </w:rPr>
-        <w:t>]))  </w:t>
-      </w:r>
-    </w:p>
-    <w:p>
-      <w:pPr>
-        <w:shd w:val="clear" w:color="auto" w:fill="FFFFFF"/>
-        <w:spacing w:after="0" w:line="285" w:lineRule="atLeast"/>
-        <w:rPr>
-          <w:rFonts w:ascii="Consolas" w:hAnsi="Consolas"/>
-          <w:color w:val="000000"/>
-          <w:sz w:val="21"/>
-          <w:szCs w:val="21"/>
-          <w:lang w:val="en-US" w:eastAsia="ru-RU"/>
-        </w:rPr>
-      </w:pPr>
-    </w:p>
-    <w:p>
-      <w:pPr>
-        <w:shd w:val="clear" w:color="auto" w:fill="FFFFFF"/>
-        <w:spacing w:after="0" w:line="285" w:lineRule="atLeast"/>
-        <w:rPr>
-          <w:rFonts w:ascii="Consolas" w:hAnsi="Consolas"/>
-          <w:color w:val="000000"/>
-          <w:sz w:val="21"/>
-          <w:szCs w:val="21"/>
-          <w:lang w:val="en-US" w:eastAsia="ru-RU"/>
-        </w:rPr>
-      </w:pPr>
-      <w:proofErr w:type="gramStart"/>
-      <w:r>
-        <w:rPr>
-          <w:rFonts w:ascii="Consolas" w:hAnsi="Consolas"/>
-          <w:color w:val="001080"/>
-          <w:sz w:val="21"/>
-          <w:szCs w:val="21"/>
-          <w:lang w:val="en-US" w:eastAsia="ru-RU"/>
-        </w:rPr>
-        <w:t>data</w:t>
-      </w:r>
-      <w:proofErr w:type="gramEnd"/>
-      <w:r>
-        <w:rPr>
-          <w:rFonts w:ascii="Consolas" w:hAnsi="Consolas"/>
-          <w:color w:val="000000"/>
-          <w:sz w:val="21"/>
-          <w:szCs w:val="21"/>
-          <w:lang w:val="en-US" w:eastAsia="ru-RU"/>
-        </w:rPr>
-        <w:t xml:space="preserve"> = </w:t>
-      </w:r>
-      <w:r>
-        <w:rPr>
-          <w:rFonts w:ascii="Consolas" w:hAnsi="Consolas"/>
-          <w:color w:val="267F99"/>
-          <w:sz w:val="21"/>
-          <w:szCs w:val="21"/>
-          <w:lang w:val="en-US" w:eastAsia="ru-RU"/>
-        </w:rPr>
-        <w:t>list</w:t>
-      </w:r>
-      <w:r>
-        <w:rPr>
-          <w:rFonts w:ascii="Consolas" w:hAnsi="Consolas"/>
-          <w:color w:val="000000"/>
-          <w:sz w:val="21"/>
-          <w:szCs w:val="21"/>
-          <w:lang w:val="en-US" w:eastAsia="ru-RU"/>
-        </w:rPr>
-        <w:t>(</w:t>
-      </w:r>
-      <w:r>
-        <w:rPr>
-          <w:rFonts w:ascii="Consolas" w:hAnsi="Consolas"/>
-          <w:color w:val="267F99"/>
-          <w:sz w:val="21"/>
-          <w:szCs w:val="21"/>
-          <w:lang w:val="en-US" w:eastAsia="ru-RU"/>
-        </w:rPr>
-        <w:t>map</w:t>
-      </w:r>
-      <w:r>
-        <w:rPr>
-          <w:rFonts w:ascii="Consolas" w:hAnsi="Consolas"/>
-          <w:color w:val="000000"/>
-          <w:sz w:val="21"/>
-          <w:szCs w:val="21"/>
-          <w:lang w:val="en-US" w:eastAsia="ru-RU"/>
-        </w:rPr>
-        <w:t>(</w:t>
-      </w:r>
-      <w:proofErr w:type="spellStart"/>
-      <w:r>
-        <w:rPr>
-          <w:rFonts w:ascii="Consolas" w:hAnsi="Consolas"/>
-          <w:color w:val="267F99"/>
-          <w:sz w:val="21"/>
-          <w:szCs w:val="21"/>
-          <w:lang w:val="en-US" w:eastAsia="ru-RU"/>
-        </w:rPr>
-        <w:t>int</w:t>
-      </w:r>
-      <w:r>
-        <w:rPr>
-          <w:rFonts w:ascii="Consolas" w:hAnsi="Consolas"/>
-          <w:color w:val="000000"/>
-          <w:sz w:val="21"/>
-          <w:szCs w:val="21"/>
-          <w:lang w:val="en-US" w:eastAsia="ru-RU"/>
-        </w:rPr>
-        <w:t>,</w:t>
-      </w:r>
-      <w:r>
-        <w:rPr>
-          <w:rFonts w:ascii="Consolas" w:hAnsi="Consolas"/>
-          <w:color w:val="795E26"/>
-          <w:sz w:val="21"/>
-          <w:szCs w:val="21"/>
-          <w:lang w:val="en-US" w:eastAsia="ru-RU"/>
-        </w:rPr>
-        <w:t>input</w:t>
-      </w:r>
-      <w:proofErr w:type="spellEnd"/>
-      <w:r>
-        <w:rPr>
-          <w:rFonts w:ascii="Consolas" w:hAnsi="Consolas"/>
-          <w:color w:val="000000"/>
-          <w:sz w:val="21"/>
-          <w:szCs w:val="21"/>
-          <w:lang w:val="en-US" w:eastAsia="ru-RU"/>
-        </w:rPr>
-        <w:t>().</w:t>
-      </w:r>
-      <w:r>
-        <w:rPr>
-          <w:rFonts w:ascii="Consolas" w:hAnsi="Consolas"/>
-          <w:color w:val="795E26"/>
-          <w:sz w:val="21"/>
-          <w:szCs w:val="21"/>
-          <w:lang w:val="en-US" w:eastAsia="ru-RU"/>
-        </w:rPr>
-        <w:t>split</w:t>
-      </w:r>
-      <w:r>
-        <w:rPr>
-          <w:rFonts w:ascii="Consolas" w:hAnsi="Consolas"/>
-          <w:color w:val="000000"/>
-          <w:sz w:val="21"/>
-          <w:szCs w:val="21"/>
-          <w:lang w:val="en-US" w:eastAsia="ru-RU"/>
-        </w:rPr>
-        <w:t>()))</w:t>
-      </w:r>
-    </w:p>
-    <w:p>
-      <w:pPr>
-        <w:shd w:val="clear" w:color="auto" w:fill="FFFFFF"/>
-        <w:spacing w:after="0" w:line="285" w:lineRule="atLeast"/>
-        <w:rPr>
-          <w:rFonts w:ascii="Consolas" w:hAnsi="Consolas"/>
-          <w:color w:val="000000"/>
-          <w:sz w:val="21"/>
-          <w:szCs w:val="21"/>
-          <w:lang w:val="en-US" w:eastAsia="ru-RU"/>
-        </w:rPr>
-      </w:pPr>
-      <w:r>
-        <w:rPr>
-          <w:rFonts w:ascii="Consolas" w:hAnsi="Consolas"/>
-          <w:color w:val="001080"/>
-          <w:sz w:val="21"/>
-          <w:szCs w:val="21"/>
-          <w:lang w:val="en-US" w:eastAsia="ru-RU"/>
-        </w:rPr>
-        <w:t>k</w:t>
-      </w:r>
-      <w:r>
-        <w:rPr>
-          <w:rFonts w:ascii="Consolas" w:hAnsi="Consolas"/>
-          <w:color w:val="000000"/>
-          <w:sz w:val="21"/>
-          <w:szCs w:val="21"/>
-          <w:lang w:val="en-US" w:eastAsia="ru-RU"/>
-        </w:rPr>
-        <w:t>=</w:t>
-      </w:r>
-      <w:r>
-        <w:rPr>
-          <w:rFonts w:ascii="Consolas" w:hAnsi="Consolas"/>
-          <w:color w:val="A31515"/>
-          <w:sz w:val="21"/>
-          <w:szCs w:val="21"/>
-          <w:lang w:val="en-US" w:eastAsia="ru-RU"/>
-        </w:rPr>
-        <w:t>''</w:t>
-      </w:r>
-    </w:p>
-    <w:p>
-      <w:pPr>
-        <w:shd w:val="clear" w:color="auto" w:fill="FFFFFF"/>
-        <w:spacing w:after="0" w:line="285" w:lineRule="atLeast"/>
-        <w:rPr>
-          <w:rFonts w:ascii="Consolas" w:hAnsi="Consolas"/>
-          <w:color w:val="000000"/>
-          <w:sz w:val="21"/>
-          <w:szCs w:val="21"/>
-          <w:lang w:val="en-US" w:eastAsia="ru-RU"/>
-        </w:rPr>
-      </w:pPr>
-      <w:r>
-        <w:rPr>
-          <w:rFonts w:ascii="Consolas" w:hAnsi="Consolas"/>
-          <w:color w:val="001080"/>
-          <w:sz w:val="21"/>
-          <w:szCs w:val="21"/>
-          <w:lang w:val="en-US" w:eastAsia="ru-RU"/>
-        </w:rPr>
-        <w:t>l</w:t>
-      </w:r>
-      <w:r>
-        <w:rPr>
-          <w:rFonts w:ascii="Consolas" w:hAnsi="Consolas"/>
-          <w:color w:val="000000"/>
-          <w:sz w:val="21"/>
-          <w:szCs w:val="21"/>
-          <w:lang w:val="en-US" w:eastAsia="ru-RU"/>
-        </w:rPr>
-        <w:t>=</w:t>
-      </w:r>
-      <w:proofErr w:type="gramStart"/>
-      <w:r>
-        <w:rPr>
-          <w:rFonts w:ascii="Consolas" w:hAnsi="Consolas"/>
-          <w:color w:val="001080"/>
-          <w:sz w:val="21"/>
-          <w:szCs w:val="21"/>
-          <w:lang w:val="en-US" w:eastAsia="ru-RU"/>
-        </w:rPr>
-        <w:t>data</w:t>
-      </w:r>
-      <w:r>
-        <w:rPr>
-          <w:rFonts w:ascii="Consolas" w:hAnsi="Consolas"/>
-          <w:color w:val="000000"/>
-          <w:sz w:val="21"/>
-          <w:szCs w:val="21"/>
-          <w:lang w:val="en-US" w:eastAsia="ru-RU"/>
-        </w:rPr>
-        <w:t>[</w:t>
-      </w:r>
-      <w:proofErr w:type="gramEnd"/>
-      <w:r>
-        <w:rPr>
-          <w:rFonts w:ascii="Consolas" w:hAnsi="Consolas"/>
-          <w:color w:val="098658"/>
-          <w:sz w:val="21"/>
-          <w:szCs w:val="21"/>
-          <w:lang w:val="en-US" w:eastAsia="ru-RU"/>
-        </w:rPr>
-        <w:t>1</w:t>
-      </w:r>
-      <w:r>
-        <w:rPr>
-          <w:rFonts w:ascii="Consolas" w:hAnsi="Consolas"/>
-          <w:color w:val="000000"/>
-          <w:sz w:val="21"/>
-          <w:szCs w:val="21"/>
-          <w:lang w:val="en-US" w:eastAsia="ru-RU"/>
-        </w:rPr>
-        <w:t>:-</w:t>
-      </w:r>
-      <w:r>
-        <w:rPr>
-          <w:rFonts w:ascii="Consolas" w:hAnsi="Consolas"/>
-          <w:color w:val="098658"/>
-          <w:sz w:val="21"/>
-          <w:szCs w:val="21"/>
-          <w:lang w:val="en-US" w:eastAsia="ru-RU"/>
-        </w:rPr>
-        <w:t>1</w:t>
-      </w:r>
-      <w:r>
-        <w:rPr>
-          <w:rFonts w:ascii="Consolas" w:hAnsi="Consolas"/>
-          <w:color w:val="000000"/>
-          <w:sz w:val="21"/>
-          <w:szCs w:val="21"/>
-          <w:lang w:val="en-US" w:eastAsia="ru-RU"/>
-        </w:rPr>
-        <w:t>]</w:t>
-      </w:r>
-    </w:p>
-    <w:p>
-      <w:pPr>
-        <w:shd w:val="clear" w:color="auto" w:fill="FFFFFF"/>
-        <w:spacing w:after="0" w:line="285" w:lineRule="atLeast"/>
-        <w:rPr>
-          <w:rFonts w:ascii="Consolas" w:hAnsi="Consolas"/>
-          <w:color w:val="000000"/>
-          <w:sz w:val="21"/>
-          <w:szCs w:val="21"/>
-          <w:lang w:val="en-US" w:eastAsia="ru-RU"/>
-        </w:rPr>
-      </w:pPr>
-      <w:r>
-        <w:rPr>
-          <w:rFonts w:ascii="Consolas" w:hAnsi="Consolas"/>
-          <w:color w:val="001080"/>
-          <w:sz w:val="21"/>
-          <w:szCs w:val="21"/>
-          <w:lang w:val="en-US" w:eastAsia="ru-RU"/>
-        </w:rPr>
-        <w:t>b</w:t>
-      </w:r>
-      <w:r>
-        <w:rPr>
-          <w:rFonts w:ascii="Consolas" w:hAnsi="Consolas"/>
-          <w:color w:val="000000"/>
-          <w:sz w:val="21"/>
-          <w:szCs w:val="21"/>
-          <w:lang w:val="en-US" w:eastAsia="ru-RU"/>
-        </w:rPr>
-        <w:t xml:space="preserve"> = </w:t>
-      </w:r>
-      <w:proofErr w:type="gramStart"/>
-      <w:r>
-        <w:rPr>
-          <w:rFonts w:ascii="Consolas" w:hAnsi="Consolas"/>
-          <w:color w:val="001080"/>
-          <w:sz w:val="21"/>
-          <w:szCs w:val="21"/>
-          <w:lang w:val="en-US" w:eastAsia="ru-RU"/>
-        </w:rPr>
-        <w:t>data</w:t>
-      </w:r>
-      <w:r>
-        <w:rPr>
-          <w:rFonts w:ascii="Consolas" w:hAnsi="Consolas"/>
-          <w:color w:val="000000"/>
-          <w:sz w:val="21"/>
-          <w:szCs w:val="21"/>
-          <w:lang w:val="en-US" w:eastAsia="ru-RU"/>
-        </w:rPr>
-        <w:t>[</w:t>
-      </w:r>
-      <w:proofErr w:type="gramEnd"/>
-      <w:r>
-        <w:rPr>
-          <w:rFonts w:ascii="Consolas" w:hAnsi="Consolas"/>
-          <w:color w:val="000000"/>
-          <w:sz w:val="21"/>
-          <w:szCs w:val="21"/>
-          <w:lang w:val="en-US" w:eastAsia="ru-RU"/>
-        </w:rPr>
-        <w:t>-</w:t>
-      </w:r>
-      <w:r>
-        <w:rPr>
-          <w:rFonts w:ascii="Consolas" w:hAnsi="Consolas"/>
-          <w:color w:val="098658"/>
-          <w:sz w:val="21"/>
-          <w:szCs w:val="21"/>
-          <w:lang w:val="en-US" w:eastAsia="ru-RU"/>
-        </w:rPr>
-        <w:t>1</w:t>
-      </w:r>
-      <w:r>
-        <w:rPr>
-          <w:rFonts w:ascii="Consolas" w:hAnsi="Consolas"/>
-          <w:color w:val="000000"/>
-          <w:sz w:val="21"/>
-          <w:szCs w:val="21"/>
-          <w:lang w:val="en-US" w:eastAsia="ru-RU"/>
-        </w:rPr>
-        <w:t>]</w:t>
-      </w:r>
-    </w:p>
-    <w:p>
-      <w:pPr>
-        <w:shd w:val="clear" w:color="auto" w:fill="FFFFFF"/>
-        <w:spacing w:after="0" w:line="285" w:lineRule="atLeast"/>
-        <w:rPr>
-          <w:rFonts w:ascii="Consolas" w:hAnsi="Consolas"/>
-          <w:color w:val="000000"/>
-          <w:sz w:val="21"/>
-          <w:szCs w:val="21"/>
-          <w:lang w:val="en-US" w:eastAsia="ru-RU"/>
-        </w:rPr>
-      </w:pPr>
-      <w:proofErr w:type="gramStart"/>
-      <w:r>
-        <w:rPr>
-          <w:rFonts w:ascii="Consolas" w:hAnsi="Consolas"/>
-          <w:color w:val="795E26"/>
-          <w:sz w:val="21"/>
-          <w:szCs w:val="21"/>
-          <w:lang w:val="en-US" w:eastAsia="ru-RU"/>
-        </w:rPr>
-        <w:t>rec</w:t>
-      </w:r>
-      <w:r>
-        <w:rPr>
-          <w:rFonts w:ascii="Consolas" w:hAnsi="Consolas"/>
-          <w:color w:val="000000"/>
-          <w:sz w:val="21"/>
-          <w:szCs w:val="21"/>
-          <w:lang w:val="en-US" w:eastAsia="ru-RU"/>
-        </w:rPr>
-        <w:t>(</w:t>
-      </w:r>
-      <w:proofErr w:type="gramEnd"/>
-      <w:r>
-        <w:rPr>
-          <w:rFonts w:ascii="Consolas" w:hAnsi="Consolas"/>
-          <w:color w:val="098658"/>
-          <w:sz w:val="21"/>
-          <w:szCs w:val="21"/>
-          <w:lang w:val="en-US" w:eastAsia="ru-RU"/>
-        </w:rPr>
-        <w:t>1</w:t>
-      </w:r>
-      <w:r>
-        <w:rPr>
-          <w:rFonts w:ascii="Consolas" w:hAnsi="Consolas"/>
-          <w:color w:val="000000"/>
-          <w:sz w:val="21"/>
-          <w:szCs w:val="21"/>
-          <w:lang w:val="en-US" w:eastAsia="ru-RU"/>
-        </w:rPr>
-        <w:t>,</w:t>
-      </w:r>
-      <w:r>
-        <w:rPr>
-          <w:rFonts w:ascii="Consolas" w:hAnsi="Consolas"/>
-          <w:color w:val="001080"/>
-          <w:sz w:val="21"/>
-          <w:szCs w:val="21"/>
-          <w:lang w:val="en-US" w:eastAsia="ru-RU"/>
-        </w:rPr>
-        <w:t>l</w:t>
-      </w:r>
-      <w:r>
-        <w:rPr>
-          <w:rFonts w:ascii="Consolas" w:hAnsi="Consolas"/>
-          <w:color w:val="000000"/>
-          <w:sz w:val="21"/>
-          <w:szCs w:val="21"/>
-          <w:lang w:val="en-US" w:eastAsia="ru-RU"/>
-        </w:rPr>
-        <w:t>[</w:t>
-      </w:r>
-      <w:r>
-        <w:rPr>
-          <w:rFonts w:ascii="Consolas" w:hAnsi="Consolas"/>
-          <w:color w:val="098658"/>
-          <w:sz w:val="21"/>
-          <w:szCs w:val="21"/>
-          <w:lang w:val="en-US" w:eastAsia="ru-RU"/>
-        </w:rPr>
-        <w:t>0</w:t>
-      </w:r>
-      <w:r>
-        <w:rPr>
-          <w:rFonts w:ascii="Consolas" w:hAnsi="Consolas"/>
-          <w:color w:val="000000"/>
-          <w:sz w:val="21"/>
-          <w:szCs w:val="21"/>
-          <w:lang w:val="en-US" w:eastAsia="ru-RU"/>
-        </w:rPr>
-        <w:t>],</w:t>
-      </w:r>
-      <w:proofErr w:type="spellStart"/>
-      <w:r>
-        <w:rPr>
-          <w:rFonts w:ascii="Consolas" w:hAnsi="Consolas"/>
-          <w:color w:val="267F99"/>
-          <w:sz w:val="21"/>
-          <w:szCs w:val="21"/>
-          <w:lang w:val="en-US" w:eastAsia="ru-RU"/>
-        </w:rPr>
-        <w:t>str</w:t>
-      </w:r>
-      <w:proofErr w:type="spellEnd"/>
-      <w:r>
-        <w:rPr>
-          <w:rFonts w:ascii="Consolas" w:hAnsi="Consolas"/>
-          <w:color w:val="000000"/>
-          <w:sz w:val="21"/>
-          <w:szCs w:val="21"/>
-          <w:lang w:val="en-US" w:eastAsia="ru-RU"/>
-        </w:rPr>
-        <w:t>(</w:t>
-      </w:r>
-      <w:r>
-        <w:rPr>
-          <w:rFonts w:ascii="Consolas" w:hAnsi="Consolas"/>
-          <w:color w:val="001080"/>
-          <w:sz w:val="21"/>
-          <w:szCs w:val="21"/>
-          <w:lang w:val="en-US" w:eastAsia="ru-RU"/>
-        </w:rPr>
-        <w:t>l</w:t>
-      </w:r>
-      <w:r>
-        <w:rPr>
-          <w:rFonts w:ascii="Consolas" w:hAnsi="Consolas"/>
-          <w:color w:val="000000"/>
-          <w:sz w:val="21"/>
-          <w:szCs w:val="21"/>
-          <w:lang w:val="en-US" w:eastAsia="ru-RU"/>
-        </w:rPr>
-        <w:t>[</w:t>
-      </w:r>
-      <w:r>
-        <w:rPr>
-          <w:rFonts w:ascii="Consolas" w:hAnsi="Consolas"/>
-          <w:color w:val="098658"/>
-          <w:sz w:val="21"/>
-          <w:szCs w:val="21"/>
-          <w:lang w:val="en-US" w:eastAsia="ru-RU"/>
-        </w:rPr>
-        <w:t>0</w:t>
-      </w:r>
-      <w:r>
-        <w:rPr>
-          <w:rFonts w:ascii="Consolas" w:hAnsi="Consolas"/>
-          <w:color w:val="000000"/>
-          <w:sz w:val="21"/>
-          <w:szCs w:val="21"/>
-          <w:lang w:val="en-US" w:eastAsia="ru-RU"/>
-        </w:rPr>
-        <w:t>]))</w:t>
-      </w:r>
-    </w:p>
-    <w:p>
-      <w:pPr>
-        <w:shd w:val="clear" w:color="auto" w:fill="FFFFFF"/>
-        <w:spacing w:after="0" w:line="285" w:lineRule="atLeast"/>
-        <w:rPr>
-          <w:rFonts w:ascii="Consolas" w:hAnsi="Consolas"/>
-          <w:color w:val="000000"/>
-          <w:sz w:val="21"/>
-          <w:szCs w:val="21"/>
-          <w:lang w:val="en-US" w:eastAsia="ru-RU"/>
-        </w:rPr>
-      </w:pPr>
-      <w:proofErr w:type="gramStart"/>
-      <w:r>
-        <w:rPr>
-          <w:rFonts w:ascii="Consolas" w:hAnsi="Consolas"/>
-          <w:color w:val="AF00DB"/>
-          <w:sz w:val="21"/>
-          <w:szCs w:val="21"/>
-          <w:lang w:val="en-US" w:eastAsia="ru-RU"/>
-        </w:rPr>
-        <w:t>if</w:t>
-      </w:r>
-      <w:proofErr w:type="gramEnd"/>
-      <w:r>
-        <w:rPr>
-          <w:rFonts w:ascii="Consolas" w:hAnsi="Consolas"/>
-          <w:color w:val="000000"/>
-          <w:sz w:val="21"/>
-          <w:szCs w:val="21"/>
-          <w:lang w:val="en-US" w:eastAsia="ru-RU"/>
-        </w:rPr>
-        <w:t xml:space="preserve"> </w:t>
-      </w:r>
-      <w:r>
-        <w:rPr>
-          <w:rFonts w:ascii="Consolas" w:hAnsi="Consolas"/>
-          <w:color w:val="001080"/>
-          <w:sz w:val="21"/>
-          <w:szCs w:val="21"/>
-          <w:lang w:val="en-US" w:eastAsia="ru-RU"/>
-        </w:rPr>
-        <w:t>k</w:t>
-      </w:r>
-      <w:r>
-        <w:rPr>
-          <w:rFonts w:ascii="Consolas" w:hAnsi="Consolas"/>
-          <w:color w:val="000000"/>
-          <w:sz w:val="21"/>
-          <w:szCs w:val="21"/>
-          <w:lang w:val="en-US" w:eastAsia="ru-RU"/>
-        </w:rPr>
-        <w:t>==</w:t>
-      </w:r>
-      <w:r>
-        <w:rPr>
-          <w:rFonts w:ascii="Consolas" w:hAnsi="Consolas"/>
-          <w:color w:val="A31515"/>
-          <w:sz w:val="21"/>
-          <w:szCs w:val="21"/>
-          <w:lang w:val="en-US" w:eastAsia="ru-RU"/>
-        </w:rPr>
-        <w:t>''</w:t>
-      </w:r>
-      <w:r>
-        <w:rPr>
-          <w:rFonts w:ascii="Consolas" w:hAnsi="Consolas"/>
-          <w:color w:val="000000"/>
-          <w:sz w:val="21"/>
-          <w:szCs w:val="21"/>
-          <w:lang w:val="en-US" w:eastAsia="ru-RU"/>
-        </w:rPr>
-        <w:t>:</w:t>
-      </w:r>
-    </w:p>
-    <w:p>
-      <w:pPr>
-        <w:shd w:val="clear" w:color="auto" w:fill="FFFFFF"/>
-        <w:spacing w:after="0" w:line="285" w:lineRule="atLeast"/>
-        <w:rPr>
-          <w:rFonts w:ascii="Consolas" w:hAnsi="Consolas"/>
-          <w:color w:val="000000"/>
-          <w:sz w:val="21"/>
-          <w:szCs w:val="21"/>
-          <w:lang w:val="en-US" w:eastAsia="ru-RU"/>
-        </w:rPr>
-      </w:pPr>
-      <w:r>
-        <w:rPr>
-          <w:rFonts w:ascii="Consolas" w:hAnsi="Consolas"/>
-          <w:color w:val="000000"/>
-          <w:sz w:val="21"/>
-          <w:szCs w:val="21"/>
-          <w:lang w:val="en-US" w:eastAsia="ru-RU"/>
-        </w:rPr>
-        <w:t xml:space="preserve">  </w:t>
-      </w:r>
-      <w:proofErr w:type="gramStart"/>
-      <w:r>
-        <w:rPr>
-          <w:rFonts w:ascii="Consolas" w:hAnsi="Consolas"/>
-          <w:color w:val="795E26"/>
-          <w:sz w:val="21"/>
-          <w:szCs w:val="21"/>
-          <w:lang w:val="en-US" w:eastAsia="ru-RU"/>
-        </w:rPr>
-        <w:t>print</w:t>
-      </w:r>
-      <w:r>
-        <w:rPr>
-          <w:rFonts w:ascii="Consolas" w:hAnsi="Consolas"/>
-          <w:color w:val="000000"/>
-          <w:sz w:val="21"/>
-          <w:szCs w:val="21"/>
-          <w:lang w:val="en-US" w:eastAsia="ru-RU"/>
-        </w:rPr>
-        <w:t>(</w:t>
-      </w:r>
-      <w:proofErr w:type="gramEnd"/>
-      <w:r>
-        <w:rPr>
-          <w:rFonts w:ascii="Consolas" w:hAnsi="Consolas"/>
-          <w:color w:val="A31515"/>
-          <w:sz w:val="21"/>
-          <w:szCs w:val="21"/>
-          <w:lang w:val="en-US" w:eastAsia="ru-RU"/>
-        </w:rPr>
-        <w:t>'No solution'</w:t>
-      </w:r>
-      <w:r>
-        <w:rPr>
-          <w:rFonts w:ascii="Consolas" w:hAnsi="Consolas"/>
-          <w:color w:val="000000"/>
-          <w:sz w:val="21"/>
-          <w:szCs w:val="21"/>
-          <w:lang w:val="en-US" w:eastAsia="ru-RU"/>
-        </w:rPr>
-        <w:t>)</w:t>
-      </w:r>
-    </w:p>
-    <w:p>
-      <w:pPr>
-        <w:shd w:val="clear" w:color="auto" w:fill="FFFFFF"/>
-        <w:spacing w:after="0" w:line="285" w:lineRule="atLeast"/>
-        <w:rPr>
-          <w:rFonts w:ascii="Consolas" w:hAnsi="Consolas"/>
-          <w:color w:val="000000"/>
-          <w:sz w:val="21"/>
-          <w:szCs w:val="21"/>
-          <w:lang w:val="en-US" w:eastAsia="ru-RU"/>
-        </w:rPr>
-      </w:pPr>
-      <w:proofErr w:type="gramStart"/>
-      <w:r>
-        <w:rPr>
-          <w:rFonts w:ascii="Consolas" w:hAnsi="Consolas"/>
-          <w:color w:val="AF00DB"/>
-          <w:sz w:val="21"/>
-          <w:szCs w:val="21"/>
-          <w:lang w:val="en-US" w:eastAsia="ru-RU"/>
-        </w:rPr>
-        <w:t>else</w:t>
-      </w:r>
-      <w:proofErr w:type="gramEnd"/>
-      <w:r>
-        <w:rPr>
-          <w:rFonts w:ascii="Consolas" w:hAnsi="Consolas"/>
-          <w:color w:val="000000"/>
-          <w:sz w:val="21"/>
-          <w:szCs w:val="21"/>
-          <w:lang w:val="en-US" w:eastAsia="ru-RU"/>
-        </w:rPr>
-        <w:t>:</w:t>
-      </w:r>
-    </w:p>
-    <w:p>
-      <w:pPr>
-        <w:shd w:val="clear" w:color="auto" w:fill="FFFFFF"/>
-        <w:spacing w:after="0" w:line="285" w:lineRule="atLeast"/>
-        <w:rPr>
-          <w:rFonts w:ascii="Consolas" w:hAnsi="Consolas"/>
-          <w:color w:val="000000"/>
-          <w:sz w:val="21"/>
-          <w:szCs w:val="21"/>
-          <w:lang w:val="en-US" w:eastAsia="ru-RU"/>
-        </w:rPr>
-      </w:pPr>
-      <w:r>
-        <w:rPr>
-          <w:rFonts w:ascii="Consolas" w:hAnsi="Consolas"/>
-          <w:color w:val="000000"/>
-          <w:sz w:val="21"/>
-          <w:szCs w:val="21"/>
-          <w:lang w:val="en-US" w:eastAsia="ru-RU"/>
-        </w:rPr>
-        <w:t xml:space="preserve">  </w:t>
-      </w:r>
-      <w:proofErr w:type="gramStart"/>
-      <w:r>
-        <w:rPr>
-          <w:rFonts w:ascii="Consolas" w:hAnsi="Consolas"/>
-          <w:color w:val="795E26"/>
-          <w:sz w:val="21"/>
-          <w:szCs w:val="21"/>
-          <w:lang w:val="en-US" w:eastAsia="ru-RU"/>
-        </w:rPr>
-        <w:t>print</w:t>
-      </w:r>
-      <w:r>
-        <w:rPr>
-          <w:rFonts w:ascii="Consolas" w:hAnsi="Consolas"/>
-          <w:color w:val="000000"/>
-          <w:sz w:val="21"/>
-          <w:szCs w:val="21"/>
-          <w:lang w:val="en-US" w:eastAsia="ru-RU"/>
-        </w:rPr>
-        <w:t>(</w:t>
-      </w:r>
-      <w:proofErr w:type="gramEnd"/>
-      <w:r>
-        <w:rPr>
-          <w:rFonts w:ascii="Consolas" w:hAnsi="Consolas"/>
-          <w:color w:val="001080"/>
-          <w:sz w:val="21"/>
-          <w:szCs w:val="21"/>
-          <w:lang w:val="en-US" w:eastAsia="ru-RU"/>
-        </w:rPr>
-        <w:t>k</w:t>
-      </w:r>
-      <w:r>
-        <w:rPr>
-          <w:rFonts w:ascii="Consolas" w:hAnsi="Consolas"/>
-          <w:color w:val="000000"/>
-          <w:sz w:val="21"/>
-          <w:szCs w:val="21"/>
-          <w:lang w:val="en-US" w:eastAsia="ru-RU"/>
-        </w:rPr>
-        <w:t>+</w:t>
-      </w:r>
-      <w:r>
-        <w:rPr>
-          <w:rFonts w:ascii="Consolas" w:hAnsi="Consolas"/>
-          <w:color w:val="A31515"/>
-          <w:sz w:val="21"/>
-          <w:szCs w:val="21"/>
-          <w:lang w:val="en-US" w:eastAsia="ru-RU"/>
-        </w:rPr>
-        <w:t>'='</w:t>
-      </w:r>
-      <w:r>
-        <w:rPr>
-          <w:rFonts w:ascii="Consolas" w:hAnsi="Consolas"/>
-          <w:color w:val="000000"/>
-          <w:sz w:val="21"/>
-          <w:szCs w:val="21"/>
-          <w:lang w:val="en-US" w:eastAsia="ru-RU"/>
-        </w:rPr>
-        <w:t>+</w:t>
-      </w:r>
-      <w:proofErr w:type="spellStart"/>
-      <w:r>
-        <w:rPr>
-          <w:rFonts w:ascii="Consolas" w:hAnsi="Consolas"/>
-          <w:color w:val="267F99"/>
-          <w:sz w:val="21"/>
-          <w:szCs w:val="21"/>
-          <w:lang w:val="en-US" w:eastAsia="ru-RU"/>
-        </w:rPr>
-        <w:t>str</w:t>
-      </w:r>
-      <w:proofErr w:type="spellEnd"/>
-      <w:r>
-        <w:rPr>
-          <w:rFonts w:ascii="Consolas" w:hAnsi="Consolas"/>
-          <w:color w:val="000000"/>
-          <w:sz w:val="21"/>
-          <w:szCs w:val="21"/>
-          <w:lang w:val="en-US" w:eastAsia="ru-RU"/>
-        </w:rPr>
-        <w:t>(</w:t>
-      </w:r>
-      <w:r>
-        <w:rPr>
-          <w:rFonts w:ascii="Consolas" w:hAnsi="Consolas"/>
-          <w:color w:val="001080"/>
-          <w:sz w:val="21"/>
-          <w:szCs w:val="21"/>
-          <w:lang w:val="en-US" w:eastAsia="ru-RU"/>
-        </w:rPr>
-        <w:t>b</w:t>
-      </w:r>
-      <w:r>
-        <w:rPr>
-          <w:rFonts w:ascii="Consolas" w:hAnsi="Consolas"/>
-          <w:color w:val="000000"/>
-          <w:sz w:val="21"/>
-          <w:szCs w:val="21"/>
-          <w:lang w:val="en-US" w:eastAsia="ru-RU"/>
-        </w:rPr>
-        <w:t>))</w:t>
-      </w:r>
+      </w:pPr>
     </w:p>
     <w:sectPr>
       <w:pgSz w:w="11906" w:h="16838"/>
